--- a/docs/ANALISIS_NEGOCIOS_MULTI_POS.docx
+++ b/docs/ANALISIS_NEGOCIOS_MULTI_POS.docx
@@ -460,12 +460,6 @@
         <w:gridCol w:w="1291"/>
       </w:tblGrid>
       <w:tr>
-        <w:tblPrEx>
-          <w:tblCellMar>
-            <w:top w:w="0" w:type="dxa"/>
-            <w:bottom w:w="0" w:type="dxa"/>
-          </w:tblCellMar>
-        </w:tblPrEx>
         <w:tc>
           <w:tcPr>
             <w:tcW w:w="0" w:type="auto"/>
@@ -519,12 +513,6 @@
         </w:tc>
       </w:tr>
       <w:tr>
-        <w:tblPrEx>
-          <w:tblCellMar>
-            <w:top w:w="0" w:type="dxa"/>
-            <w:bottom w:w="0" w:type="dxa"/>
-          </w:tblCellMar>
-        </w:tblPrEx>
         <w:tc>
           <w:tcPr>
             <w:tcW w:w="0" w:type="auto"/>
@@ -569,12 +557,6 @@
         </w:tc>
       </w:tr>
       <w:tr>
-        <w:tblPrEx>
-          <w:tblCellMar>
-            <w:top w:w="0" w:type="dxa"/>
-            <w:bottom w:w="0" w:type="dxa"/>
-          </w:tblCellMar>
-        </w:tblPrEx>
         <w:tc>
           <w:tcPr>
             <w:tcW w:w="0" w:type="auto"/>
@@ -619,12 +601,6 @@
         </w:tc>
       </w:tr>
       <w:tr>
-        <w:tblPrEx>
-          <w:tblCellMar>
-            <w:top w:w="0" w:type="dxa"/>
-            <w:bottom w:w="0" w:type="dxa"/>
-          </w:tblCellMar>
-        </w:tblPrEx>
         <w:tc>
           <w:tcPr>
             <w:tcW w:w="0" w:type="auto"/>
@@ -669,12 +645,6 @@
         </w:tc>
       </w:tr>
       <w:tr>
-        <w:tblPrEx>
-          <w:tblCellMar>
-            <w:top w:w="0" w:type="dxa"/>
-            <w:bottom w:w="0" w:type="dxa"/>
-          </w:tblCellMar>
-        </w:tblPrEx>
         <w:tc>
           <w:tcPr>
             <w:tcW w:w="0" w:type="auto"/>
@@ -719,12 +689,6 @@
         </w:tc>
       </w:tr>
       <w:tr>
-        <w:tblPrEx>
-          <w:tblCellMar>
-            <w:top w:w="0" w:type="dxa"/>
-            <w:bottom w:w="0" w:type="dxa"/>
-          </w:tblCellMar>
-        </w:tblPrEx>
         <w:tc>
           <w:tcPr>
             <w:tcW w:w="0" w:type="auto"/>
@@ -785,12 +749,6 @@
         </w:tc>
       </w:tr>
       <w:tr>
-        <w:tblPrEx>
-          <w:tblCellMar>
-            <w:top w:w="0" w:type="dxa"/>
-            <w:bottom w:w="0" w:type="dxa"/>
-          </w:tblCellMar>
-        </w:tblPrEx>
         <w:tc>
           <w:tcPr>
             <w:tcW w:w="0" w:type="auto"/>
@@ -835,12 +793,6 @@
         </w:tc>
       </w:tr>
       <w:tr>
-        <w:tblPrEx>
-          <w:tblCellMar>
-            <w:top w:w="0" w:type="dxa"/>
-            <w:bottom w:w="0" w:type="dxa"/>
-          </w:tblCellMar>
-        </w:tblPrEx>
         <w:tc>
           <w:tcPr>
             <w:tcW w:w="0" w:type="auto"/>
@@ -885,12 +837,6 @@
         </w:tc>
       </w:tr>
       <w:tr>
-        <w:tblPrEx>
-          <w:tblCellMar>
-            <w:top w:w="0" w:type="dxa"/>
-            <w:bottom w:w="0" w:type="dxa"/>
-          </w:tblCellMar>
-        </w:tblPrEx>
         <w:tc>
           <w:tcPr>
             <w:tcW w:w="0" w:type="auto"/>
@@ -935,12 +881,6 @@
         </w:tc>
       </w:tr>
       <w:tr>
-        <w:tblPrEx>
-          <w:tblCellMar>
-            <w:top w:w="0" w:type="dxa"/>
-            <w:bottom w:w="0" w:type="dxa"/>
-          </w:tblCellMar>
-        </w:tblPrEx>
         <w:tc>
           <w:tcPr>
             <w:tcW w:w="0" w:type="auto"/>
@@ -985,12 +925,6 @@
         </w:tc>
       </w:tr>
       <w:tr>
-        <w:tblPrEx>
-          <w:tblCellMar>
-            <w:top w:w="0" w:type="dxa"/>
-            <w:bottom w:w="0" w:type="dxa"/>
-          </w:tblCellMar>
-        </w:tblPrEx>
         <w:tc>
           <w:tcPr>
             <w:tcW w:w="0" w:type="auto"/>
@@ -1035,12 +969,6 @@
         </w:tc>
       </w:tr>
       <w:tr>
-        <w:tblPrEx>
-          <w:tblCellMar>
-            <w:top w:w="0" w:type="dxa"/>
-            <w:bottom w:w="0" w:type="dxa"/>
-          </w:tblCellMar>
-        </w:tblPrEx>
         <w:tc>
           <w:tcPr>
             <w:tcW w:w="0" w:type="auto"/>
@@ -1085,12 +1013,6 @@
         </w:tc>
       </w:tr>
       <w:tr>
-        <w:tblPrEx>
-          <w:tblCellMar>
-            <w:top w:w="0" w:type="dxa"/>
-            <w:bottom w:w="0" w:type="dxa"/>
-          </w:tblCellMar>
-        </w:tblPrEx>
         <w:tc>
           <w:tcPr>
             <w:tcW w:w="0" w:type="auto"/>
@@ -1135,12 +1057,6 @@
         </w:tc>
       </w:tr>
       <w:tr>
-        <w:tblPrEx>
-          <w:tblCellMar>
-            <w:top w:w="0" w:type="dxa"/>
-            <w:bottom w:w="0" w:type="dxa"/>
-          </w:tblCellMar>
-        </w:tblPrEx>
         <w:tc>
           <w:tcPr>
             <w:tcW w:w="0" w:type="auto"/>
@@ -1185,12 +1101,6 @@
         </w:tc>
       </w:tr>
       <w:tr>
-        <w:tblPrEx>
-          <w:tblCellMar>
-            <w:top w:w="0" w:type="dxa"/>
-            <w:bottom w:w="0" w:type="dxa"/>
-          </w:tblCellMar>
-        </w:tblPrEx>
         <w:tc>
           <w:tcPr>
             <w:tcW w:w="0" w:type="auto"/>
@@ -1235,12 +1145,6 @@
         </w:tc>
       </w:tr>
       <w:tr>
-        <w:tblPrEx>
-          <w:tblCellMar>
-            <w:top w:w="0" w:type="dxa"/>
-            <w:bottom w:w="0" w:type="dxa"/>
-          </w:tblCellMar>
-        </w:tblPrEx>
         <w:tc>
           <w:tcPr>
             <w:tcW w:w="0" w:type="auto"/>
@@ -1285,12 +1189,6 @@
         </w:tc>
       </w:tr>
       <w:tr>
-        <w:tblPrEx>
-          <w:tblCellMar>
-            <w:top w:w="0" w:type="dxa"/>
-            <w:bottom w:w="0" w:type="dxa"/>
-          </w:tblCellMar>
-        </w:tblPrEx>
         <w:tc>
           <w:tcPr>
             <w:tcW w:w="0" w:type="auto"/>
@@ -1336,12 +1234,6 @@
         </w:tc>
       </w:tr>
       <w:tr>
-        <w:tblPrEx>
-          <w:tblCellMar>
-            <w:top w:w="0" w:type="dxa"/>
-            <w:bottom w:w="0" w:type="dxa"/>
-          </w:tblCellMar>
-        </w:tblPrEx>
         <w:tc>
           <w:tcPr>
             <w:tcW w:w="0" w:type="auto"/>
@@ -1386,12 +1278,6 @@
         </w:tc>
       </w:tr>
       <w:tr>
-        <w:tblPrEx>
-          <w:tblCellMar>
-            <w:top w:w="0" w:type="dxa"/>
-            <w:bottom w:w="0" w:type="dxa"/>
-          </w:tblCellMar>
-        </w:tblPrEx>
         <w:tc>
           <w:tcPr>
             <w:tcW w:w="0" w:type="auto"/>
@@ -1436,12 +1322,6 @@
         </w:tc>
       </w:tr>
       <w:tr>
-        <w:tblPrEx>
-          <w:tblCellMar>
-            <w:top w:w="0" w:type="dxa"/>
-            <w:bottom w:w="0" w:type="dxa"/>
-          </w:tblCellMar>
-        </w:tblPrEx>
         <w:tc>
           <w:tcPr>
             <w:tcW w:w="0" w:type="auto"/>
@@ -1486,12 +1366,6 @@
         </w:tc>
       </w:tr>
       <w:tr>
-        <w:tblPrEx>
-          <w:tblCellMar>
-            <w:top w:w="0" w:type="dxa"/>
-            <w:bottom w:w="0" w:type="dxa"/>
-          </w:tblCellMar>
-        </w:tblPrEx>
         <w:tc>
           <w:tcPr>
             <w:tcW w:w="0" w:type="auto"/>
@@ -1600,12 +1474,6 @@
         <w:gridCol w:w="1338"/>
       </w:tblGrid>
       <w:tr>
-        <w:tblPrEx>
-          <w:tblCellMar>
-            <w:top w:w="0" w:type="dxa"/>
-            <w:bottom w:w="0" w:type="dxa"/>
-          </w:tblCellMar>
-        </w:tblPrEx>
         <w:tc>
           <w:tcPr>
             <w:tcW w:w="0" w:type="auto"/>
@@ -1659,12 +1527,6 @@
         </w:tc>
       </w:tr>
       <w:tr>
-        <w:tblPrEx>
-          <w:tblCellMar>
-            <w:top w:w="0" w:type="dxa"/>
-            <w:bottom w:w="0" w:type="dxa"/>
-          </w:tblCellMar>
-        </w:tblPrEx>
         <w:tc>
           <w:tcPr>
             <w:tcW w:w="0" w:type="auto"/>
@@ -1709,12 +1571,6 @@
         </w:tc>
       </w:tr>
       <w:tr>
-        <w:tblPrEx>
-          <w:tblCellMar>
-            <w:top w:w="0" w:type="dxa"/>
-            <w:bottom w:w="0" w:type="dxa"/>
-          </w:tblCellMar>
-        </w:tblPrEx>
         <w:tc>
           <w:tcPr>
             <w:tcW w:w="0" w:type="auto"/>
@@ -1759,12 +1615,6 @@
         </w:tc>
       </w:tr>
       <w:tr>
-        <w:tblPrEx>
-          <w:tblCellMar>
-            <w:top w:w="0" w:type="dxa"/>
-            <w:bottom w:w="0" w:type="dxa"/>
-          </w:tblCellMar>
-        </w:tblPrEx>
         <w:tc>
           <w:tcPr>
             <w:tcW w:w="0" w:type="auto"/>
@@ -1809,12 +1659,6 @@
         </w:tc>
       </w:tr>
       <w:tr>
-        <w:tblPrEx>
-          <w:tblCellMar>
-            <w:top w:w="0" w:type="dxa"/>
-            <w:bottom w:w="0" w:type="dxa"/>
-          </w:tblCellMar>
-        </w:tblPrEx>
         <w:tc>
           <w:tcPr>
             <w:tcW w:w="0" w:type="auto"/>
@@ -1865,21 +1709,21 @@
         </w:tc>
       </w:tr>
       <w:tr>
-        <w:tblPrEx>
-          <w:tblCellMar>
-            <w:top w:w="0" w:type="dxa"/>
-            <w:bottom w:w="0" w:type="dxa"/>
-          </w:tblCellMar>
-        </w:tblPrEx>
-        <w:tc>
-          <w:tcPr>
-            <w:tcW w:w="0" w:type="auto"/>
-          </w:tcPr>
-          <w:p>
-            <w:r>
-              <w:rPr>
-                <w:sz w:val="20"/>
-                <w:szCs w:val="20"/>
+        <w:tc>
+          <w:tcPr>
+            <w:tcW w:w="0" w:type="auto"/>
+          </w:tcPr>
+          <w:p>
+            <w:pPr>
+              <w:rPr>
+                <w:highlight w:val="green"/>
+              </w:rPr>
+            </w:pPr>
+            <w:r>
+              <w:rPr>
+                <w:sz w:val="20"/>
+                <w:szCs w:val="20"/>
+                <w:highlight w:val="green"/>
               </w:rPr>
               <w:t>5</w:t>
             </w:r>
@@ -1892,52 +1736,532 @@
           <w:p>
             <w:pPr>
               <w:rPr>
+                <w:highlight w:val="green"/>
+              </w:rPr>
+            </w:pPr>
+            <w:r>
+              <w:rPr>
+                <w:sz w:val="20"/>
+                <w:szCs w:val="20"/>
+                <w:highlight w:val="green"/>
+              </w:rPr>
+              <w:t>Venta a crédito (fiado) con control de adeudos</w:t>
+            </w:r>
+          </w:p>
+        </w:tc>
+        <w:tc>
+          <w:tcPr>
+            <w:tcW w:w="0" w:type="auto"/>
+          </w:tcPr>
+          <w:p>
+            <w:r>
+              <w:rPr>
+                <w:sz w:val="20"/>
+                <w:szCs w:val="20"/>
+              </w:rPr>
+              <w:t>Necesario</w:t>
+            </w:r>
+          </w:p>
+        </w:tc>
+      </w:tr>
+      <w:tr>
+        <w:tc>
+          <w:tcPr>
+            <w:tcW w:w="0" w:type="auto"/>
+          </w:tcPr>
+          <w:p>
+            <w:r>
+              <w:rPr>
+                <w:sz w:val="20"/>
+                <w:szCs w:val="20"/>
+              </w:rPr>
+              <w:t>6</w:t>
+            </w:r>
+          </w:p>
+        </w:tc>
+        <w:tc>
+          <w:tcPr>
+            <w:tcW w:w="0" w:type="auto"/>
+          </w:tcPr>
+          <w:p>
+            <w:r>
+              <w:rPr>
+                <w:sz w:val="20"/>
+                <w:szCs w:val="20"/>
                 <w:highlight w:val="yellow"/>
               </w:rPr>
-            </w:pPr>
+              <w:t>Clientes mayoristas con precios especiales</w:t>
+            </w:r>
+          </w:p>
+        </w:tc>
+        <w:tc>
+          <w:tcPr>
+            <w:tcW w:w="0" w:type="auto"/>
+          </w:tcPr>
+          <w:p>
+            <w:r>
+              <w:rPr>
+                <w:sz w:val="20"/>
+                <w:szCs w:val="20"/>
+              </w:rPr>
+              <w:t>Necesario</w:t>
+            </w:r>
+          </w:p>
+        </w:tc>
+      </w:tr>
+      <w:tr>
+        <w:tc>
+          <w:tcPr>
+            <w:tcW w:w="0" w:type="auto"/>
+          </w:tcPr>
+          <w:p>
+            <w:r>
+              <w:rPr>
+                <w:sz w:val="20"/>
+                <w:szCs w:val="20"/>
+              </w:rPr>
+              <w:t>7</w:t>
+            </w:r>
+          </w:p>
+        </w:tc>
+        <w:tc>
+          <w:tcPr>
+            <w:tcW w:w="0" w:type="auto"/>
+          </w:tcPr>
+          <w:p>
+            <w:r>
+              <w:rPr>
+                <w:sz w:val="20"/>
+                <w:szCs w:val="20"/>
+              </w:rPr>
+              <w:t>Inventario con mínimo bajo y máximo alto</w:t>
+            </w:r>
+          </w:p>
+        </w:tc>
+        <w:tc>
+          <w:tcPr>
+            <w:tcW w:w="0" w:type="auto"/>
+          </w:tcPr>
+          <w:p>
+            <w:r>
+              <w:rPr>
+                <w:sz w:val="20"/>
+                <w:szCs w:val="20"/>
+              </w:rPr>
+              <w:t>Esencial</w:t>
+            </w:r>
+          </w:p>
+        </w:tc>
+      </w:tr>
+      <w:tr>
+        <w:tc>
+          <w:tcPr>
+            <w:tcW w:w="0" w:type="auto"/>
+          </w:tcPr>
+          <w:p>
+            <w:r>
+              <w:rPr>
+                <w:sz w:val="20"/>
+                <w:szCs w:val="20"/>
+              </w:rPr>
+              <w:t>8</w:t>
+            </w:r>
+          </w:p>
+        </w:tc>
+        <w:tc>
+          <w:tcPr>
+            <w:tcW w:w="0" w:type="auto"/>
+          </w:tcPr>
+          <w:p>
+            <w:r>
+              <w:rPr>
+                <w:sz w:val="20"/>
+                <w:szCs w:val="20"/>
+              </w:rPr>
+              <w:t>Transferencias entre sucursales</w:t>
+            </w:r>
+          </w:p>
+        </w:tc>
+        <w:tc>
+          <w:tcPr>
+            <w:tcW w:w="0" w:type="auto"/>
+          </w:tcPr>
+          <w:p>
+            <w:r>
+              <w:rPr>
+                <w:sz w:val="20"/>
+                <w:szCs w:val="20"/>
+              </w:rPr>
+              <w:t>Necesario</w:t>
+            </w:r>
+          </w:p>
+        </w:tc>
+      </w:tr>
+      <w:tr>
+        <w:tc>
+          <w:tcPr>
+            <w:tcW w:w="0" w:type="auto"/>
+          </w:tcPr>
+          <w:p>
+            <w:r>
+              <w:rPr>
+                <w:sz w:val="20"/>
+                <w:szCs w:val="20"/>
+              </w:rPr>
+              <w:t>9</w:t>
+            </w:r>
+          </w:p>
+        </w:tc>
+        <w:tc>
+          <w:tcPr>
+            <w:tcW w:w="0" w:type="auto"/>
+          </w:tcPr>
+          <w:p>
+            <w:r>
+              <w:rPr>
+                <w:sz w:val="20"/>
+                <w:szCs w:val="20"/>
+              </w:rPr>
+              <w:t>Pedido por catálogo (producto no visible en mostrador)</w:t>
+            </w:r>
+          </w:p>
+        </w:tc>
+        <w:tc>
+          <w:tcPr>
+            <w:tcW w:w="0" w:type="auto"/>
+          </w:tcPr>
+          <w:p>
+            <w:r>
+              <w:rPr>
+                <w:sz w:val="20"/>
+                <w:szCs w:val="20"/>
+              </w:rPr>
+              <w:t>Deseable</w:t>
+            </w:r>
+          </w:p>
+        </w:tc>
+      </w:tr>
+      <w:tr>
+        <w:tc>
+          <w:tcPr>
+            <w:tcW w:w="0" w:type="auto"/>
+          </w:tcPr>
+          <w:p>
+            <w:r>
+              <w:rPr>
+                <w:sz w:val="20"/>
+                <w:szCs w:val="20"/>
+              </w:rPr>
+              <w:t>10</w:t>
+            </w:r>
+          </w:p>
+        </w:tc>
+        <w:tc>
+          <w:tcPr>
+            <w:tcW w:w="0" w:type="auto"/>
+          </w:tcPr>
+          <w:p>
+            <w:r>
+              <w:rPr>
+                <w:sz w:val="20"/>
+                <w:szCs w:val="20"/>
+              </w:rPr>
+              <w:t>Venta con instalación/servicio (costo separado)</w:t>
+            </w:r>
+          </w:p>
+        </w:tc>
+        <w:tc>
+          <w:tcPr>
+            <w:tcW w:w="0" w:type="auto"/>
+          </w:tcPr>
+          <w:p>
+            <w:r>
+              <w:rPr>
+                <w:sz w:val="20"/>
+                <w:szCs w:val="20"/>
+              </w:rPr>
+              <w:t>Deseable</w:t>
+            </w:r>
+          </w:p>
+        </w:tc>
+      </w:tr>
+      <w:tr>
+        <w:tc>
+          <w:tcPr>
+            <w:tcW w:w="0" w:type="auto"/>
+          </w:tcPr>
+          <w:p>
+            <w:r>
+              <w:rPr>
+                <w:sz w:val="20"/>
+                <w:szCs w:val="20"/>
+              </w:rPr>
+              <w:t>11</w:t>
+            </w:r>
+          </w:p>
+        </w:tc>
+        <w:tc>
+          <w:tcPr>
+            <w:tcW w:w="0" w:type="auto"/>
+          </w:tcPr>
+          <w:p>
+            <w:r>
+              <w:rPr>
+                <w:sz w:val="20"/>
+                <w:szCs w:val="20"/>
+              </w:rPr>
+              <w:t>Control de series/números de serie</w:t>
+            </w:r>
+          </w:p>
+        </w:tc>
+        <w:tc>
+          <w:tcPr>
+            <w:tcW w:w="0" w:type="auto"/>
+          </w:tcPr>
+          <w:p>
+            <w:r>
+              <w:rPr>
+                <w:sz w:val="20"/>
+                <w:szCs w:val="20"/>
+              </w:rPr>
+              <w:t>Deseable</w:t>
+            </w:r>
+          </w:p>
+        </w:tc>
+      </w:tr>
+      <w:tr>
+        <w:tc>
+          <w:tcPr>
+            <w:tcW w:w="0" w:type="auto"/>
+          </w:tcPr>
+          <w:p>
+            <w:r>
+              <w:rPr>
+                <w:sz w:val="20"/>
+                <w:szCs w:val="20"/>
+              </w:rPr>
+              <w:t>12</w:t>
+            </w:r>
+          </w:p>
+        </w:tc>
+        <w:tc>
+          <w:tcPr>
+            <w:tcW w:w="0" w:type="auto"/>
+          </w:tcPr>
+          <w:p>
+            <w:r>
+              <w:rPr>
+                <w:sz w:val="20"/>
+                <w:szCs w:val="20"/>
+              </w:rPr>
+              <w:t>Garantías y devoluciones de mercancía</w:t>
+            </w:r>
+          </w:p>
+        </w:tc>
+        <w:tc>
+          <w:tcPr>
+            <w:tcW w:w="0" w:type="auto"/>
+          </w:tcPr>
+          <w:p>
+            <w:r>
+              <w:rPr>
+                <w:sz w:val="20"/>
+                <w:szCs w:val="20"/>
+              </w:rPr>
+              <w:t>Necesario</w:t>
+            </w:r>
+          </w:p>
+        </w:tc>
+      </w:tr>
+      <w:tr>
+        <w:tc>
+          <w:tcPr>
+            <w:tcW w:w="0" w:type="auto"/>
+          </w:tcPr>
+          <w:p>
+            <w:r>
+              <w:rPr>
+                <w:sz w:val="20"/>
+                <w:szCs w:val="20"/>
+              </w:rPr>
+              <w:t>13</w:t>
+            </w:r>
+          </w:p>
+        </w:tc>
+        <w:tc>
+          <w:tcPr>
+            <w:tcW w:w="0" w:type="auto"/>
+          </w:tcPr>
+          <w:p>
+            <w:r>
+              <w:rPr>
+                <w:sz w:val="20"/>
+                <w:szCs w:val="20"/>
+              </w:rPr>
+              <w:t>Ticket con datos fiscales (RFC, dirección)</w:t>
+            </w:r>
+          </w:p>
+        </w:tc>
+        <w:tc>
+          <w:tcPr>
+            <w:tcW w:w="0" w:type="auto"/>
+          </w:tcPr>
+          <w:p>
+            <w:r>
+              <w:rPr>
+                <w:sz w:val="20"/>
+                <w:szCs w:val="20"/>
+              </w:rPr>
+              <w:t>Esencial</w:t>
+            </w:r>
+          </w:p>
+        </w:tc>
+      </w:tr>
+      <w:tr>
+        <w:tc>
+          <w:tcPr>
+            <w:tcW w:w="0" w:type="auto"/>
+          </w:tcPr>
+          <w:p>
+            <w:r>
+              <w:rPr>
+                <w:sz w:val="20"/>
+                <w:szCs w:val="20"/>
+              </w:rPr>
+              <w:t>14</w:t>
+            </w:r>
+          </w:p>
+        </w:tc>
+        <w:tc>
+          <w:tcPr>
+            <w:tcW w:w="0" w:type="auto"/>
+          </w:tcPr>
+          <w:p>
+            <w:r>
+              <w:rPr>
+                <w:sz w:val="20"/>
+                <w:szCs w:val="20"/>
+              </w:rPr>
+              <w:t>Reporte de ventas por categoría</w:t>
+            </w:r>
+          </w:p>
+        </w:tc>
+        <w:tc>
+          <w:tcPr>
+            <w:tcW w:w="0" w:type="auto"/>
+          </w:tcPr>
+          <w:p>
+            <w:r>
+              <w:rPr>
+                <w:sz w:val="20"/>
+                <w:szCs w:val="20"/>
+              </w:rPr>
+              <w:t>Necesario</w:t>
+            </w:r>
+          </w:p>
+        </w:tc>
+      </w:tr>
+      <w:tr>
+        <w:tc>
+          <w:tcPr>
+            <w:tcW w:w="0" w:type="auto"/>
+          </w:tcPr>
+          <w:p>
+            <w:r>
+              <w:rPr>
+                <w:sz w:val="20"/>
+                <w:szCs w:val="20"/>
+              </w:rPr>
+              <w:t>15</w:t>
+            </w:r>
+          </w:p>
+        </w:tc>
+        <w:tc>
+          <w:tcPr>
+            <w:tcW w:w="0" w:type="auto"/>
+          </w:tcPr>
+          <w:p>
             <w:r>
               <w:rPr>
                 <w:sz w:val="20"/>
                 <w:szCs w:val="20"/>
                 <w:highlight w:val="yellow"/>
               </w:rPr>
-              <w:t>Venta a crédito (fiado) con control de adeudos</w:t>
-            </w:r>
-          </w:p>
-        </w:tc>
-        <w:tc>
-          <w:tcPr>
-            <w:tcW w:w="0" w:type="auto"/>
-          </w:tcPr>
-          <w:p>
-            <w:r>
-              <w:rPr>
-                <w:sz w:val="20"/>
-                <w:szCs w:val="20"/>
-              </w:rPr>
-              <w:t>Necesario</w:t>
-            </w:r>
-          </w:p>
-        </w:tc>
-      </w:tr>
-      <w:tr>
-        <w:tblPrEx>
-          <w:tblCellMar>
-            <w:top w:w="0" w:type="dxa"/>
-            <w:bottom w:w="0" w:type="dxa"/>
-          </w:tblCellMar>
-        </w:tblPrEx>
-        <w:tc>
-          <w:tcPr>
-            <w:tcW w:w="0" w:type="auto"/>
-          </w:tcPr>
-          <w:p>
-            <w:r>
-              <w:rPr>
-                <w:sz w:val="20"/>
-                <w:szCs w:val="20"/>
-              </w:rPr>
-              <w:t>6</w:t>
+              <w:t>Comisiones por venta a empleados</w:t>
+            </w:r>
+          </w:p>
+        </w:tc>
+        <w:tc>
+          <w:tcPr>
+            <w:tcW w:w="0" w:type="auto"/>
+          </w:tcPr>
+          <w:p>
+            <w:r>
+              <w:rPr>
+                <w:sz w:val="20"/>
+                <w:szCs w:val="20"/>
+              </w:rPr>
+              <w:t>Deseable</w:t>
+            </w:r>
+          </w:p>
+        </w:tc>
+      </w:tr>
+      <w:tr>
+        <w:tc>
+          <w:tcPr>
+            <w:tcW w:w="0" w:type="auto"/>
+          </w:tcPr>
+          <w:p>
+            <w:r>
+              <w:rPr>
+                <w:sz w:val="20"/>
+                <w:szCs w:val="20"/>
+              </w:rPr>
+              <w:t>16</w:t>
+            </w:r>
+          </w:p>
+        </w:tc>
+        <w:tc>
+          <w:tcPr>
+            <w:tcW w:w="0" w:type="auto"/>
+          </w:tcPr>
+          <w:p>
+            <w:r>
+              <w:rPr>
+                <w:sz w:val="20"/>
+                <w:szCs w:val="20"/>
+              </w:rPr>
+              <w:t>Venta de precios redondeados</w:t>
+            </w:r>
+          </w:p>
+        </w:tc>
+        <w:tc>
+          <w:tcPr>
+            <w:tcW w:w="0" w:type="auto"/>
+          </w:tcPr>
+          <w:p>
+            <w:r>
+              <w:rPr>
+                <w:sz w:val="20"/>
+                <w:szCs w:val="20"/>
+              </w:rPr>
+              <w:t>Esencial</w:t>
+            </w:r>
+          </w:p>
+        </w:tc>
+      </w:tr>
+      <w:tr>
+        <w:tc>
+          <w:tcPr>
+            <w:tcW w:w="0" w:type="auto"/>
+          </w:tcPr>
+          <w:p>
+            <w:r>
+              <w:rPr>
+                <w:sz w:val="20"/>
+                <w:szCs w:val="20"/>
+              </w:rPr>
+              <w:t>17</w:t>
             </w:r>
           </w:p>
         </w:tc>
@@ -1952,157 +2276,7 @@
                 <w:szCs w:val="20"/>
                 <w:highlight w:val="yellow"/>
               </w:rPr>
-              <w:t>Clientes mayoristas con precios especiales</w:t>
-            </w:r>
-          </w:p>
-        </w:tc>
-        <w:tc>
-          <w:tcPr>
-            <w:tcW w:w="0" w:type="auto"/>
-          </w:tcPr>
-          <w:p>
-            <w:r>
-              <w:rPr>
-                <w:sz w:val="20"/>
-                <w:szCs w:val="20"/>
-              </w:rPr>
-              <w:t>Necesario</w:t>
-            </w:r>
-          </w:p>
-        </w:tc>
-      </w:tr>
-      <w:tr>
-        <w:tblPrEx>
-          <w:tblCellMar>
-            <w:top w:w="0" w:type="dxa"/>
-            <w:bottom w:w="0" w:type="dxa"/>
-          </w:tblCellMar>
-        </w:tblPrEx>
-        <w:tc>
-          <w:tcPr>
-            <w:tcW w:w="0" w:type="auto"/>
-          </w:tcPr>
-          <w:p>
-            <w:r>
-              <w:rPr>
-                <w:sz w:val="20"/>
-                <w:szCs w:val="20"/>
-              </w:rPr>
-              <w:t>7</w:t>
-            </w:r>
-          </w:p>
-        </w:tc>
-        <w:tc>
-          <w:tcPr>
-            <w:tcW w:w="0" w:type="auto"/>
-          </w:tcPr>
-          <w:p>
-            <w:r>
-              <w:rPr>
-                <w:sz w:val="20"/>
-                <w:szCs w:val="20"/>
-              </w:rPr>
-              <w:t>Inventario con mínimo bajo y máximo alto</w:t>
-            </w:r>
-          </w:p>
-        </w:tc>
-        <w:tc>
-          <w:tcPr>
-            <w:tcW w:w="0" w:type="auto"/>
-          </w:tcPr>
-          <w:p>
-            <w:r>
-              <w:rPr>
-                <w:sz w:val="20"/>
-                <w:szCs w:val="20"/>
-              </w:rPr>
-              <w:t>Esencial</w:t>
-            </w:r>
-          </w:p>
-        </w:tc>
-      </w:tr>
-      <w:tr>
-        <w:tblPrEx>
-          <w:tblCellMar>
-            <w:top w:w="0" w:type="dxa"/>
-            <w:bottom w:w="0" w:type="dxa"/>
-          </w:tblCellMar>
-        </w:tblPrEx>
-        <w:tc>
-          <w:tcPr>
-            <w:tcW w:w="0" w:type="auto"/>
-          </w:tcPr>
-          <w:p>
-            <w:r>
-              <w:rPr>
-                <w:sz w:val="20"/>
-                <w:szCs w:val="20"/>
-              </w:rPr>
-              <w:t>8</w:t>
-            </w:r>
-          </w:p>
-        </w:tc>
-        <w:tc>
-          <w:tcPr>
-            <w:tcW w:w="0" w:type="auto"/>
-          </w:tcPr>
-          <w:p>
-            <w:r>
-              <w:rPr>
-                <w:sz w:val="20"/>
-                <w:szCs w:val="20"/>
-              </w:rPr>
-              <w:t>Transferencias entre sucursales</w:t>
-            </w:r>
-          </w:p>
-        </w:tc>
-        <w:tc>
-          <w:tcPr>
-            <w:tcW w:w="0" w:type="auto"/>
-          </w:tcPr>
-          <w:p>
-            <w:r>
-              <w:rPr>
-                <w:sz w:val="20"/>
-                <w:szCs w:val="20"/>
-              </w:rPr>
-              <w:t>Necesario</w:t>
-            </w:r>
-          </w:p>
-        </w:tc>
-      </w:tr>
-      <w:tr>
-        <w:tblPrEx>
-          <w:tblCellMar>
-            <w:top w:w="0" w:type="dxa"/>
-            <w:bottom w:w="0" w:type="dxa"/>
-          </w:tblCellMar>
-        </w:tblPrEx>
-        <w:tc>
-          <w:tcPr>
-            <w:tcW w:w="0" w:type="auto"/>
-          </w:tcPr>
-          <w:p>
-            <w:r>
-              <w:rPr>
-                <w:sz w:val="20"/>
-                <w:szCs w:val="20"/>
-              </w:rPr>
-              <w:t>9</w:t>
-            </w:r>
-          </w:p>
-        </w:tc>
-        <w:tc>
-          <w:tcPr>
-            <w:tcW w:w="0" w:type="auto"/>
-          </w:tcPr>
-          <w:p>
-            <w:r>
-              <w:rPr>
-                <w:sz w:val="20"/>
-                <w:szCs w:val="20"/>
-              </w:rPr>
-              <w:t>Pedido por catálogo (producto no visible en mostrador)</w:t>
+              <w:t>Gestión de proveedores y tiempos de entrega</w:t>
             </w:r>
           </w:p>
         </w:tc>
@@ -2122,414 +2296,6 @@
         </w:tc>
       </w:tr>
       <w:tr>
-        <w:tblPrEx>
-          <w:tblCellMar>
-            <w:top w:w="0" w:type="dxa"/>
-            <w:bottom w:w="0" w:type="dxa"/>
-          </w:tblCellMar>
-        </w:tblPrEx>
-        <w:tc>
-          <w:tcPr>
-            <w:tcW w:w="0" w:type="auto"/>
-          </w:tcPr>
-          <w:p>
-            <w:r>
-              <w:rPr>
-                <w:sz w:val="20"/>
-                <w:szCs w:val="20"/>
-              </w:rPr>
-              <w:t>10</w:t>
-            </w:r>
-          </w:p>
-        </w:tc>
-        <w:tc>
-          <w:tcPr>
-            <w:tcW w:w="0" w:type="auto"/>
-          </w:tcPr>
-          <w:p>
-            <w:r>
-              <w:rPr>
-                <w:sz w:val="20"/>
-                <w:szCs w:val="20"/>
-              </w:rPr>
-              <w:t>Venta con instalación/servicio (costo separado)</w:t>
-            </w:r>
-          </w:p>
-        </w:tc>
-        <w:tc>
-          <w:tcPr>
-            <w:tcW w:w="0" w:type="auto"/>
-          </w:tcPr>
-          <w:p>
-            <w:r>
-              <w:rPr>
-                <w:sz w:val="20"/>
-                <w:szCs w:val="20"/>
-              </w:rPr>
-              <w:t>Deseable</w:t>
-            </w:r>
-          </w:p>
-        </w:tc>
-      </w:tr>
-      <w:tr>
-        <w:tblPrEx>
-          <w:tblCellMar>
-            <w:top w:w="0" w:type="dxa"/>
-            <w:bottom w:w="0" w:type="dxa"/>
-          </w:tblCellMar>
-        </w:tblPrEx>
-        <w:tc>
-          <w:tcPr>
-            <w:tcW w:w="0" w:type="auto"/>
-          </w:tcPr>
-          <w:p>
-            <w:r>
-              <w:rPr>
-                <w:sz w:val="20"/>
-                <w:szCs w:val="20"/>
-              </w:rPr>
-              <w:t>11</w:t>
-            </w:r>
-          </w:p>
-        </w:tc>
-        <w:tc>
-          <w:tcPr>
-            <w:tcW w:w="0" w:type="auto"/>
-          </w:tcPr>
-          <w:p>
-            <w:r>
-              <w:rPr>
-                <w:sz w:val="20"/>
-                <w:szCs w:val="20"/>
-              </w:rPr>
-              <w:t>Control de series/números de serie</w:t>
-            </w:r>
-          </w:p>
-        </w:tc>
-        <w:tc>
-          <w:tcPr>
-            <w:tcW w:w="0" w:type="auto"/>
-          </w:tcPr>
-          <w:p>
-            <w:r>
-              <w:rPr>
-                <w:sz w:val="20"/>
-                <w:szCs w:val="20"/>
-              </w:rPr>
-              <w:t>Deseable</w:t>
-            </w:r>
-          </w:p>
-        </w:tc>
-      </w:tr>
-      <w:tr>
-        <w:tblPrEx>
-          <w:tblCellMar>
-            <w:top w:w="0" w:type="dxa"/>
-            <w:bottom w:w="0" w:type="dxa"/>
-          </w:tblCellMar>
-        </w:tblPrEx>
-        <w:tc>
-          <w:tcPr>
-            <w:tcW w:w="0" w:type="auto"/>
-          </w:tcPr>
-          <w:p>
-            <w:r>
-              <w:rPr>
-                <w:sz w:val="20"/>
-                <w:szCs w:val="20"/>
-              </w:rPr>
-              <w:t>12</w:t>
-            </w:r>
-          </w:p>
-        </w:tc>
-        <w:tc>
-          <w:tcPr>
-            <w:tcW w:w="0" w:type="auto"/>
-          </w:tcPr>
-          <w:p>
-            <w:r>
-              <w:rPr>
-                <w:sz w:val="20"/>
-                <w:szCs w:val="20"/>
-              </w:rPr>
-              <w:t>Garantías y devoluciones de mercancía</w:t>
-            </w:r>
-          </w:p>
-        </w:tc>
-        <w:tc>
-          <w:tcPr>
-            <w:tcW w:w="0" w:type="auto"/>
-          </w:tcPr>
-          <w:p>
-            <w:r>
-              <w:rPr>
-                <w:sz w:val="20"/>
-                <w:szCs w:val="20"/>
-              </w:rPr>
-              <w:t>Necesario</w:t>
-            </w:r>
-          </w:p>
-        </w:tc>
-      </w:tr>
-      <w:tr>
-        <w:tblPrEx>
-          <w:tblCellMar>
-            <w:top w:w="0" w:type="dxa"/>
-            <w:bottom w:w="0" w:type="dxa"/>
-          </w:tblCellMar>
-        </w:tblPrEx>
-        <w:tc>
-          <w:tcPr>
-            <w:tcW w:w="0" w:type="auto"/>
-          </w:tcPr>
-          <w:p>
-            <w:r>
-              <w:rPr>
-                <w:sz w:val="20"/>
-                <w:szCs w:val="20"/>
-              </w:rPr>
-              <w:t>13</w:t>
-            </w:r>
-          </w:p>
-        </w:tc>
-        <w:tc>
-          <w:tcPr>
-            <w:tcW w:w="0" w:type="auto"/>
-          </w:tcPr>
-          <w:p>
-            <w:r>
-              <w:rPr>
-                <w:sz w:val="20"/>
-                <w:szCs w:val="20"/>
-              </w:rPr>
-              <w:t>Ticket con datos fiscales (RFC, dirección)</w:t>
-            </w:r>
-          </w:p>
-        </w:tc>
-        <w:tc>
-          <w:tcPr>
-            <w:tcW w:w="0" w:type="auto"/>
-          </w:tcPr>
-          <w:p>
-            <w:r>
-              <w:rPr>
-                <w:sz w:val="20"/>
-                <w:szCs w:val="20"/>
-              </w:rPr>
-              <w:t>Esencial</w:t>
-            </w:r>
-          </w:p>
-        </w:tc>
-      </w:tr>
-      <w:tr>
-        <w:tblPrEx>
-          <w:tblCellMar>
-            <w:top w:w="0" w:type="dxa"/>
-            <w:bottom w:w="0" w:type="dxa"/>
-          </w:tblCellMar>
-        </w:tblPrEx>
-        <w:tc>
-          <w:tcPr>
-            <w:tcW w:w="0" w:type="auto"/>
-          </w:tcPr>
-          <w:p>
-            <w:r>
-              <w:rPr>
-                <w:sz w:val="20"/>
-                <w:szCs w:val="20"/>
-              </w:rPr>
-              <w:t>14</w:t>
-            </w:r>
-          </w:p>
-        </w:tc>
-        <w:tc>
-          <w:tcPr>
-            <w:tcW w:w="0" w:type="auto"/>
-          </w:tcPr>
-          <w:p>
-            <w:r>
-              <w:rPr>
-                <w:sz w:val="20"/>
-                <w:szCs w:val="20"/>
-              </w:rPr>
-              <w:t>Reporte de ventas por categoría</w:t>
-            </w:r>
-          </w:p>
-        </w:tc>
-        <w:tc>
-          <w:tcPr>
-            <w:tcW w:w="0" w:type="auto"/>
-          </w:tcPr>
-          <w:p>
-            <w:r>
-              <w:rPr>
-                <w:sz w:val="20"/>
-                <w:szCs w:val="20"/>
-              </w:rPr>
-              <w:t>Necesario</w:t>
-            </w:r>
-          </w:p>
-        </w:tc>
-      </w:tr>
-      <w:tr>
-        <w:tblPrEx>
-          <w:tblCellMar>
-            <w:top w:w="0" w:type="dxa"/>
-            <w:bottom w:w="0" w:type="dxa"/>
-          </w:tblCellMar>
-        </w:tblPrEx>
-        <w:tc>
-          <w:tcPr>
-            <w:tcW w:w="0" w:type="auto"/>
-          </w:tcPr>
-          <w:p>
-            <w:r>
-              <w:rPr>
-                <w:sz w:val="20"/>
-                <w:szCs w:val="20"/>
-              </w:rPr>
-              <w:t>15</w:t>
-            </w:r>
-          </w:p>
-        </w:tc>
-        <w:tc>
-          <w:tcPr>
-            <w:tcW w:w="0" w:type="auto"/>
-          </w:tcPr>
-          <w:p>
-            <w:r>
-              <w:rPr>
-                <w:sz w:val="20"/>
-                <w:szCs w:val="20"/>
-                <w:highlight w:val="yellow"/>
-              </w:rPr>
-              <w:t>Comisiones por venta a empleados</w:t>
-            </w:r>
-          </w:p>
-        </w:tc>
-        <w:tc>
-          <w:tcPr>
-            <w:tcW w:w="0" w:type="auto"/>
-          </w:tcPr>
-          <w:p>
-            <w:r>
-              <w:rPr>
-                <w:sz w:val="20"/>
-                <w:szCs w:val="20"/>
-              </w:rPr>
-              <w:t>Deseable</w:t>
-            </w:r>
-          </w:p>
-        </w:tc>
-      </w:tr>
-      <w:tr>
-        <w:tblPrEx>
-          <w:tblCellMar>
-            <w:top w:w="0" w:type="dxa"/>
-            <w:bottom w:w="0" w:type="dxa"/>
-          </w:tblCellMar>
-        </w:tblPrEx>
-        <w:tc>
-          <w:tcPr>
-            <w:tcW w:w="0" w:type="auto"/>
-          </w:tcPr>
-          <w:p>
-            <w:r>
-              <w:rPr>
-                <w:sz w:val="20"/>
-                <w:szCs w:val="20"/>
-              </w:rPr>
-              <w:t>16</w:t>
-            </w:r>
-          </w:p>
-        </w:tc>
-        <w:tc>
-          <w:tcPr>
-            <w:tcW w:w="0" w:type="auto"/>
-          </w:tcPr>
-          <w:p>
-            <w:r>
-              <w:rPr>
-                <w:sz w:val="20"/>
-                <w:szCs w:val="20"/>
-              </w:rPr>
-              <w:t>Venta de precios redondeados</w:t>
-            </w:r>
-          </w:p>
-        </w:tc>
-        <w:tc>
-          <w:tcPr>
-            <w:tcW w:w="0" w:type="auto"/>
-          </w:tcPr>
-          <w:p>
-            <w:r>
-              <w:rPr>
-                <w:sz w:val="20"/>
-                <w:szCs w:val="20"/>
-              </w:rPr>
-              <w:t>Esencial</w:t>
-            </w:r>
-          </w:p>
-        </w:tc>
-      </w:tr>
-      <w:tr>
-        <w:tblPrEx>
-          <w:tblCellMar>
-            <w:top w:w="0" w:type="dxa"/>
-            <w:bottom w:w="0" w:type="dxa"/>
-          </w:tblCellMar>
-        </w:tblPrEx>
-        <w:tc>
-          <w:tcPr>
-            <w:tcW w:w="0" w:type="auto"/>
-          </w:tcPr>
-          <w:p>
-            <w:r>
-              <w:rPr>
-                <w:sz w:val="20"/>
-                <w:szCs w:val="20"/>
-              </w:rPr>
-              <w:t>17</w:t>
-            </w:r>
-          </w:p>
-        </w:tc>
-        <w:tc>
-          <w:tcPr>
-            <w:tcW w:w="0" w:type="auto"/>
-          </w:tcPr>
-          <w:p>
-            <w:r>
-              <w:rPr>
-                <w:sz w:val="20"/>
-                <w:szCs w:val="20"/>
-                <w:highlight w:val="yellow"/>
-              </w:rPr>
-              <w:t>Gestión de proveedores y tiempos de entrega</w:t>
-            </w:r>
-          </w:p>
-        </w:tc>
-        <w:tc>
-          <w:tcPr>
-            <w:tcW w:w="0" w:type="auto"/>
-          </w:tcPr>
-          <w:p>
-            <w:r>
-              <w:rPr>
-                <w:sz w:val="20"/>
-                <w:szCs w:val="20"/>
-              </w:rPr>
-              <w:t>Deseable</w:t>
-            </w:r>
-          </w:p>
-        </w:tc>
-      </w:tr>
-      <w:tr>
-        <w:tblPrEx>
-          <w:tblCellMar>
-            <w:top w:w="0" w:type="dxa"/>
-            <w:bottom w:w="0" w:type="dxa"/>
-          </w:tblCellMar>
-        </w:tblPrEx>
         <w:tc>
           <w:tcPr>
             <w:tcW w:w="0" w:type="auto"/>
@@ -2575,12 +2341,6 @@
         </w:tc>
       </w:tr>
       <w:tr>
-        <w:tblPrEx>
-          <w:tblCellMar>
-            <w:top w:w="0" w:type="dxa"/>
-            <w:bottom w:w="0" w:type="dxa"/>
-          </w:tblCellMar>
-        </w:tblPrEx>
         <w:tc>
           <w:tcPr>
             <w:tcW w:w="0" w:type="auto"/>
@@ -2625,12 +2385,6 @@
         </w:tc>
       </w:tr>
       <w:tr>
-        <w:tblPrEx>
-          <w:tblCellMar>
-            <w:top w:w="0" w:type="dxa"/>
-            <w:bottom w:w="0" w:type="dxa"/>
-          </w:tblCellMar>
-        </w:tblPrEx>
         <w:tc>
           <w:tcPr>
             <w:tcW w:w="0" w:type="auto"/>
@@ -2764,12 +2518,6 @@
         <w:gridCol w:w="1267"/>
       </w:tblGrid>
       <w:tr>
-        <w:tblPrEx>
-          <w:tblCellMar>
-            <w:top w:w="0" w:type="dxa"/>
-            <w:bottom w:w="0" w:type="dxa"/>
-          </w:tblCellMar>
-        </w:tblPrEx>
         <w:tc>
           <w:tcPr>
             <w:tcW w:w="0" w:type="auto"/>
@@ -2823,12 +2571,6 @@
         </w:tc>
       </w:tr>
       <w:tr>
-        <w:tblPrEx>
-          <w:tblCellMar>
-            <w:top w:w="0" w:type="dxa"/>
-            <w:bottom w:w="0" w:type="dxa"/>
-          </w:tblCellMar>
-        </w:tblPrEx>
         <w:tc>
           <w:tcPr>
             <w:tcW w:w="0" w:type="auto"/>
@@ -2897,12 +2639,6 @@
         </w:tc>
       </w:tr>
       <w:tr>
-        <w:tblPrEx>
-          <w:tblCellMar>
-            <w:top w:w="0" w:type="dxa"/>
-            <w:bottom w:w="0" w:type="dxa"/>
-          </w:tblCellMar>
-        </w:tblPrEx>
         <w:tc>
           <w:tcPr>
             <w:tcW w:w="0" w:type="auto"/>
@@ -2947,12 +2683,6 @@
         </w:tc>
       </w:tr>
       <w:tr>
-        <w:tblPrEx>
-          <w:tblCellMar>
-            <w:top w:w="0" w:type="dxa"/>
-            <w:bottom w:w="0" w:type="dxa"/>
-          </w:tblCellMar>
-        </w:tblPrEx>
         <w:tc>
           <w:tcPr>
             <w:tcW w:w="0" w:type="auto"/>
@@ -2997,12 +2727,6 @@
         </w:tc>
       </w:tr>
       <w:tr>
-        <w:tblPrEx>
-          <w:tblCellMar>
-            <w:top w:w="0" w:type="dxa"/>
-            <w:bottom w:w="0" w:type="dxa"/>
-          </w:tblCellMar>
-        </w:tblPrEx>
         <w:tc>
           <w:tcPr>
             <w:tcW w:w="0" w:type="auto"/>
@@ -3048,12 +2772,6 @@
         </w:tc>
       </w:tr>
       <w:tr>
-        <w:tblPrEx>
-          <w:tblCellMar>
-            <w:top w:w="0" w:type="dxa"/>
-            <w:bottom w:w="0" w:type="dxa"/>
-          </w:tblCellMar>
-        </w:tblPrEx>
         <w:tc>
           <w:tcPr>
             <w:tcW w:w="0" w:type="auto"/>
@@ -3122,12 +2840,6 @@
         </w:tc>
       </w:tr>
       <w:tr>
-        <w:tblPrEx>
-          <w:tblCellMar>
-            <w:top w:w="0" w:type="dxa"/>
-            <w:bottom w:w="0" w:type="dxa"/>
-          </w:tblCellMar>
-        </w:tblPrEx>
         <w:tc>
           <w:tcPr>
             <w:tcW w:w="0" w:type="auto"/>
@@ -3178,12 +2890,6 @@
         </w:tc>
       </w:tr>
       <w:tr>
-        <w:tblPrEx>
-          <w:tblCellMar>
-            <w:top w:w="0" w:type="dxa"/>
-            <w:bottom w:w="0" w:type="dxa"/>
-          </w:tblCellMar>
-        </w:tblPrEx>
         <w:tc>
           <w:tcPr>
             <w:tcW w:w="0" w:type="auto"/>
@@ -3228,12 +2934,6 @@
         </w:tc>
       </w:tr>
       <w:tr>
-        <w:tblPrEx>
-          <w:tblCellMar>
-            <w:top w:w="0" w:type="dxa"/>
-            <w:bottom w:w="0" w:type="dxa"/>
-          </w:tblCellMar>
-        </w:tblPrEx>
         <w:tc>
           <w:tcPr>
             <w:tcW w:w="0" w:type="auto"/>
@@ -3287,12 +2987,6 @@
         </w:tc>
       </w:tr>
       <w:tr>
-        <w:tblPrEx>
-          <w:tblCellMar>
-            <w:top w:w="0" w:type="dxa"/>
-            <w:bottom w:w="0" w:type="dxa"/>
-          </w:tblCellMar>
-        </w:tblPrEx>
         <w:tc>
           <w:tcPr>
             <w:tcW w:w="0" w:type="auto"/>
@@ -3337,12 +3031,6 @@
         </w:tc>
       </w:tr>
       <w:tr>
-        <w:tblPrEx>
-          <w:tblCellMar>
-            <w:top w:w="0" w:type="dxa"/>
-            <w:bottom w:w="0" w:type="dxa"/>
-          </w:tblCellMar>
-        </w:tblPrEx>
         <w:tc>
           <w:tcPr>
             <w:tcW w:w="0" w:type="auto"/>
@@ -3387,12 +3075,6 @@
         </w:tc>
       </w:tr>
       <w:tr>
-        <w:tblPrEx>
-          <w:tblCellMar>
-            <w:top w:w="0" w:type="dxa"/>
-            <w:bottom w:w="0" w:type="dxa"/>
-          </w:tblCellMar>
-        </w:tblPrEx>
         <w:tc>
           <w:tcPr>
             <w:tcW w:w="0" w:type="auto"/>
@@ -3437,12 +3119,6 @@
         </w:tc>
       </w:tr>
       <w:tr>
-        <w:tblPrEx>
-          <w:tblCellMar>
-            <w:top w:w="0" w:type="dxa"/>
-            <w:bottom w:w="0" w:type="dxa"/>
-          </w:tblCellMar>
-        </w:tblPrEx>
         <w:tc>
           <w:tcPr>
             <w:tcW w:w="0" w:type="auto"/>
@@ -3487,12 +3163,6 @@
         </w:tc>
       </w:tr>
       <w:tr>
-        <w:tblPrEx>
-          <w:tblCellMar>
-            <w:top w:w="0" w:type="dxa"/>
-            <w:bottom w:w="0" w:type="dxa"/>
-          </w:tblCellMar>
-        </w:tblPrEx>
         <w:tc>
           <w:tcPr>
             <w:tcW w:w="0" w:type="auto"/>
@@ -3537,12 +3207,6 @@
         </w:tc>
       </w:tr>
       <w:tr>
-        <w:tblPrEx>
-          <w:tblCellMar>
-            <w:top w:w="0" w:type="dxa"/>
-            <w:bottom w:w="0" w:type="dxa"/>
-          </w:tblCellMar>
-        </w:tblPrEx>
         <w:tc>
           <w:tcPr>
             <w:tcW w:w="0" w:type="auto"/>
@@ -3587,12 +3251,6 @@
         </w:tc>
       </w:tr>
       <w:tr>
-        <w:tblPrEx>
-          <w:tblCellMar>
-            <w:top w:w="0" w:type="dxa"/>
-            <w:bottom w:w="0" w:type="dxa"/>
-          </w:tblCellMar>
-        </w:tblPrEx>
         <w:tc>
           <w:tcPr>
             <w:tcW w:w="0" w:type="auto"/>
@@ -3612,10 +3270,16 @@
             <w:tcW w:w="0" w:type="auto"/>
           </w:tcPr>
           <w:p>
-            <w:r>
-              <w:rPr>
-                <w:sz w:val="20"/>
-                <w:szCs w:val="20"/>
+            <w:pPr>
+              <w:rPr>
+                <w:highlight w:val="yellow"/>
+              </w:rPr>
+            </w:pPr>
+            <w:r>
+              <w:rPr>
+                <w:sz w:val="20"/>
+                <w:szCs w:val="20"/>
+                <w:highlight w:val="yellow"/>
               </w:rPr>
               <w:t>Imágenes de cada sabor/</w:t>
             </w:r>
@@ -3624,6 +3288,7 @@
               <w:rPr>
                 <w:sz w:val="20"/>
                 <w:szCs w:val="20"/>
+                <w:highlight w:val="yellow"/>
               </w:rPr>
               <w:t>topping</w:t>
             </w:r>
@@ -3632,6 +3297,7 @@
               <w:rPr>
                 <w:sz w:val="20"/>
                 <w:szCs w:val="20"/>
+                <w:highlight w:val="yellow"/>
               </w:rPr>
               <w:t xml:space="preserve"> para el menú</w:t>
             </w:r>
@@ -3653,12 +3319,6 @@
         </w:tc>
       </w:tr>
       <w:tr>
-        <w:tblPrEx>
-          <w:tblCellMar>
-            <w:top w:w="0" w:type="dxa"/>
-            <w:bottom w:w="0" w:type="dxa"/>
-          </w:tblCellMar>
-        </w:tblPrEx>
         <w:tc>
           <w:tcPr>
             <w:tcW w:w="0" w:type="auto"/>
@@ -3712,12 +3372,6 @@
         </w:tc>
       </w:tr>
       <w:tr>
-        <w:tblPrEx>
-          <w:tblCellMar>
-            <w:top w:w="0" w:type="dxa"/>
-            <w:bottom w:w="0" w:type="dxa"/>
-          </w:tblCellMar>
-        </w:tblPrEx>
         <w:tc>
           <w:tcPr>
             <w:tcW w:w="0" w:type="auto"/>
@@ -3763,12 +3417,6 @@
         </w:tc>
       </w:tr>
       <w:tr>
-        <w:tblPrEx>
-          <w:tblCellMar>
-            <w:top w:w="0" w:type="dxa"/>
-            <w:bottom w:w="0" w:type="dxa"/>
-          </w:tblCellMar>
-        </w:tblPrEx>
         <w:tc>
           <w:tcPr>
             <w:tcW w:w="0" w:type="auto"/>
@@ -3813,12 +3461,6 @@
         </w:tc>
       </w:tr>
       <w:tr>
-        <w:tblPrEx>
-          <w:tblCellMar>
-            <w:top w:w="0" w:type="dxa"/>
-            <w:bottom w:w="0" w:type="dxa"/>
-          </w:tblCellMar>
-        </w:tblPrEx>
         <w:tc>
           <w:tcPr>
             <w:tcW w:w="0" w:type="auto"/>
@@ -3863,12 +3505,6 @@
         </w:tc>
       </w:tr>
       <w:tr>
-        <w:tblPrEx>
-          <w:tblCellMar>
-            <w:top w:w="0" w:type="dxa"/>
-            <w:bottom w:w="0" w:type="dxa"/>
-          </w:tblCellMar>
-        </w:tblPrEx>
         <w:tc>
           <w:tcPr>
             <w:tcW w:w="0" w:type="auto"/>
@@ -3978,12 +3614,6 @@
         <w:gridCol w:w="1405"/>
       </w:tblGrid>
       <w:tr>
-        <w:tblPrEx>
-          <w:tblCellMar>
-            <w:top w:w="0" w:type="dxa"/>
-            <w:bottom w:w="0" w:type="dxa"/>
-          </w:tblCellMar>
-        </w:tblPrEx>
         <w:tc>
           <w:tcPr>
             <w:tcW w:w="0" w:type="auto"/>
@@ -4037,12 +3667,6 @@
         </w:tc>
       </w:tr>
       <w:tr>
-        <w:tblPrEx>
-          <w:tblCellMar>
-            <w:top w:w="0" w:type="dxa"/>
-            <w:bottom w:w="0" w:type="dxa"/>
-          </w:tblCellMar>
-        </w:tblPrEx>
         <w:tc>
           <w:tcPr>
             <w:tcW w:w="0" w:type="auto"/>
@@ -4087,12 +3711,6 @@
         </w:tc>
       </w:tr>
       <w:tr>
-        <w:tblPrEx>
-          <w:tblCellMar>
-            <w:top w:w="0" w:type="dxa"/>
-            <w:bottom w:w="0" w:type="dxa"/>
-          </w:tblCellMar>
-        </w:tblPrEx>
         <w:tc>
           <w:tcPr>
             <w:tcW w:w="0" w:type="auto"/>
@@ -4137,12 +3755,6 @@
         </w:tc>
       </w:tr>
       <w:tr>
-        <w:tblPrEx>
-          <w:tblCellMar>
-            <w:top w:w="0" w:type="dxa"/>
-            <w:bottom w:w="0" w:type="dxa"/>
-          </w:tblCellMar>
-        </w:tblPrEx>
         <w:tc>
           <w:tcPr>
             <w:tcW w:w="0" w:type="auto"/>
@@ -4187,12 +3799,6 @@
         </w:tc>
       </w:tr>
       <w:tr>
-        <w:tblPrEx>
-          <w:tblCellMar>
-            <w:top w:w="0" w:type="dxa"/>
-            <w:bottom w:w="0" w:type="dxa"/>
-          </w:tblCellMar>
-        </w:tblPrEx>
         <w:tc>
           <w:tcPr>
             <w:tcW w:w="0" w:type="auto"/>
@@ -4237,12 +3843,6 @@
         </w:tc>
       </w:tr>
       <w:tr>
-        <w:tblPrEx>
-          <w:tblCellMar>
-            <w:top w:w="0" w:type="dxa"/>
-            <w:bottom w:w="0" w:type="dxa"/>
-          </w:tblCellMar>
-        </w:tblPrEx>
         <w:tc>
           <w:tcPr>
             <w:tcW w:w="0" w:type="auto"/>
@@ -4287,12 +3887,6 @@
         </w:tc>
       </w:tr>
       <w:tr>
-        <w:tblPrEx>
-          <w:tblCellMar>
-            <w:top w:w="0" w:type="dxa"/>
-            <w:bottom w:w="0" w:type="dxa"/>
-          </w:tblCellMar>
-        </w:tblPrEx>
         <w:tc>
           <w:tcPr>
             <w:tcW w:w="0" w:type="auto"/>
@@ -4343,12 +3937,6 @@
         </w:tc>
       </w:tr>
       <w:tr>
-        <w:tblPrEx>
-          <w:tblCellMar>
-            <w:top w:w="0" w:type="dxa"/>
-            <w:bottom w:w="0" w:type="dxa"/>
-          </w:tblCellMar>
-        </w:tblPrEx>
         <w:tc>
           <w:tcPr>
             <w:tcW w:w="0" w:type="auto"/>
@@ -4393,12 +3981,6 @@
         </w:tc>
       </w:tr>
       <w:tr>
-        <w:tblPrEx>
-          <w:tblCellMar>
-            <w:top w:w="0" w:type="dxa"/>
-            <w:bottom w:w="0" w:type="dxa"/>
-          </w:tblCellMar>
-        </w:tblPrEx>
         <w:tc>
           <w:tcPr>
             <w:tcW w:w="0" w:type="auto"/>
@@ -4452,12 +4034,6 @@
         </w:tc>
       </w:tr>
       <w:tr>
-        <w:tblPrEx>
-          <w:tblCellMar>
-            <w:top w:w="0" w:type="dxa"/>
-            <w:bottom w:w="0" w:type="dxa"/>
-          </w:tblCellMar>
-        </w:tblPrEx>
         <w:tc>
           <w:tcPr>
             <w:tcW w:w="0" w:type="auto"/>
@@ -4502,12 +4078,6 @@
         </w:tc>
       </w:tr>
       <w:tr>
-        <w:tblPrEx>
-          <w:tblCellMar>
-            <w:top w:w="0" w:type="dxa"/>
-            <w:bottom w:w="0" w:type="dxa"/>
-          </w:tblCellMar>
-        </w:tblPrEx>
         <w:tc>
           <w:tcPr>
             <w:tcW w:w="0" w:type="auto"/>
@@ -4552,12 +4122,6 @@
         </w:tc>
       </w:tr>
       <w:tr>
-        <w:tblPrEx>
-          <w:tblCellMar>
-            <w:top w:w="0" w:type="dxa"/>
-            <w:bottom w:w="0" w:type="dxa"/>
-          </w:tblCellMar>
-        </w:tblPrEx>
         <w:tc>
           <w:tcPr>
             <w:tcW w:w="0" w:type="auto"/>
@@ -4602,12 +4166,6 @@
         </w:tc>
       </w:tr>
       <w:tr>
-        <w:tblPrEx>
-          <w:tblCellMar>
-            <w:top w:w="0" w:type="dxa"/>
-            <w:bottom w:w="0" w:type="dxa"/>
-          </w:tblCellMar>
-        </w:tblPrEx>
         <w:tc>
           <w:tcPr>
             <w:tcW w:w="0" w:type="auto"/>
@@ -4652,12 +4210,6 @@
         </w:tc>
       </w:tr>
       <w:tr>
-        <w:tblPrEx>
-          <w:tblCellMar>
-            <w:top w:w="0" w:type="dxa"/>
-            <w:bottom w:w="0" w:type="dxa"/>
-          </w:tblCellMar>
-        </w:tblPrEx>
         <w:tc>
           <w:tcPr>
             <w:tcW w:w="0" w:type="auto"/>
@@ -4702,12 +4254,6 @@
         </w:tc>
       </w:tr>
       <w:tr>
-        <w:tblPrEx>
-          <w:tblCellMar>
-            <w:top w:w="0" w:type="dxa"/>
-            <w:bottom w:w="0" w:type="dxa"/>
-          </w:tblCellMar>
-        </w:tblPrEx>
         <w:tc>
           <w:tcPr>
             <w:tcW w:w="0" w:type="auto"/>
@@ -4752,12 +4298,6 @@
         </w:tc>
       </w:tr>
       <w:tr>
-        <w:tblPrEx>
-          <w:tblCellMar>
-            <w:top w:w="0" w:type="dxa"/>
-            <w:bottom w:w="0" w:type="dxa"/>
-          </w:tblCellMar>
-        </w:tblPrEx>
         <w:tc>
           <w:tcPr>
             <w:tcW w:w="0" w:type="auto"/>
@@ -4802,12 +4342,6 @@
         </w:tc>
       </w:tr>
       <w:tr>
-        <w:tblPrEx>
-          <w:tblCellMar>
-            <w:top w:w="0" w:type="dxa"/>
-            <w:bottom w:w="0" w:type="dxa"/>
-          </w:tblCellMar>
-        </w:tblPrEx>
         <w:tc>
           <w:tcPr>
             <w:tcW w:w="0" w:type="auto"/>
@@ -4853,12 +4387,6 @@
         </w:tc>
       </w:tr>
       <w:tr>
-        <w:tblPrEx>
-          <w:tblCellMar>
-            <w:top w:w="0" w:type="dxa"/>
-            <w:bottom w:w="0" w:type="dxa"/>
-          </w:tblCellMar>
-        </w:tblPrEx>
         <w:tc>
           <w:tcPr>
             <w:tcW w:w="0" w:type="auto"/>
@@ -4903,12 +4431,6 @@
         </w:tc>
       </w:tr>
       <w:tr>
-        <w:tblPrEx>
-          <w:tblCellMar>
-            <w:top w:w="0" w:type="dxa"/>
-            <w:bottom w:w="0" w:type="dxa"/>
-          </w:tblCellMar>
-        </w:tblPrEx>
         <w:tc>
           <w:tcPr>
             <w:tcW w:w="0" w:type="auto"/>
@@ -4953,12 +4475,6 @@
         </w:tc>
       </w:tr>
       <w:tr>
-        <w:tblPrEx>
-          <w:tblCellMar>
-            <w:top w:w="0" w:type="dxa"/>
-            <w:bottom w:w="0" w:type="dxa"/>
-          </w:tblCellMar>
-        </w:tblPrEx>
         <w:tc>
           <w:tcPr>
             <w:tcW w:w="0" w:type="auto"/>
@@ -5003,12 +4519,6 @@
         </w:tc>
       </w:tr>
       <w:tr>
-        <w:tblPrEx>
-          <w:tblCellMar>
-            <w:top w:w="0" w:type="dxa"/>
-            <w:bottom w:w="0" w:type="dxa"/>
-          </w:tblCellMar>
-        </w:tblPrEx>
         <w:tc>
           <w:tcPr>
             <w:tcW w:w="0" w:type="auto"/>
@@ -5133,12 +4643,6 @@
         <w:gridCol w:w="1505"/>
       </w:tblGrid>
       <w:tr>
-        <w:tblPrEx>
-          <w:tblCellMar>
-            <w:top w:w="0" w:type="dxa"/>
-            <w:bottom w:w="0" w:type="dxa"/>
-          </w:tblCellMar>
-        </w:tblPrEx>
         <w:tc>
           <w:tcPr>
             <w:tcW w:w="0" w:type="auto"/>
@@ -5192,12 +4696,6 @@
         </w:tc>
       </w:tr>
       <w:tr>
-        <w:tblPrEx>
-          <w:tblCellMar>
-            <w:top w:w="0" w:type="dxa"/>
-            <w:bottom w:w="0" w:type="dxa"/>
-          </w:tblCellMar>
-        </w:tblPrEx>
         <w:tc>
           <w:tcPr>
             <w:tcW w:w="0" w:type="auto"/>
@@ -5242,12 +4740,6 @@
         </w:tc>
       </w:tr>
       <w:tr>
-        <w:tblPrEx>
-          <w:tblCellMar>
-            <w:top w:w="0" w:type="dxa"/>
-            <w:bottom w:w="0" w:type="dxa"/>
-          </w:tblCellMar>
-        </w:tblPrEx>
         <w:tc>
           <w:tcPr>
             <w:tcW w:w="0" w:type="auto"/>
@@ -5292,12 +4784,6 @@
         </w:tc>
       </w:tr>
       <w:tr>
-        <w:tblPrEx>
-          <w:tblCellMar>
-            <w:top w:w="0" w:type="dxa"/>
-            <w:bottom w:w="0" w:type="dxa"/>
-          </w:tblCellMar>
-        </w:tblPrEx>
         <w:tc>
           <w:tcPr>
             <w:tcW w:w="0" w:type="auto"/>
@@ -5342,12 +4828,6 @@
         </w:tc>
       </w:tr>
       <w:tr>
-        <w:tblPrEx>
-          <w:tblCellMar>
-            <w:top w:w="0" w:type="dxa"/>
-            <w:bottom w:w="0" w:type="dxa"/>
-          </w:tblCellMar>
-        </w:tblPrEx>
         <w:tc>
           <w:tcPr>
             <w:tcW w:w="0" w:type="auto"/>
@@ -5392,12 +4872,6 @@
         </w:tc>
       </w:tr>
       <w:tr>
-        <w:tblPrEx>
-          <w:tblCellMar>
-            <w:top w:w="0" w:type="dxa"/>
-            <w:bottom w:w="0" w:type="dxa"/>
-          </w:tblCellMar>
-        </w:tblPrEx>
         <w:tc>
           <w:tcPr>
             <w:tcW w:w="0" w:type="auto"/>
@@ -5458,12 +4932,6 @@
         </w:tc>
       </w:tr>
       <w:tr>
-        <w:tblPrEx>
-          <w:tblCellMar>
-            <w:top w:w="0" w:type="dxa"/>
-            <w:bottom w:w="0" w:type="dxa"/>
-          </w:tblCellMar>
-        </w:tblPrEx>
         <w:tc>
           <w:tcPr>
             <w:tcW w:w="0" w:type="auto"/>
@@ -5508,12 +4976,6 @@
         </w:tc>
       </w:tr>
       <w:tr>
-        <w:tblPrEx>
-          <w:tblCellMar>
-            <w:top w:w="0" w:type="dxa"/>
-            <w:bottom w:w="0" w:type="dxa"/>
-          </w:tblCellMar>
-        </w:tblPrEx>
         <w:tc>
           <w:tcPr>
             <w:tcW w:w="0" w:type="auto"/>
@@ -5558,12 +5020,6 @@
         </w:tc>
       </w:tr>
       <w:tr>
-        <w:tblPrEx>
-          <w:tblCellMar>
-            <w:top w:w="0" w:type="dxa"/>
-            <w:bottom w:w="0" w:type="dxa"/>
-          </w:tblCellMar>
-        </w:tblPrEx>
         <w:tc>
           <w:tcPr>
             <w:tcW w:w="0" w:type="auto"/>
@@ -5608,12 +5064,6 @@
         </w:tc>
       </w:tr>
       <w:tr>
-        <w:tblPrEx>
-          <w:tblCellMar>
-            <w:top w:w="0" w:type="dxa"/>
-            <w:bottom w:w="0" w:type="dxa"/>
-          </w:tblCellMar>
-        </w:tblPrEx>
         <w:tc>
           <w:tcPr>
             <w:tcW w:w="0" w:type="auto"/>
@@ -5658,12 +5108,6 @@
         </w:tc>
       </w:tr>
       <w:tr>
-        <w:tblPrEx>
-          <w:tblCellMar>
-            <w:top w:w="0" w:type="dxa"/>
-            <w:bottom w:w="0" w:type="dxa"/>
-          </w:tblCellMar>
-        </w:tblPrEx>
         <w:tc>
           <w:tcPr>
             <w:tcW w:w="0" w:type="auto"/>
@@ -5708,12 +5152,6 @@
         </w:tc>
       </w:tr>
       <w:tr>
-        <w:tblPrEx>
-          <w:tblCellMar>
-            <w:top w:w="0" w:type="dxa"/>
-            <w:bottom w:w="0" w:type="dxa"/>
-          </w:tblCellMar>
-        </w:tblPrEx>
         <w:tc>
           <w:tcPr>
             <w:tcW w:w="0" w:type="auto"/>
@@ -5767,12 +5205,6 @@
         </w:tc>
       </w:tr>
       <w:tr>
-        <w:tblPrEx>
-          <w:tblCellMar>
-            <w:top w:w="0" w:type="dxa"/>
-            <w:bottom w:w="0" w:type="dxa"/>
-          </w:tblCellMar>
-        </w:tblPrEx>
         <w:tc>
           <w:tcPr>
             <w:tcW w:w="0" w:type="auto"/>
@@ -5817,12 +5249,6 @@
         </w:tc>
       </w:tr>
       <w:tr>
-        <w:tblPrEx>
-          <w:tblCellMar>
-            <w:top w:w="0" w:type="dxa"/>
-            <w:bottom w:w="0" w:type="dxa"/>
-          </w:tblCellMar>
-        </w:tblPrEx>
         <w:tc>
           <w:tcPr>
             <w:tcW w:w="0" w:type="auto"/>
@@ -5867,12 +5293,6 @@
         </w:tc>
       </w:tr>
       <w:tr>
-        <w:tblPrEx>
-          <w:tblCellMar>
-            <w:top w:w="0" w:type="dxa"/>
-            <w:bottom w:w="0" w:type="dxa"/>
-          </w:tblCellMar>
-        </w:tblPrEx>
         <w:tc>
           <w:tcPr>
             <w:tcW w:w="0" w:type="auto"/>
@@ -5917,12 +5337,6 @@
         </w:tc>
       </w:tr>
       <w:tr>
-        <w:tblPrEx>
-          <w:tblCellMar>
-            <w:top w:w="0" w:type="dxa"/>
-            <w:bottom w:w="0" w:type="dxa"/>
-          </w:tblCellMar>
-        </w:tblPrEx>
         <w:tc>
           <w:tcPr>
             <w:tcW w:w="0" w:type="auto"/>
@@ -5967,12 +5381,6 @@
         </w:tc>
       </w:tr>
       <w:tr>
-        <w:tblPrEx>
-          <w:tblCellMar>
-            <w:top w:w="0" w:type="dxa"/>
-            <w:bottom w:w="0" w:type="dxa"/>
-          </w:tblCellMar>
-        </w:tblPrEx>
         <w:tc>
           <w:tcPr>
             <w:tcW w:w="0" w:type="auto"/>
@@ -6017,12 +5425,6 @@
         </w:tc>
       </w:tr>
       <w:tr>
-        <w:tblPrEx>
-          <w:tblCellMar>
-            <w:top w:w="0" w:type="dxa"/>
-            <w:bottom w:w="0" w:type="dxa"/>
-          </w:tblCellMar>
-        </w:tblPrEx>
         <w:tc>
           <w:tcPr>
             <w:tcW w:w="0" w:type="auto"/>
@@ -6067,12 +5469,6 @@
         </w:tc>
       </w:tr>
       <w:tr>
-        <w:tblPrEx>
-          <w:tblCellMar>
-            <w:top w:w="0" w:type="dxa"/>
-            <w:bottom w:w="0" w:type="dxa"/>
-          </w:tblCellMar>
-        </w:tblPrEx>
         <w:tc>
           <w:tcPr>
             <w:tcW w:w="0" w:type="auto"/>
@@ -6117,12 +5513,6 @@
         </w:tc>
       </w:tr>
       <w:tr>
-        <w:tblPrEx>
-          <w:tblCellMar>
-            <w:top w:w="0" w:type="dxa"/>
-            <w:bottom w:w="0" w:type="dxa"/>
-          </w:tblCellMar>
-        </w:tblPrEx>
         <w:tc>
           <w:tcPr>
             <w:tcW w:w="0" w:type="auto"/>
@@ -6167,12 +5557,6 @@
         </w:tc>
       </w:tr>
       <w:tr>
-        <w:tblPrEx>
-          <w:tblCellMar>
-            <w:top w:w="0" w:type="dxa"/>
-            <w:bottom w:w="0" w:type="dxa"/>
-          </w:tblCellMar>
-        </w:tblPrEx>
         <w:tc>
           <w:tcPr>
             <w:tcW w:w="0" w:type="auto"/>
@@ -6297,12 +5681,6 @@
         <w:gridCol w:w="1245"/>
       </w:tblGrid>
       <w:tr>
-        <w:tblPrEx>
-          <w:tblCellMar>
-            <w:top w:w="0" w:type="dxa"/>
-            <w:bottom w:w="0" w:type="dxa"/>
-          </w:tblCellMar>
-        </w:tblPrEx>
         <w:tc>
           <w:tcPr>
             <w:tcW w:w="0" w:type="auto"/>
@@ -6356,12 +5734,6 @@
         </w:tc>
       </w:tr>
       <w:tr>
-        <w:tblPrEx>
-          <w:tblCellMar>
-            <w:top w:w="0" w:type="dxa"/>
-            <w:bottom w:w="0" w:type="dxa"/>
-          </w:tblCellMar>
-        </w:tblPrEx>
         <w:tc>
           <w:tcPr>
             <w:tcW w:w="0" w:type="auto"/>
@@ -6406,12 +5778,6 @@
         </w:tc>
       </w:tr>
       <w:tr>
-        <w:tblPrEx>
-          <w:tblCellMar>
-            <w:top w:w="0" w:type="dxa"/>
-            <w:bottom w:w="0" w:type="dxa"/>
-          </w:tblCellMar>
-        </w:tblPrEx>
         <w:tc>
           <w:tcPr>
             <w:tcW w:w="0" w:type="auto"/>
@@ -6456,12 +5822,6 @@
         </w:tc>
       </w:tr>
       <w:tr>
-        <w:tblPrEx>
-          <w:tblCellMar>
-            <w:top w:w="0" w:type="dxa"/>
-            <w:bottom w:w="0" w:type="dxa"/>
-          </w:tblCellMar>
-        </w:tblPrEx>
         <w:tc>
           <w:tcPr>
             <w:tcW w:w="0" w:type="auto"/>
@@ -6506,12 +5866,6 @@
         </w:tc>
       </w:tr>
       <w:tr>
-        <w:tblPrEx>
-          <w:tblCellMar>
-            <w:top w:w="0" w:type="dxa"/>
-            <w:bottom w:w="0" w:type="dxa"/>
-          </w:tblCellMar>
-        </w:tblPrEx>
         <w:tc>
           <w:tcPr>
             <w:tcW w:w="0" w:type="auto"/>
@@ -6556,12 +5910,6 @@
         </w:tc>
       </w:tr>
       <w:tr>
-        <w:tblPrEx>
-          <w:tblCellMar>
-            <w:top w:w="0" w:type="dxa"/>
-            <w:bottom w:w="0" w:type="dxa"/>
-          </w:tblCellMar>
-        </w:tblPrEx>
         <w:tc>
           <w:tcPr>
             <w:tcW w:w="0" w:type="auto"/>
@@ -6606,12 +5954,6 @@
         </w:tc>
       </w:tr>
       <w:tr>
-        <w:tblPrEx>
-          <w:tblCellMar>
-            <w:top w:w="0" w:type="dxa"/>
-            <w:bottom w:w="0" w:type="dxa"/>
-          </w:tblCellMar>
-        </w:tblPrEx>
         <w:tc>
           <w:tcPr>
             <w:tcW w:w="0" w:type="auto"/>
@@ -6656,12 +5998,6 @@
         </w:tc>
       </w:tr>
       <w:tr>
-        <w:tblPrEx>
-          <w:tblCellMar>
-            <w:top w:w="0" w:type="dxa"/>
-            <w:bottom w:w="0" w:type="dxa"/>
-          </w:tblCellMar>
-        </w:tblPrEx>
         <w:tc>
           <w:tcPr>
             <w:tcW w:w="0" w:type="auto"/>
@@ -6706,12 +6042,6 @@
         </w:tc>
       </w:tr>
       <w:tr>
-        <w:tblPrEx>
-          <w:tblCellMar>
-            <w:top w:w="0" w:type="dxa"/>
-            <w:bottom w:w="0" w:type="dxa"/>
-          </w:tblCellMar>
-        </w:tblPrEx>
         <w:tc>
           <w:tcPr>
             <w:tcW w:w="0" w:type="auto"/>
@@ -6765,12 +6095,6 @@
         </w:tc>
       </w:tr>
       <w:tr>
-        <w:tblPrEx>
-          <w:tblCellMar>
-            <w:top w:w="0" w:type="dxa"/>
-            <w:bottom w:w="0" w:type="dxa"/>
-          </w:tblCellMar>
-        </w:tblPrEx>
         <w:tc>
           <w:tcPr>
             <w:tcW w:w="0" w:type="auto"/>
@@ -6815,12 +6139,6 @@
         </w:tc>
       </w:tr>
       <w:tr>
-        <w:tblPrEx>
-          <w:tblCellMar>
-            <w:top w:w="0" w:type="dxa"/>
-            <w:bottom w:w="0" w:type="dxa"/>
-          </w:tblCellMar>
-        </w:tblPrEx>
         <w:tc>
           <w:tcPr>
             <w:tcW w:w="0" w:type="auto"/>
@@ -6865,12 +6183,6 @@
         </w:tc>
       </w:tr>
       <w:tr>
-        <w:tblPrEx>
-          <w:tblCellMar>
-            <w:top w:w="0" w:type="dxa"/>
-            <w:bottom w:w="0" w:type="dxa"/>
-          </w:tblCellMar>
-        </w:tblPrEx>
         <w:tc>
           <w:tcPr>
             <w:tcW w:w="0" w:type="auto"/>
@@ -6915,12 +6227,6 @@
         </w:tc>
       </w:tr>
       <w:tr>
-        <w:tblPrEx>
-          <w:tblCellMar>
-            <w:top w:w="0" w:type="dxa"/>
-            <w:bottom w:w="0" w:type="dxa"/>
-          </w:tblCellMar>
-        </w:tblPrEx>
         <w:tc>
           <w:tcPr>
             <w:tcW w:w="0" w:type="auto"/>
@@ -6965,12 +6271,6 @@
         </w:tc>
       </w:tr>
       <w:tr>
-        <w:tblPrEx>
-          <w:tblCellMar>
-            <w:top w:w="0" w:type="dxa"/>
-            <w:bottom w:w="0" w:type="dxa"/>
-          </w:tblCellMar>
-        </w:tblPrEx>
         <w:tc>
           <w:tcPr>
             <w:tcW w:w="0" w:type="auto"/>
@@ -7015,12 +6315,6 @@
         </w:tc>
       </w:tr>
       <w:tr>
-        <w:tblPrEx>
-          <w:tblCellMar>
-            <w:top w:w="0" w:type="dxa"/>
-            <w:bottom w:w="0" w:type="dxa"/>
-          </w:tblCellMar>
-        </w:tblPrEx>
         <w:tc>
           <w:tcPr>
             <w:tcW w:w="0" w:type="auto"/>
@@ -7066,12 +6360,6 @@
         </w:tc>
       </w:tr>
       <w:tr>
-        <w:tblPrEx>
-          <w:tblCellMar>
-            <w:top w:w="0" w:type="dxa"/>
-            <w:bottom w:w="0" w:type="dxa"/>
-          </w:tblCellMar>
-        </w:tblPrEx>
         <w:tc>
           <w:tcPr>
             <w:tcW w:w="0" w:type="auto"/>
@@ -7141,12 +6429,6 @@
         </w:tc>
       </w:tr>
       <w:tr>
-        <w:tblPrEx>
-          <w:tblCellMar>
-            <w:top w:w="0" w:type="dxa"/>
-            <w:bottom w:w="0" w:type="dxa"/>
-          </w:tblCellMar>
-        </w:tblPrEx>
         <w:tc>
           <w:tcPr>
             <w:tcW w:w="0" w:type="auto"/>
@@ -7191,12 +6473,6 @@
         </w:tc>
       </w:tr>
       <w:tr>
-        <w:tblPrEx>
-          <w:tblCellMar>
-            <w:top w:w="0" w:type="dxa"/>
-            <w:bottom w:w="0" w:type="dxa"/>
-          </w:tblCellMar>
-        </w:tblPrEx>
         <w:tc>
           <w:tcPr>
             <w:tcW w:w="0" w:type="auto"/>
@@ -7241,12 +6517,6 @@
         </w:tc>
       </w:tr>
       <w:tr>
-        <w:tblPrEx>
-          <w:tblCellMar>
-            <w:top w:w="0" w:type="dxa"/>
-            <w:bottom w:w="0" w:type="dxa"/>
-          </w:tblCellMar>
-        </w:tblPrEx>
         <w:tc>
           <w:tcPr>
             <w:tcW w:w="0" w:type="auto"/>
@@ -7291,12 +6561,6 @@
         </w:tc>
       </w:tr>
       <w:tr>
-        <w:tblPrEx>
-          <w:tblCellMar>
-            <w:top w:w="0" w:type="dxa"/>
-            <w:bottom w:w="0" w:type="dxa"/>
-          </w:tblCellMar>
-        </w:tblPrEx>
         <w:tc>
           <w:tcPr>
             <w:tcW w:w="0" w:type="auto"/>
@@ -7341,12 +6605,6 @@
         </w:tc>
       </w:tr>
       <w:tr>
-        <w:tblPrEx>
-          <w:tblCellMar>
-            <w:top w:w="0" w:type="dxa"/>
-            <w:bottom w:w="0" w:type="dxa"/>
-          </w:tblCellMar>
-        </w:tblPrEx>
         <w:tc>
           <w:tcPr>
             <w:tcW w:w="0" w:type="auto"/>
@@ -7471,12 +6729,6 @@
         <w:gridCol w:w="1229"/>
       </w:tblGrid>
       <w:tr>
-        <w:tblPrEx>
-          <w:tblCellMar>
-            <w:top w:w="0" w:type="dxa"/>
-            <w:bottom w:w="0" w:type="dxa"/>
-          </w:tblCellMar>
-        </w:tblPrEx>
         <w:tc>
           <w:tcPr>
             <w:tcW w:w="0" w:type="auto"/>
@@ -7530,12 +6782,6 @@
         </w:tc>
       </w:tr>
       <w:tr>
-        <w:tblPrEx>
-          <w:tblCellMar>
-            <w:top w:w="0" w:type="dxa"/>
-            <w:bottom w:w="0" w:type="dxa"/>
-          </w:tblCellMar>
-        </w:tblPrEx>
         <w:tc>
           <w:tcPr>
             <w:tcW w:w="0" w:type="auto"/>
@@ -7580,12 +6826,6 @@
         </w:tc>
       </w:tr>
       <w:tr>
-        <w:tblPrEx>
-          <w:tblCellMar>
-            <w:top w:w="0" w:type="dxa"/>
-            <w:bottom w:w="0" w:type="dxa"/>
-          </w:tblCellMar>
-        </w:tblPrEx>
         <w:tc>
           <w:tcPr>
             <w:tcW w:w="0" w:type="auto"/>
@@ -7630,12 +6870,6 @@
         </w:tc>
       </w:tr>
       <w:tr>
-        <w:tblPrEx>
-          <w:tblCellMar>
-            <w:top w:w="0" w:type="dxa"/>
-            <w:bottom w:w="0" w:type="dxa"/>
-          </w:tblCellMar>
-        </w:tblPrEx>
         <w:tc>
           <w:tcPr>
             <w:tcW w:w="0" w:type="auto"/>
@@ -7680,12 +6914,6 @@
         </w:tc>
       </w:tr>
       <w:tr>
-        <w:tblPrEx>
-          <w:tblCellMar>
-            <w:top w:w="0" w:type="dxa"/>
-            <w:bottom w:w="0" w:type="dxa"/>
-          </w:tblCellMar>
-        </w:tblPrEx>
         <w:tc>
           <w:tcPr>
             <w:tcW w:w="0" w:type="auto"/>
@@ -7730,12 +6958,6 @@
         </w:tc>
       </w:tr>
       <w:tr>
-        <w:tblPrEx>
-          <w:tblCellMar>
-            <w:top w:w="0" w:type="dxa"/>
-            <w:bottom w:w="0" w:type="dxa"/>
-          </w:tblCellMar>
-        </w:tblPrEx>
         <w:tc>
           <w:tcPr>
             <w:tcW w:w="0" w:type="auto"/>
@@ -7780,12 +7002,6 @@
         </w:tc>
       </w:tr>
       <w:tr>
-        <w:tblPrEx>
-          <w:tblCellMar>
-            <w:top w:w="0" w:type="dxa"/>
-            <w:bottom w:w="0" w:type="dxa"/>
-          </w:tblCellMar>
-        </w:tblPrEx>
         <w:tc>
           <w:tcPr>
             <w:tcW w:w="0" w:type="auto"/>
@@ -7830,12 +7046,6 @@
         </w:tc>
       </w:tr>
       <w:tr>
-        <w:tblPrEx>
-          <w:tblCellMar>
-            <w:top w:w="0" w:type="dxa"/>
-            <w:bottom w:w="0" w:type="dxa"/>
-          </w:tblCellMar>
-        </w:tblPrEx>
         <w:tc>
           <w:tcPr>
             <w:tcW w:w="0" w:type="auto"/>
@@ -7880,12 +7090,6 @@
         </w:tc>
       </w:tr>
       <w:tr>
-        <w:tblPrEx>
-          <w:tblCellMar>
-            <w:top w:w="0" w:type="dxa"/>
-            <w:bottom w:w="0" w:type="dxa"/>
-          </w:tblCellMar>
-        </w:tblPrEx>
         <w:tc>
           <w:tcPr>
             <w:tcW w:w="0" w:type="auto"/>
@@ -7930,12 +7134,6 @@
         </w:tc>
       </w:tr>
       <w:tr>
-        <w:tblPrEx>
-          <w:tblCellMar>
-            <w:top w:w="0" w:type="dxa"/>
-            <w:bottom w:w="0" w:type="dxa"/>
-          </w:tblCellMar>
-        </w:tblPrEx>
         <w:tc>
           <w:tcPr>
             <w:tcW w:w="0" w:type="auto"/>
@@ -7980,12 +7178,6 @@
         </w:tc>
       </w:tr>
       <w:tr>
-        <w:tblPrEx>
-          <w:tblCellMar>
-            <w:top w:w="0" w:type="dxa"/>
-            <w:bottom w:w="0" w:type="dxa"/>
-          </w:tblCellMar>
-        </w:tblPrEx>
         <w:tc>
           <w:tcPr>
             <w:tcW w:w="0" w:type="auto"/>
@@ -8030,12 +7222,6 @@
         </w:tc>
       </w:tr>
       <w:tr>
-        <w:tblPrEx>
-          <w:tblCellMar>
-            <w:top w:w="0" w:type="dxa"/>
-            <w:bottom w:w="0" w:type="dxa"/>
-          </w:tblCellMar>
-        </w:tblPrEx>
         <w:tc>
           <w:tcPr>
             <w:tcW w:w="0" w:type="auto"/>
@@ -8080,12 +7266,6 @@
         </w:tc>
       </w:tr>
       <w:tr>
-        <w:tblPrEx>
-          <w:tblCellMar>
-            <w:top w:w="0" w:type="dxa"/>
-            <w:bottom w:w="0" w:type="dxa"/>
-          </w:tblCellMar>
-        </w:tblPrEx>
         <w:tc>
           <w:tcPr>
             <w:tcW w:w="0" w:type="auto"/>
@@ -8130,12 +7310,6 @@
         </w:tc>
       </w:tr>
       <w:tr>
-        <w:tblPrEx>
-          <w:tblCellMar>
-            <w:top w:w="0" w:type="dxa"/>
-            <w:bottom w:w="0" w:type="dxa"/>
-          </w:tblCellMar>
-        </w:tblPrEx>
         <w:tc>
           <w:tcPr>
             <w:tcW w:w="0" w:type="auto"/>
@@ -8180,12 +7354,6 @@
         </w:tc>
       </w:tr>
       <w:tr>
-        <w:tblPrEx>
-          <w:tblCellMar>
-            <w:top w:w="0" w:type="dxa"/>
-            <w:bottom w:w="0" w:type="dxa"/>
-          </w:tblCellMar>
-        </w:tblPrEx>
         <w:tc>
           <w:tcPr>
             <w:tcW w:w="0" w:type="auto"/>
@@ -8230,12 +7398,6 @@
         </w:tc>
       </w:tr>
       <w:tr>
-        <w:tblPrEx>
-          <w:tblCellMar>
-            <w:top w:w="0" w:type="dxa"/>
-            <w:bottom w:w="0" w:type="dxa"/>
-          </w:tblCellMar>
-        </w:tblPrEx>
         <w:tc>
           <w:tcPr>
             <w:tcW w:w="0" w:type="auto"/>
@@ -8280,12 +7442,6 @@
         </w:tc>
       </w:tr>
       <w:tr>
-        <w:tblPrEx>
-          <w:tblCellMar>
-            <w:top w:w="0" w:type="dxa"/>
-            <w:bottom w:w="0" w:type="dxa"/>
-          </w:tblCellMar>
-        </w:tblPrEx>
         <w:tc>
           <w:tcPr>
             <w:tcW w:w="0" w:type="auto"/>
@@ -8330,12 +7486,6 @@
         </w:tc>
       </w:tr>
       <w:tr>
-        <w:tblPrEx>
-          <w:tblCellMar>
-            <w:top w:w="0" w:type="dxa"/>
-            <w:bottom w:w="0" w:type="dxa"/>
-          </w:tblCellMar>
-        </w:tblPrEx>
         <w:tc>
           <w:tcPr>
             <w:tcW w:w="0" w:type="auto"/>
@@ -8380,12 +7530,6 @@
         </w:tc>
       </w:tr>
       <w:tr>
-        <w:tblPrEx>
-          <w:tblCellMar>
-            <w:top w:w="0" w:type="dxa"/>
-            <w:bottom w:w="0" w:type="dxa"/>
-          </w:tblCellMar>
-        </w:tblPrEx>
         <w:tc>
           <w:tcPr>
             <w:tcW w:w="0" w:type="auto"/>
@@ -8430,12 +7574,6 @@
         </w:tc>
       </w:tr>
       <w:tr>
-        <w:tblPrEx>
-          <w:tblCellMar>
-            <w:top w:w="0" w:type="dxa"/>
-            <w:bottom w:w="0" w:type="dxa"/>
-          </w:tblCellMar>
-        </w:tblPrEx>
         <w:tc>
           <w:tcPr>
             <w:tcW w:w="0" w:type="auto"/>
@@ -8480,12 +7618,6 @@
         </w:tc>
       </w:tr>
       <w:tr>
-        <w:tblPrEx>
-          <w:tblCellMar>
-            <w:top w:w="0" w:type="dxa"/>
-            <w:bottom w:w="0" w:type="dxa"/>
-          </w:tblCellMar>
-        </w:tblPrEx>
         <w:tc>
           <w:tcPr>
             <w:tcW w:w="0" w:type="auto"/>
@@ -8619,12 +7751,6 @@
         <w:gridCol w:w="1269"/>
       </w:tblGrid>
       <w:tr>
-        <w:tblPrEx>
-          <w:tblCellMar>
-            <w:top w:w="0" w:type="dxa"/>
-            <w:bottom w:w="0" w:type="dxa"/>
-          </w:tblCellMar>
-        </w:tblPrEx>
         <w:tc>
           <w:tcPr>
             <w:tcW w:w="0" w:type="auto"/>
@@ -8678,12 +7804,6 @@
         </w:tc>
       </w:tr>
       <w:tr>
-        <w:tblPrEx>
-          <w:tblCellMar>
-            <w:top w:w="0" w:type="dxa"/>
-            <w:bottom w:w="0" w:type="dxa"/>
-          </w:tblCellMar>
-        </w:tblPrEx>
         <w:tc>
           <w:tcPr>
             <w:tcW w:w="0" w:type="auto"/>
@@ -8728,12 +7848,6 @@
         </w:tc>
       </w:tr>
       <w:tr>
-        <w:tblPrEx>
-          <w:tblCellMar>
-            <w:top w:w="0" w:type="dxa"/>
-            <w:bottom w:w="0" w:type="dxa"/>
-          </w:tblCellMar>
-        </w:tblPrEx>
         <w:tc>
           <w:tcPr>
             <w:tcW w:w="0" w:type="auto"/>
@@ -8778,12 +7892,6 @@
         </w:tc>
       </w:tr>
       <w:tr>
-        <w:tblPrEx>
-          <w:tblCellMar>
-            <w:top w:w="0" w:type="dxa"/>
-            <w:bottom w:w="0" w:type="dxa"/>
-          </w:tblCellMar>
-        </w:tblPrEx>
         <w:tc>
           <w:tcPr>
             <w:tcW w:w="0" w:type="auto"/>
@@ -8828,12 +7936,6 @@
         </w:tc>
       </w:tr>
       <w:tr>
-        <w:tblPrEx>
-          <w:tblCellMar>
-            <w:top w:w="0" w:type="dxa"/>
-            <w:bottom w:w="0" w:type="dxa"/>
-          </w:tblCellMar>
-        </w:tblPrEx>
         <w:tc>
           <w:tcPr>
             <w:tcW w:w="0" w:type="auto"/>
@@ -8878,12 +7980,6 @@
         </w:tc>
       </w:tr>
       <w:tr>
-        <w:tblPrEx>
-          <w:tblCellMar>
-            <w:top w:w="0" w:type="dxa"/>
-            <w:bottom w:w="0" w:type="dxa"/>
-          </w:tblCellMar>
-        </w:tblPrEx>
         <w:tc>
           <w:tcPr>
             <w:tcW w:w="0" w:type="auto"/>
@@ -8937,12 +8033,6 @@
         </w:tc>
       </w:tr>
       <w:tr>
-        <w:tblPrEx>
-          <w:tblCellMar>
-            <w:top w:w="0" w:type="dxa"/>
-            <w:bottom w:w="0" w:type="dxa"/>
-          </w:tblCellMar>
-        </w:tblPrEx>
         <w:tc>
           <w:tcPr>
             <w:tcW w:w="0" w:type="auto"/>
@@ -8987,12 +8077,6 @@
         </w:tc>
       </w:tr>
       <w:tr>
-        <w:tblPrEx>
-          <w:tblCellMar>
-            <w:top w:w="0" w:type="dxa"/>
-            <w:bottom w:w="0" w:type="dxa"/>
-          </w:tblCellMar>
-        </w:tblPrEx>
         <w:tc>
           <w:tcPr>
             <w:tcW w:w="0" w:type="auto"/>
@@ -9037,12 +8121,6 @@
         </w:tc>
       </w:tr>
       <w:tr>
-        <w:tblPrEx>
-          <w:tblCellMar>
-            <w:top w:w="0" w:type="dxa"/>
-            <w:bottom w:w="0" w:type="dxa"/>
-          </w:tblCellMar>
-        </w:tblPrEx>
         <w:tc>
           <w:tcPr>
             <w:tcW w:w="0" w:type="auto"/>
@@ -9087,12 +8165,6 @@
         </w:tc>
       </w:tr>
       <w:tr>
-        <w:tblPrEx>
-          <w:tblCellMar>
-            <w:top w:w="0" w:type="dxa"/>
-            <w:bottom w:w="0" w:type="dxa"/>
-          </w:tblCellMar>
-        </w:tblPrEx>
         <w:tc>
           <w:tcPr>
             <w:tcW w:w="0" w:type="auto"/>
@@ -9137,12 +8209,6 @@
         </w:tc>
       </w:tr>
       <w:tr>
-        <w:tblPrEx>
-          <w:tblCellMar>
-            <w:top w:w="0" w:type="dxa"/>
-            <w:bottom w:w="0" w:type="dxa"/>
-          </w:tblCellMar>
-        </w:tblPrEx>
         <w:tc>
           <w:tcPr>
             <w:tcW w:w="0" w:type="auto"/>
@@ -9187,12 +8253,6 @@
         </w:tc>
       </w:tr>
       <w:tr>
-        <w:tblPrEx>
-          <w:tblCellMar>
-            <w:top w:w="0" w:type="dxa"/>
-            <w:bottom w:w="0" w:type="dxa"/>
-          </w:tblCellMar>
-        </w:tblPrEx>
         <w:tc>
           <w:tcPr>
             <w:tcW w:w="0" w:type="auto"/>
@@ -9237,12 +8297,6 @@
         </w:tc>
       </w:tr>
       <w:tr>
-        <w:tblPrEx>
-          <w:tblCellMar>
-            <w:top w:w="0" w:type="dxa"/>
-            <w:bottom w:w="0" w:type="dxa"/>
-          </w:tblCellMar>
-        </w:tblPrEx>
         <w:tc>
           <w:tcPr>
             <w:tcW w:w="0" w:type="auto"/>
@@ -9288,12 +8342,6 @@
         </w:tc>
       </w:tr>
       <w:tr>
-        <w:tblPrEx>
-          <w:tblCellMar>
-            <w:top w:w="0" w:type="dxa"/>
-            <w:bottom w:w="0" w:type="dxa"/>
-          </w:tblCellMar>
-        </w:tblPrEx>
         <w:tc>
           <w:tcPr>
             <w:tcW w:w="0" w:type="auto"/>
@@ -9338,12 +8386,6 @@
         </w:tc>
       </w:tr>
       <w:tr>
-        <w:tblPrEx>
-          <w:tblCellMar>
-            <w:top w:w="0" w:type="dxa"/>
-            <w:bottom w:w="0" w:type="dxa"/>
-          </w:tblCellMar>
-        </w:tblPrEx>
         <w:tc>
           <w:tcPr>
             <w:tcW w:w="0" w:type="auto"/>
@@ -9397,12 +8439,6 @@
         </w:tc>
       </w:tr>
       <w:tr>
-        <w:tblPrEx>
-          <w:tblCellMar>
-            <w:top w:w="0" w:type="dxa"/>
-            <w:bottom w:w="0" w:type="dxa"/>
-          </w:tblCellMar>
-        </w:tblPrEx>
         <w:tc>
           <w:tcPr>
             <w:tcW w:w="0" w:type="auto"/>
@@ -9456,12 +8492,6 @@
         </w:tc>
       </w:tr>
       <w:tr>
-        <w:tblPrEx>
-          <w:tblCellMar>
-            <w:top w:w="0" w:type="dxa"/>
-            <w:bottom w:w="0" w:type="dxa"/>
-          </w:tblCellMar>
-        </w:tblPrEx>
         <w:tc>
           <w:tcPr>
             <w:tcW w:w="0" w:type="auto"/>
@@ -9522,12 +8552,6 @@
         </w:tc>
       </w:tr>
       <w:tr>
-        <w:tblPrEx>
-          <w:tblCellMar>
-            <w:top w:w="0" w:type="dxa"/>
-            <w:bottom w:w="0" w:type="dxa"/>
-          </w:tblCellMar>
-        </w:tblPrEx>
         <w:tc>
           <w:tcPr>
             <w:tcW w:w="0" w:type="auto"/>
@@ -9572,12 +8596,6 @@
         </w:tc>
       </w:tr>
       <w:tr>
-        <w:tblPrEx>
-          <w:tblCellMar>
-            <w:top w:w="0" w:type="dxa"/>
-            <w:bottom w:w="0" w:type="dxa"/>
-          </w:tblCellMar>
-        </w:tblPrEx>
         <w:tc>
           <w:tcPr>
             <w:tcW w:w="0" w:type="auto"/>
@@ -9622,12 +8640,6 @@
         </w:tc>
       </w:tr>
       <w:tr>
-        <w:tblPrEx>
-          <w:tblCellMar>
-            <w:top w:w="0" w:type="dxa"/>
-            <w:bottom w:w="0" w:type="dxa"/>
-          </w:tblCellMar>
-        </w:tblPrEx>
         <w:tc>
           <w:tcPr>
             <w:tcW w:w="0" w:type="auto"/>
@@ -9672,12 +8684,6 @@
         </w:tc>
       </w:tr>
       <w:tr>
-        <w:tblPrEx>
-          <w:tblCellMar>
-            <w:top w:w="0" w:type="dxa"/>
-            <w:bottom w:w="0" w:type="dxa"/>
-          </w:tblCellMar>
-        </w:tblPrEx>
         <w:tc>
           <w:tcPr>
             <w:tcW w:w="0" w:type="auto"/>
@@ -9786,12 +8792,6 @@
         <w:gridCol w:w="1347"/>
       </w:tblGrid>
       <w:tr>
-        <w:tblPrEx>
-          <w:tblCellMar>
-            <w:top w:w="0" w:type="dxa"/>
-            <w:bottom w:w="0" w:type="dxa"/>
-          </w:tblCellMar>
-        </w:tblPrEx>
         <w:tc>
           <w:tcPr>
             <w:tcW w:w="0" w:type="auto"/>
@@ -9845,12 +8845,6 @@
         </w:tc>
       </w:tr>
       <w:tr>
-        <w:tblPrEx>
-          <w:tblCellMar>
-            <w:top w:w="0" w:type="dxa"/>
-            <w:bottom w:w="0" w:type="dxa"/>
-          </w:tblCellMar>
-        </w:tblPrEx>
         <w:tc>
           <w:tcPr>
             <w:tcW w:w="0" w:type="auto"/>
@@ -9911,12 +8905,6 @@
         </w:tc>
       </w:tr>
       <w:tr>
-        <w:tblPrEx>
-          <w:tblCellMar>
-            <w:top w:w="0" w:type="dxa"/>
-            <w:bottom w:w="0" w:type="dxa"/>
-          </w:tblCellMar>
-        </w:tblPrEx>
         <w:tc>
           <w:tcPr>
             <w:tcW w:w="0" w:type="auto"/>
@@ -9961,12 +8949,6 @@
         </w:tc>
       </w:tr>
       <w:tr>
-        <w:tblPrEx>
-          <w:tblCellMar>
-            <w:top w:w="0" w:type="dxa"/>
-            <w:bottom w:w="0" w:type="dxa"/>
-          </w:tblCellMar>
-        </w:tblPrEx>
         <w:tc>
           <w:tcPr>
             <w:tcW w:w="0" w:type="auto"/>
@@ -10011,12 +8993,6 @@
         </w:tc>
       </w:tr>
       <w:tr>
-        <w:tblPrEx>
-          <w:tblCellMar>
-            <w:top w:w="0" w:type="dxa"/>
-            <w:bottom w:w="0" w:type="dxa"/>
-          </w:tblCellMar>
-        </w:tblPrEx>
         <w:tc>
           <w:tcPr>
             <w:tcW w:w="0" w:type="auto"/>
@@ -10061,12 +9037,6 @@
         </w:tc>
       </w:tr>
       <w:tr>
-        <w:tblPrEx>
-          <w:tblCellMar>
-            <w:top w:w="0" w:type="dxa"/>
-            <w:bottom w:w="0" w:type="dxa"/>
-          </w:tblCellMar>
-        </w:tblPrEx>
         <w:tc>
           <w:tcPr>
             <w:tcW w:w="0" w:type="auto"/>
@@ -10111,12 +9081,6 @@
         </w:tc>
       </w:tr>
       <w:tr>
-        <w:tblPrEx>
-          <w:tblCellMar>
-            <w:top w:w="0" w:type="dxa"/>
-            <w:bottom w:w="0" w:type="dxa"/>
-          </w:tblCellMar>
-        </w:tblPrEx>
         <w:tc>
           <w:tcPr>
             <w:tcW w:w="0" w:type="auto"/>
@@ -10161,12 +9125,6 @@
         </w:tc>
       </w:tr>
       <w:tr>
-        <w:tblPrEx>
-          <w:tblCellMar>
-            <w:top w:w="0" w:type="dxa"/>
-            <w:bottom w:w="0" w:type="dxa"/>
-          </w:tblCellMar>
-        </w:tblPrEx>
         <w:tc>
           <w:tcPr>
             <w:tcW w:w="0" w:type="auto"/>
@@ -10211,12 +9169,6 @@
         </w:tc>
       </w:tr>
       <w:tr>
-        <w:tblPrEx>
-          <w:tblCellMar>
-            <w:top w:w="0" w:type="dxa"/>
-            <w:bottom w:w="0" w:type="dxa"/>
-          </w:tblCellMar>
-        </w:tblPrEx>
         <w:tc>
           <w:tcPr>
             <w:tcW w:w="0" w:type="auto"/>
@@ -10261,12 +9213,6 @@
         </w:tc>
       </w:tr>
       <w:tr>
-        <w:tblPrEx>
-          <w:tblCellMar>
-            <w:top w:w="0" w:type="dxa"/>
-            <w:bottom w:w="0" w:type="dxa"/>
-          </w:tblCellMar>
-        </w:tblPrEx>
         <w:tc>
           <w:tcPr>
             <w:tcW w:w="0" w:type="auto"/>
@@ -10311,12 +9257,6 @@
         </w:tc>
       </w:tr>
       <w:tr>
-        <w:tblPrEx>
-          <w:tblCellMar>
-            <w:top w:w="0" w:type="dxa"/>
-            <w:bottom w:w="0" w:type="dxa"/>
-          </w:tblCellMar>
-        </w:tblPrEx>
         <w:tc>
           <w:tcPr>
             <w:tcW w:w="0" w:type="auto"/>
@@ -10361,12 +9301,6 @@
         </w:tc>
       </w:tr>
       <w:tr>
-        <w:tblPrEx>
-          <w:tblCellMar>
-            <w:top w:w="0" w:type="dxa"/>
-            <w:bottom w:w="0" w:type="dxa"/>
-          </w:tblCellMar>
-        </w:tblPrEx>
         <w:tc>
           <w:tcPr>
             <w:tcW w:w="0" w:type="auto"/>
@@ -10411,12 +9345,6 @@
         </w:tc>
       </w:tr>
       <w:tr>
-        <w:tblPrEx>
-          <w:tblCellMar>
-            <w:top w:w="0" w:type="dxa"/>
-            <w:bottom w:w="0" w:type="dxa"/>
-          </w:tblCellMar>
-        </w:tblPrEx>
         <w:tc>
           <w:tcPr>
             <w:tcW w:w="0" w:type="auto"/>
@@ -10461,12 +9389,6 @@
         </w:tc>
       </w:tr>
       <w:tr>
-        <w:tblPrEx>
-          <w:tblCellMar>
-            <w:top w:w="0" w:type="dxa"/>
-            <w:bottom w:w="0" w:type="dxa"/>
-          </w:tblCellMar>
-        </w:tblPrEx>
         <w:tc>
           <w:tcPr>
             <w:tcW w:w="0" w:type="auto"/>
@@ -10511,12 +9433,6 @@
         </w:tc>
       </w:tr>
       <w:tr>
-        <w:tblPrEx>
-          <w:tblCellMar>
-            <w:top w:w="0" w:type="dxa"/>
-            <w:bottom w:w="0" w:type="dxa"/>
-          </w:tblCellMar>
-        </w:tblPrEx>
         <w:tc>
           <w:tcPr>
             <w:tcW w:w="0" w:type="auto"/>
@@ -10561,12 +9477,6 @@
         </w:tc>
       </w:tr>
       <w:tr>
-        <w:tblPrEx>
-          <w:tblCellMar>
-            <w:top w:w="0" w:type="dxa"/>
-            <w:bottom w:w="0" w:type="dxa"/>
-          </w:tblCellMar>
-        </w:tblPrEx>
         <w:tc>
           <w:tcPr>
             <w:tcW w:w="0" w:type="auto"/>
@@ -10611,12 +9521,6 @@
         </w:tc>
       </w:tr>
       <w:tr>
-        <w:tblPrEx>
-          <w:tblCellMar>
-            <w:top w:w="0" w:type="dxa"/>
-            <w:bottom w:w="0" w:type="dxa"/>
-          </w:tblCellMar>
-        </w:tblPrEx>
         <w:tc>
           <w:tcPr>
             <w:tcW w:w="0" w:type="auto"/>
@@ -10661,12 +9565,6 @@
         </w:tc>
       </w:tr>
       <w:tr>
-        <w:tblPrEx>
-          <w:tblCellMar>
-            <w:top w:w="0" w:type="dxa"/>
-            <w:bottom w:w="0" w:type="dxa"/>
-          </w:tblCellMar>
-        </w:tblPrEx>
         <w:tc>
           <w:tcPr>
             <w:tcW w:w="0" w:type="auto"/>
@@ -10711,12 +9609,6 @@
         </w:tc>
       </w:tr>
       <w:tr>
-        <w:tblPrEx>
-          <w:tblCellMar>
-            <w:top w:w="0" w:type="dxa"/>
-            <w:bottom w:w="0" w:type="dxa"/>
-          </w:tblCellMar>
-        </w:tblPrEx>
         <w:tc>
           <w:tcPr>
             <w:tcW w:w="0" w:type="auto"/>
@@ -10761,12 +9653,6 @@
         </w:tc>
       </w:tr>
       <w:tr>
-        <w:tblPrEx>
-          <w:tblCellMar>
-            <w:top w:w="0" w:type="dxa"/>
-            <w:bottom w:w="0" w:type="dxa"/>
-          </w:tblCellMar>
-        </w:tblPrEx>
         <w:tc>
           <w:tcPr>
             <w:tcW w:w="0" w:type="auto"/>
@@ -10827,12 +9713,6 @@
         </w:tc>
       </w:tr>
       <w:tr>
-        <w:tblPrEx>
-          <w:tblCellMar>
-            <w:top w:w="0" w:type="dxa"/>
-            <w:bottom w:w="0" w:type="dxa"/>
-          </w:tblCellMar>
-        </w:tblPrEx>
         <w:tc>
           <w:tcPr>
             <w:tcW w:w="0" w:type="auto"/>
@@ -10957,12 +9837,6 @@
         <w:gridCol w:w="1375"/>
       </w:tblGrid>
       <w:tr>
-        <w:tblPrEx>
-          <w:tblCellMar>
-            <w:top w:w="0" w:type="dxa"/>
-            <w:bottom w:w="0" w:type="dxa"/>
-          </w:tblCellMar>
-        </w:tblPrEx>
         <w:tc>
           <w:tcPr>
             <w:tcW w:w="0" w:type="auto"/>
@@ -11016,12 +9890,6 @@
         </w:tc>
       </w:tr>
       <w:tr>
-        <w:tblPrEx>
-          <w:tblCellMar>
-            <w:top w:w="0" w:type="dxa"/>
-            <w:bottom w:w="0" w:type="dxa"/>
-          </w:tblCellMar>
-        </w:tblPrEx>
         <w:tc>
           <w:tcPr>
             <w:tcW w:w="0" w:type="auto"/>
@@ -11072,12 +9940,6 @@
         </w:tc>
       </w:tr>
       <w:tr>
-        <w:tblPrEx>
-          <w:tblCellMar>
-            <w:top w:w="0" w:type="dxa"/>
-            <w:bottom w:w="0" w:type="dxa"/>
-          </w:tblCellMar>
-        </w:tblPrEx>
         <w:tc>
           <w:tcPr>
             <w:tcW w:w="0" w:type="auto"/>
@@ -11128,12 +9990,6 @@
         </w:tc>
       </w:tr>
       <w:tr>
-        <w:tblPrEx>
-          <w:tblCellMar>
-            <w:top w:w="0" w:type="dxa"/>
-            <w:bottom w:w="0" w:type="dxa"/>
-          </w:tblCellMar>
-        </w:tblPrEx>
         <w:tc>
           <w:tcPr>
             <w:tcW w:w="0" w:type="auto"/>
@@ -11184,12 +10040,6 @@
         </w:tc>
       </w:tr>
       <w:tr>
-        <w:tblPrEx>
-          <w:tblCellMar>
-            <w:top w:w="0" w:type="dxa"/>
-            <w:bottom w:w="0" w:type="dxa"/>
-          </w:tblCellMar>
-        </w:tblPrEx>
         <w:tc>
           <w:tcPr>
             <w:tcW w:w="0" w:type="auto"/>
@@ -11240,8 +10090,106 @@
               </w:rPr>
               <w:t>)</w:t>
             </w:r>
+          </w:p>
+        </w:tc>
+        <w:tc>
+          <w:tcPr>
+            <w:tcW w:w="0" w:type="auto"/>
+          </w:tcPr>
+          <w:p>
+            <w:r>
+              <w:rPr>
+                <w:sz w:val="20"/>
+                <w:szCs w:val="20"/>
+              </w:rPr>
+              <w:t>Esencial</w:t>
+            </w:r>
+          </w:p>
+        </w:tc>
+      </w:tr>
+      <w:tr>
+        <w:tc>
+          <w:tcPr>
+            <w:tcW w:w="0" w:type="auto"/>
+          </w:tcPr>
+          <w:p>
+            <w:r>
+              <w:rPr>
+                <w:sz w:val="20"/>
+                <w:szCs w:val="20"/>
+              </w:rPr>
+              <w:t>5</w:t>
+            </w:r>
+          </w:p>
+        </w:tc>
+        <w:tc>
+          <w:tcPr>
+            <w:tcW w:w="0" w:type="auto"/>
+          </w:tcPr>
+          <w:p>
+            <w:proofErr w:type="spellStart"/>
+            <w:r>
+              <w:rPr>
+                <w:sz w:val="20"/>
+                <w:szCs w:val="20"/>
+              </w:rPr>
+              <w:t>Delivery</w:t>
+            </w:r>
+            <w:proofErr w:type="spellEnd"/>
+            <w:r>
+              <w:rPr>
+                <w:sz w:val="20"/>
+                <w:szCs w:val="20"/>
+              </w:rPr>
+              <w:t xml:space="preserve"> a domicilio</w:t>
+            </w:r>
+          </w:p>
+        </w:tc>
+        <w:tc>
+          <w:tcPr>
+            <w:tcW w:w="0" w:type="auto"/>
+          </w:tcPr>
+          <w:p>
+            <w:r>
+              <w:rPr>
+                <w:sz w:val="20"/>
+                <w:szCs w:val="20"/>
+              </w:rPr>
+              <w:t>Esencial</w:t>
+            </w:r>
+          </w:p>
+        </w:tc>
+      </w:tr>
+      <w:tr>
+        <w:tc>
+          <w:tcPr>
+            <w:tcW w:w="0" w:type="auto"/>
+          </w:tcPr>
+          <w:p>
+            <w:r>
+              <w:rPr>
+                <w:sz w:val="20"/>
+                <w:szCs w:val="20"/>
+              </w:rPr>
+              <w:t>6</w:t>
+            </w:r>
+          </w:p>
+        </w:tc>
+        <w:tc>
+          <w:tcPr>
+            <w:tcW w:w="0" w:type="auto"/>
+          </w:tcPr>
+          <w:p>
             <w:bookmarkStart w:id="0" w:name="_GoBack"/>
             <w:bookmarkEnd w:id="0"/>
+            <w:r>
+              <w:rPr>
+                <w:sz w:val="20"/>
+                <w:szCs w:val="20"/>
+                <w:highlight w:val="yellow"/>
+              </w:rPr>
+              <w:t>Cocina con impresión de ticket/orden</w:t>
+            </w:r>
           </w:p>
         </w:tc>
         <w:tc>
@@ -11260,46 +10208,31 @@
         </w:tc>
       </w:tr>
       <w:tr>
-        <w:tblPrEx>
-          <w:tblCellMar>
-            <w:top w:w="0" w:type="dxa"/>
-            <w:bottom w:w="0" w:type="dxa"/>
-          </w:tblCellMar>
-        </w:tblPrEx>
-        <w:tc>
-          <w:tcPr>
-            <w:tcW w:w="0" w:type="auto"/>
-          </w:tcPr>
-          <w:p>
-            <w:r>
-              <w:rPr>
-                <w:sz w:val="20"/>
-                <w:szCs w:val="20"/>
-              </w:rPr>
-              <w:t>5</w:t>
-            </w:r>
-          </w:p>
-        </w:tc>
-        <w:tc>
-          <w:tcPr>
-            <w:tcW w:w="0" w:type="auto"/>
-          </w:tcPr>
-          <w:p>
-            <w:proofErr w:type="spellStart"/>
-            <w:r>
-              <w:rPr>
-                <w:sz w:val="20"/>
-                <w:szCs w:val="20"/>
-              </w:rPr>
-              <w:t>Delivery</w:t>
-            </w:r>
-            <w:proofErr w:type="spellEnd"/>
-            <w:r>
-              <w:rPr>
-                <w:sz w:val="20"/>
-                <w:szCs w:val="20"/>
-              </w:rPr>
-              <w:t xml:space="preserve"> a domicilio</w:t>
+        <w:tc>
+          <w:tcPr>
+            <w:tcW w:w="0" w:type="auto"/>
+          </w:tcPr>
+          <w:p>
+            <w:r>
+              <w:rPr>
+                <w:sz w:val="20"/>
+                <w:szCs w:val="20"/>
+              </w:rPr>
+              <w:t>7</w:t>
+            </w:r>
+          </w:p>
+        </w:tc>
+        <w:tc>
+          <w:tcPr>
+            <w:tcW w:w="0" w:type="auto"/>
+          </w:tcPr>
+          <w:p>
+            <w:r>
+              <w:rPr>
+                <w:sz w:val="20"/>
+                <w:szCs w:val="20"/>
+              </w:rPr>
+              <w:t>Modificaciones/NOTAS por ítem</w:t>
             </w:r>
           </w:p>
         </w:tc>
@@ -11319,112 +10252,6 @@
         </w:tc>
       </w:tr>
       <w:tr>
-        <w:tblPrEx>
-          <w:tblCellMar>
-            <w:top w:w="0" w:type="dxa"/>
-            <w:bottom w:w="0" w:type="dxa"/>
-          </w:tblCellMar>
-        </w:tblPrEx>
-        <w:tc>
-          <w:tcPr>
-            <w:tcW w:w="0" w:type="auto"/>
-          </w:tcPr>
-          <w:p>
-            <w:r>
-              <w:rPr>
-                <w:sz w:val="20"/>
-                <w:szCs w:val="20"/>
-              </w:rPr>
-              <w:t>6</w:t>
-            </w:r>
-          </w:p>
-        </w:tc>
-        <w:tc>
-          <w:tcPr>
-            <w:tcW w:w="0" w:type="auto"/>
-          </w:tcPr>
-          <w:p>
-            <w:r>
-              <w:rPr>
-                <w:sz w:val="20"/>
-                <w:szCs w:val="20"/>
-              </w:rPr>
-              <w:t>Cocina con impresión de ticket/orden</w:t>
-            </w:r>
-          </w:p>
-        </w:tc>
-        <w:tc>
-          <w:tcPr>
-            <w:tcW w:w="0" w:type="auto"/>
-          </w:tcPr>
-          <w:p>
-            <w:r>
-              <w:rPr>
-                <w:sz w:val="20"/>
-                <w:szCs w:val="20"/>
-              </w:rPr>
-              <w:t>Esencial</w:t>
-            </w:r>
-          </w:p>
-        </w:tc>
-      </w:tr>
-      <w:tr>
-        <w:tblPrEx>
-          <w:tblCellMar>
-            <w:top w:w="0" w:type="dxa"/>
-            <w:bottom w:w="0" w:type="dxa"/>
-          </w:tblCellMar>
-        </w:tblPrEx>
-        <w:tc>
-          <w:tcPr>
-            <w:tcW w:w="0" w:type="auto"/>
-          </w:tcPr>
-          <w:p>
-            <w:r>
-              <w:rPr>
-                <w:sz w:val="20"/>
-                <w:szCs w:val="20"/>
-              </w:rPr>
-              <w:t>7</w:t>
-            </w:r>
-          </w:p>
-        </w:tc>
-        <w:tc>
-          <w:tcPr>
-            <w:tcW w:w="0" w:type="auto"/>
-          </w:tcPr>
-          <w:p>
-            <w:r>
-              <w:rPr>
-                <w:sz w:val="20"/>
-                <w:szCs w:val="20"/>
-              </w:rPr>
-              <w:t>Modificaciones/NOTAS por ítem</w:t>
-            </w:r>
-          </w:p>
-        </w:tc>
-        <w:tc>
-          <w:tcPr>
-            <w:tcW w:w="0" w:type="auto"/>
-          </w:tcPr>
-          <w:p>
-            <w:r>
-              <w:rPr>
-                <w:sz w:val="20"/>
-                <w:szCs w:val="20"/>
-              </w:rPr>
-              <w:t>Esencial</w:t>
-            </w:r>
-          </w:p>
-        </w:tc>
-      </w:tr>
-      <w:tr>
-        <w:tblPrEx>
-          <w:tblCellMar>
-            <w:top w:w="0" w:type="dxa"/>
-            <w:bottom w:w="0" w:type="dxa"/>
-          </w:tblCellMar>
-        </w:tblPrEx>
         <w:tc>
           <w:tcPr>
             <w:tcW w:w="0" w:type="auto"/>
@@ -11469,12 +10296,6 @@
         </w:tc>
       </w:tr>
       <w:tr>
-        <w:tblPrEx>
-          <w:tblCellMar>
-            <w:top w:w="0" w:type="dxa"/>
-            <w:bottom w:w="0" w:type="dxa"/>
-          </w:tblCellMar>
-        </w:tblPrEx>
         <w:tc>
           <w:tcPr>
             <w:tcW w:w="0" w:type="auto"/>
@@ -11519,12 +10340,6 @@
         </w:tc>
       </w:tr>
       <w:tr>
-        <w:tblPrEx>
-          <w:tblCellMar>
-            <w:top w:w="0" w:type="dxa"/>
-            <w:bottom w:w="0" w:type="dxa"/>
-          </w:tblCellMar>
-        </w:tblPrEx>
         <w:tc>
           <w:tcPr>
             <w:tcW w:w="0" w:type="auto"/>
@@ -11570,12 +10385,6 @@
         </w:tc>
       </w:tr>
       <w:tr>
-        <w:tblPrEx>
-          <w:tblCellMar>
-            <w:top w:w="0" w:type="dxa"/>
-            <w:bottom w:w="0" w:type="dxa"/>
-          </w:tblCellMar>
-        </w:tblPrEx>
         <w:tc>
           <w:tcPr>
             <w:tcW w:w="0" w:type="auto"/>
@@ -11645,12 +10454,6 @@
         </w:tc>
       </w:tr>
       <w:tr>
-        <w:tblPrEx>
-          <w:tblCellMar>
-            <w:top w:w="0" w:type="dxa"/>
-            <w:bottom w:w="0" w:type="dxa"/>
-          </w:tblCellMar>
-        </w:tblPrEx>
         <w:tc>
           <w:tcPr>
             <w:tcW w:w="0" w:type="auto"/>
@@ -11674,6 +10477,7 @@
               <w:rPr>
                 <w:sz w:val="20"/>
                 <w:szCs w:val="20"/>
+                <w:highlight w:val="yellow"/>
               </w:rPr>
               <w:t>Combos/combinaciones</w:t>
             </w:r>
@@ -11695,12 +10499,6 @@
         </w:tc>
       </w:tr>
       <w:tr>
-        <w:tblPrEx>
-          <w:tblCellMar>
-            <w:top w:w="0" w:type="dxa"/>
-            <w:bottom w:w="0" w:type="dxa"/>
-          </w:tblCellMar>
-        </w:tblPrEx>
         <w:tc>
           <w:tcPr>
             <w:tcW w:w="0" w:type="auto"/>
@@ -11745,12 +10543,6 @@
         </w:tc>
       </w:tr>
       <w:tr>
-        <w:tblPrEx>
-          <w:tblCellMar>
-            <w:top w:w="0" w:type="dxa"/>
-            <w:bottom w:w="0" w:type="dxa"/>
-          </w:tblCellMar>
-        </w:tblPrEx>
         <w:tc>
           <w:tcPr>
             <w:tcW w:w="0" w:type="auto"/>
@@ -11774,6 +10566,7 @@
               <w:rPr>
                 <w:sz w:val="20"/>
                 <w:szCs w:val="20"/>
+                <w:highlight w:val="yellow"/>
               </w:rPr>
               <w:t>Recetas/porciones (cuánto insumo por platillo)</w:t>
             </w:r>
@@ -11795,12 +10588,6 @@
         </w:tc>
       </w:tr>
       <w:tr>
-        <w:tblPrEx>
-          <w:tblCellMar>
-            <w:top w:w="0" w:type="dxa"/>
-            <w:bottom w:w="0" w:type="dxa"/>
-          </w:tblCellMar>
-        </w:tblPrEx>
         <w:tc>
           <w:tcPr>
             <w:tcW w:w="0" w:type="auto"/>
@@ -11845,12 +10632,6 @@
         </w:tc>
       </w:tr>
       <w:tr>
-        <w:tblPrEx>
-          <w:tblCellMar>
-            <w:top w:w="0" w:type="dxa"/>
-            <w:bottom w:w="0" w:type="dxa"/>
-          </w:tblCellMar>
-        </w:tblPrEx>
         <w:tc>
           <w:tcPr>
             <w:tcW w:w="0" w:type="auto"/>
@@ -11874,6 +10655,7 @@
               <w:rPr>
                 <w:sz w:val="20"/>
                 <w:szCs w:val="20"/>
+                <w:highlight w:val="yellow"/>
               </w:rPr>
               <w:t>Reservaciones de mesa</w:t>
             </w:r>
@@ -11895,12 +10677,6 @@
         </w:tc>
       </w:tr>
       <w:tr>
-        <w:tblPrEx>
-          <w:tblCellMar>
-            <w:top w:w="0" w:type="dxa"/>
-            <w:bottom w:w="0" w:type="dxa"/>
-          </w:tblCellMar>
-        </w:tblPrEx>
         <w:tc>
           <w:tcPr>
             <w:tcW w:w="0" w:type="auto"/>
@@ -11920,10 +10696,16 @@
             <w:tcW w:w="0" w:type="auto"/>
           </w:tcPr>
           <w:p>
-            <w:r>
-              <w:rPr>
-                <w:sz w:val="20"/>
-                <w:szCs w:val="20"/>
+            <w:pPr>
+              <w:rPr>
+                <w:highlight w:val="yellow"/>
+              </w:rPr>
+            </w:pPr>
+            <w:r>
+              <w:rPr>
+                <w:sz w:val="20"/>
+                <w:szCs w:val="20"/>
+                <w:highlight w:val="yellow"/>
               </w:rPr>
               <w:t>Estación de cocinero (</w:t>
             </w:r>
@@ -11932,6 +10714,7 @@
               <w:rPr>
                 <w:sz w:val="20"/>
                 <w:szCs w:val="20"/>
+                <w:highlight w:val="yellow"/>
               </w:rPr>
               <w:t>dashboard</w:t>
             </w:r>
@@ -11940,6 +10723,7 @@
               <w:rPr>
                 <w:sz w:val="20"/>
                 <w:szCs w:val="20"/>
+                <w:highlight w:val="yellow"/>
               </w:rPr>
               <w:t xml:space="preserve"> de órdenes)</w:t>
             </w:r>
@@ -11961,12 +10745,6 @@
         </w:tc>
       </w:tr>
       <w:tr>
-        <w:tblPrEx>
-          <w:tblCellMar>
-            <w:top w:w="0" w:type="dxa"/>
-            <w:bottom w:w="0" w:type="dxa"/>
-          </w:tblCellMar>
-        </w:tblPrEx>
         <w:tc>
           <w:tcPr>
             <w:tcW w:w="0" w:type="auto"/>
@@ -11986,10 +10764,16 @@
             <w:tcW w:w="0" w:type="auto"/>
           </w:tcPr>
           <w:p>
-            <w:r>
-              <w:rPr>
-                <w:sz w:val="20"/>
-                <w:szCs w:val="20"/>
+            <w:pPr>
+              <w:rPr>
+                <w:highlight w:val="yellow"/>
+              </w:rPr>
+            </w:pPr>
+            <w:r>
+              <w:rPr>
+                <w:sz w:val="20"/>
+                <w:szCs w:val="20"/>
+                <w:highlight w:val="yellow"/>
               </w:rPr>
               <w:t>Tracking de pedido en tiempo real (cliente)</w:t>
             </w:r>
@@ -12011,12 +10795,6 @@
         </w:tc>
       </w:tr>
       <w:tr>
-        <w:tblPrEx>
-          <w:tblCellMar>
-            <w:top w:w="0" w:type="dxa"/>
-            <w:bottom w:w="0" w:type="dxa"/>
-          </w:tblCellMar>
-        </w:tblPrEx>
         <w:tc>
           <w:tcPr>
             <w:tcW w:w="0" w:type="auto"/>
@@ -12061,12 +10839,6 @@
         </w:tc>
       </w:tr>
       <w:tr>
-        <w:tblPrEx>
-          <w:tblCellMar>
-            <w:top w:w="0" w:type="dxa"/>
-            <w:bottom w:w="0" w:type="dxa"/>
-          </w:tblCellMar>
-        </w:tblPrEx>
         <w:tc>
           <w:tcPr>
             <w:tcW w:w="0" w:type="auto"/>
@@ -12216,12 +10988,6 @@
         <w:gridCol w:w="920"/>
       </w:tblGrid>
       <w:tr>
-        <w:tblPrEx>
-          <w:tblCellMar>
-            <w:top w:w="0" w:type="dxa"/>
-            <w:bottom w:w="0" w:type="dxa"/>
-          </w:tblCellMar>
-        </w:tblPrEx>
         <w:tc>
           <w:tcPr>
             <w:tcW w:w="0" w:type="auto"/>
@@ -12415,12 +11181,6 @@
         </w:tc>
       </w:tr>
       <w:tr>
-        <w:tblPrEx>
-          <w:tblCellMar>
-            <w:top w:w="0" w:type="dxa"/>
-            <w:bottom w:w="0" w:type="dxa"/>
-          </w:tblCellMar>
-        </w:tblPrEx>
         <w:tc>
           <w:tcPr>
             <w:tcW w:w="0" w:type="auto"/>
@@ -12577,12 +11337,6 @@
         </w:tc>
       </w:tr>
       <w:tr>
-        <w:tblPrEx>
-          <w:tblCellMar>
-            <w:top w:w="0" w:type="dxa"/>
-            <w:bottom w:w="0" w:type="dxa"/>
-          </w:tblCellMar>
-        </w:tblPrEx>
         <w:tc>
           <w:tcPr>
             <w:tcW w:w="0" w:type="auto"/>
@@ -12739,12 +11493,6 @@
         </w:tc>
       </w:tr>
       <w:tr>
-        <w:tblPrEx>
-          <w:tblCellMar>
-            <w:top w:w="0" w:type="dxa"/>
-            <w:bottom w:w="0" w:type="dxa"/>
-          </w:tblCellMar>
-        </w:tblPrEx>
         <w:tc>
           <w:tcPr>
             <w:tcW w:w="0" w:type="auto"/>
@@ -12901,12 +11649,6 @@
         </w:tc>
       </w:tr>
       <w:tr>
-        <w:tblPrEx>
-          <w:tblCellMar>
-            <w:top w:w="0" w:type="dxa"/>
-            <w:bottom w:w="0" w:type="dxa"/>
-          </w:tblCellMar>
-        </w:tblPrEx>
         <w:tc>
           <w:tcPr>
             <w:tcW w:w="0" w:type="auto"/>
@@ -13063,12 +11805,6 @@
         </w:tc>
       </w:tr>
       <w:tr>
-        <w:tblPrEx>
-          <w:tblCellMar>
-            <w:top w:w="0" w:type="dxa"/>
-            <w:bottom w:w="0" w:type="dxa"/>
-          </w:tblCellMar>
-        </w:tblPrEx>
         <w:tc>
           <w:tcPr>
             <w:tcW w:w="0" w:type="auto"/>
@@ -13225,12 +11961,6 @@
         </w:tc>
       </w:tr>
       <w:tr>
-        <w:tblPrEx>
-          <w:tblCellMar>
-            <w:top w:w="0" w:type="dxa"/>
-            <w:bottom w:w="0" w:type="dxa"/>
-          </w:tblCellMar>
-        </w:tblPrEx>
         <w:tc>
           <w:tcPr>
             <w:tcW w:w="0" w:type="auto"/>
@@ -13387,12 +12117,6 @@
         </w:tc>
       </w:tr>
       <w:tr>
-        <w:tblPrEx>
-          <w:tblCellMar>
-            <w:top w:w="0" w:type="dxa"/>
-            <w:bottom w:w="0" w:type="dxa"/>
-          </w:tblCellMar>
-        </w:tblPrEx>
         <w:tc>
           <w:tcPr>
             <w:tcW w:w="0" w:type="auto"/>
@@ -13549,12 +12273,6 @@
         </w:tc>
       </w:tr>
       <w:tr>
-        <w:tblPrEx>
-          <w:tblCellMar>
-            <w:top w:w="0" w:type="dxa"/>
-            <w:bottom w:w="0" w:type="dxa"/>
-          </w:tblCellMar>
-        </w:tblPrEx>
         <w:tc>
           <w:tcPr>
             <w:tcW w:w="0" w:type="auto"/>
@@ -13711,12 +12429,6 @@
         </w:tc>
       </w:tr>
       <w:tr>
-        <w:tblPrEx>
-          <w:tblCellMar>
-            <w:top w:w="0" w:type="dxa"/>
-            <w:bottom w:w="0" w:type="dxa"/>
-          </w:tblCellMar>
-        </w:tblPrEx>
         <w:tc>
           <w:tcPr>
             <w:tcW w:w="0" w:type="auto"/>
@@ -13889,12 +12601,6 @@
         </w:tc>
       </w:tr>
       <w:tr>
-        <w:tblPrEx>
-          <w:tblCellMar>
-            <w:top w:w="0" w:type="dxa"/>
-            <w:bottom w:w="0" w:type="dxa"/>
-          </w:tblCellMar>
-        </w:tblPrEx>
         <w:tc>
           <w:tcPr>
             <w:tcW w:w="0" w:type="auto"/>
@@ -14051,12 +12757,6 @@
         </w:tc>
       </w:tr>
       <w:tr>
-        <w:tblPrEx>
-          <w:tblCellMar>
-            <w:top w:w="0" w:type="dxa"/>
-            <w:bottom w:w="0" w:type="dxa"/>
-          </w:tblCellMar>
-        </w:tblPrEx>
         <w:tc>
           <w:tcPr>
             <w:tcW w:w="0" w:type="auto"/>
@@ -14213,12 +12913,6 @@
         </w:tc>
       </w:tr>
       <w:tr>
-        <w:tblPrEx>
-          <w:tblCellMar>
-            <w:top w:w="0" w:type="dxa"/>
-            <w:bottom w:w="0" w:type="dxa"/>
-          </w:tblCellMar>
-        </w:tblPrEx>
         <w:tc>
           <w:tcPr>
             <w:tcW w:w="0" w:type="auto"/>
@@ -14375,12 +13069,6 @@
         </w:tc>
       </w:tr>
       <w:tr>
-        <w:tblPrEx>
-          <w:tblCellMar>
-            <w:top w:w="0" w:type="dxa"/>
-            <w:bottom w:w="0" w:type="dxa"/>
-          </w:tblCellMar>
-        </w:tblPrEx>
         <w:tc>
           <w:tcPr>
             <w:tcW w:w="0" w:type="auto"/>
@@ -14537,12 +13225,6 @@
         </w:tc>
       </w:tr>
       <w:tr>
-        <w:tblPrEx>
-          <w:tblCellMar>
-            <w:top w:w="0" w:type="dxa"/>
-            <w:bottom w:w="0" w:type="dxa"/>
-          </w:tblCellMar>
-        </w:tblPrEx>
         <w:tc>
           <w:tcPr>
             <w:tcW w:w="0" w:type="auto"/>
@@ -14699,12 +13381,6 @@
         </w:tc>
       </w:tr>
       <w:tr>
-        <w:tblPrEx>
-          <w:tblCellMar>
-            <w:top w:w="0" w:type="dxa"/>
-            <w:bottom w:w="0" w:type="dxa"/>
-          </w:tblCellMar>
-        </w:tblPrEx>
         <w:tc>
           <w:tcPr>
             <w:tcW w:w="0" w:type="auto"/>
@@ -14861,12 +13537,6 @@
         </w:tc>
       </w:tr>
       <w:tr>
-        <w:tblPrEx>
-          <w:tblCellMar>
-            <w:top w:w="0" w:type="dxa"/>
-            <w:bottom w:w="0" w:type="dxa"/>
-          </w:tblCellMar>
-        </w:tblPrEx>
         <w:tc>
           <w:tcPr>
             <w:tcW w:w="0" w:type="auto"/>
@@ -15023,12 +13693,6 @@
         </w:tc>
       </w:tr>
       <w:tr>
-        <w:tblPrEx>
-          <w:tblCellMar>
-            <w:top w:w="0" w:type="dxa"/>
-            <w:bottom w:w="0" w:type="dxa"/>
-          </w:tblCellMar>
-        </w:tblPrEx>
         <w:tc>
           <w:tcPr>
             <w:tcW w:w="0" w:type="auto"/>
@@ -15185,12 +13849,6 @@
         </w:tc>
       </w:tr>
       <w:tr>
-        <w:tblPrEx>
-          <w:tblCellMar>
-            <w:top w:w="0" w:type="dxa"/>
-            <w:bottom w:w="0" w:type="dxa"/>
-          </w:tblCellMar>
-        </w:tblPrEx>
         <w:tc>
           <w:tcPr>
             <w:tcW w:w="0" w:type="auto"/>
@@ -15347,12 +14005,6 @@
         </w:tc>
       </w:tr>
       <w:tr>
-        <w:tblPrEx>
-          <w:tblCellMar>
-            <w:top w:w="0" w:type="dxa"/>
-            <w:bottom w:w="0" w:type="dxa"/>
-          </w:tblCellMar>
-        </w:tblPrEx>
         <w:tc>
           <w:tcPr>
             <w:tcW w:w="0" w:type="auto"/>
@@ -15509,12 +14161,6 @@
         </w:tc>
       </w:tr>
       <w:tr>
-        <w:tblPrEx>
-          <w:tblCellMar>
-            <w:top w:w="0" w:type="dxa"/>
-            <w:bottom w:w="0" w:type="dxa"/>
-          </w:tblCellMar>
-        </w:tblPrEx>
         <w:tc>
           <w:tcPr>
             <w:tcW w:w="0" w:type="auto"/>
@@ -15671,12 +14317,6 @@
         </w:tc>
       </w:tr>
       <w:tr>
-        <w:tblPrEx>
-          <w:tblCellMar>
-            <w:top w:w="0" w:type="dxa"/>
-            <w:bottom w:w="0" w:type="dxa"/>
-          </w:tblCellMar>
-        </w:tblPrEx>
         <w:tc>
           <w:tcPr>
             <w:tcW w:w="0" w:type="auto"/>
@@ -15842,12 +14482,6 @@
         </w:tc>
       </w:tr>
       <w:tr>
-        <w:tblPrEx>
-          <w:tblCellMar>
-            <w:top w:w="0" w:type="dxa"/>
-            <w:bottom w:w="0" w:type="dxa"/>
-          </w:tblCellMar>
-        </w:tblPrEx>
         <w:tc>
           <w:tcPr>
             <w:tcW w:w="0" w:type="auto"/>
@@ -16004,12 +14638,6 @@
         </w:tc>
       </w:tr>
       <w:tr>
-        <w:tblPrEx>
-          <w:tblCellMar>
-            <w:top w:w="0" w:type="dxa"/>
-            <w:bottom w:w="0" w:type="dxa"/>
-          </w:tblCellMar>
-        </w:tblPrEx>
         <w:tc>
           <w:tcPr>
             <w:tcW w:w="0" w:type="auto"/>
@@ -16166,12 +14794,6 @@
         </w:tc>
       </w:tr>
       <w:tr>
-        <w:tblPrEx>
-          <w:tblCellMar>
-            <w:top w:w="0" w:type="dxa"/>
-            <w:bottom w:w="0" w:type="dxa"/>
-          </w:tblCellMar>
-        </w:tblPrEx>
         <w:tc>
           <w:tcPr>
             <w:tcW w:w="0" w:type="auto"/>
@@ -16328,12 +14950,6 @@
         </w:tc>
       </w:tr>
       <w:tr>
-        <w:tblPrEx>
-          <w:tblCellMar>
-            <w:top w:w="0" w:type="dxa"/>
-            <w:bottom w:w="0" w:type="dxa"/>
-          </w:tblCellMar>
-        </w:tblPrEx>
         <w:tc>
           <w:tcPr>
             <w:tcW w:w="0" w:type="auto"/>
@@ -16491,12 +15107,6 @@
         </w:tc>
       </w:tr>
       <w:tr>
-        <w:tblPrEx>
-          <w:tblCellMar>
-            <w:top w:w="0" w:type="dxa"/>
-            <w:bottom w:w="0" w:type="dxa"/>
-          </w:tblCellMar>
-        </w:tblPrEx>
         <w:tc>
           <w:tcPr>
             <w:tcW w:w="0" w:type="auto"/>
@@ -16653,12 +15263,6 @@
         </w:tc>
       </w:tr>
       <w:tr>
-        <w:tblPrEx>
-          <w:tblCellMar>
-            <w:top w:w="0" w:type="dxa"/>
-            <w:bottom w:w="0" w:type="dxa"/>
-          </w:tblCellMar>
-        </w:tblPrEx>
         <w:tc>
           <w:tcPr>
             <w:tcW w:w="0" w:type="auto"/>
@@ -16815,12 +15419,6 @@
         </w:tc>
       </w:tr>
       <w:tr>
-        <w:tblPrEx>
-          <w:tblCellMar>
-            <w:top w:w="0" w:type="dxa"/>
-            <w:bottom w:w="0" w:type="dxa"/>
-          </w:tblCellMar>
-        </w:tblPrEx>
         <w:tc>
           <w:tcPr>
             <w:tcW w:w="0" w:type="auto"/>
@@ -16977,12 +15575,6 @@
         </w:tc>
       </w:tr>
       <w:tr>
-        <w:tblPrEx>
-          <w:tblCellMar>
-            <w:top w:w="0" w:type="dxa"/>
-            <w:bottom w:w="0" w:type="dxa"/>
-          </w:tblCellMar>
-        </w:tblPrEx>
         <w:tc>
           <w:tcPr>
             <w:tcW w:w="0" w:type="auto"/>
@@ -17139,12 +15731,6 @@
         </w:tc>
       </w:tr>
       <w:tr>
-        <w:tblPrEx>
-          <w:tblCellMar>
-            <w:top w:w="0" w:type="dxa"/>
-            <w:bottom w:w="0" w:type="dxa"/>
-          </w:tblCellMar>
-        </w:tblPrEx>
         <w:tc>
           <w:tcPr>
             <w:tcW w:w="0" w:type="auto"/>
@@ -17301,12 +15887,6 @@
         </w:tc>
       </w:tr>
       <w:tr>
-        <w:tblPrEx>
-          <w:tblCellMar>
-            <w:top w:w="0" w:type="dxa"/>
-            <w:bottom w:w="0" w:type="dxa"/>
-          </w:tblCellMar>
-        </w:tblPrEx>
         <w:tc>
           <w:tcPr>
             <w:tcW w:w="0" w:type="auto"/>
@@ -17463,12 +16043,6 @@
         </w:tc>
       </w:tr>
       <w:tr>
-        <w:tblPrEx>
-          <w:tblCellMar>
-            <w:top w:w="0" w:type="dxa"/>
-            <w:bottom w:w="0" w:type="dxa"/>
-          </w:tblCellMar>
-        </w:tblPrEx>
         <w:tc>
           <w:tcPr>
             <w:tcW w:w="0" w:type="auto"/>
@@ -17693,12 +16267,6 @@
         <w:gridCol w:w="890"/>
       </w:tblGrid>
       <w:tr>
-        <w:tblPrEx>
-          <w:tblCellMar>
-            <w:top w:w="0" w:type="dxa"/>
-            <w:bottom w:w="0" w:type="dxa"/>
-          </w:tblCellMar>
-        </w:tblPrEx>
         <w:tc>
           <w:tcPr>
             <w:tcW w:w="0" w:type="auto"/>
@@ -17752,12 +16320,6 @@
         </w:tc>
       </w:tr>
       <w:tr>
-        <w:tblPrEx>
-          <w:tblCellMar>
-            <w:top w:w="0" w:type="dxa"/>
-            <w:bottom w:w="0" w:type="dxa"/>
-          </w:tblCellMar>
-        </w:tblPrEx>
         <w:tc>
           <w:tcPr>
             <w:tcW w:w="0" w:type="auto"/>
@@ -17802,12 +16364,6 @@
         </w:tc>
       </w:tr>
       <w:tr>
-        <w:tblPrEx>
-          <w:tblCellMar>
-            <w:top w:w="0" w:type="dxa"/>
-            <w:bottom w:w="0" w:type="dxa"/>
-          </w:tblCellMar>
-        </w:tblPrEx>
         <w:tc>
           <w:tcPr>
             <w:tcW w:w="0" w:type="auto"/>
@@ -17852,12 +16408,6 @@
         </w:tc>
       </w:tr>
       <w:tr>
-        <w:tblPrEx>
-          <w:tblCellMar>
-            <w:top w:w="0" w:type="dxa"/>
-            <w:bottom w:w="0" w:type="dxa"/>
-          </w:tblCellMar>
-        </w:tblPrEx>
         <w:tc>
           <w:tcPr>
             <w:tcW w:w="0" w:type="auto"/>
@@ -17902,12 +16452,6 @@
         </w:tc>
       </w:tr>
       <w:tr>
-        <w:tblPrEx>
-          <w:tblCellMar>
-            <w:top w:w="0" w:type="dxa"/>
-            <w:bottom w:w="0" w:type="dxa"/>
-          </w:tblCellMar>
-        </w:tblPrEx>
         <w:tc>
           <w:tcPr>
             <w:tcW w:w="0" w:type="auto"/>
@@ -17952,12 +16496,6 @@
         </w:tc>
       </w:tr>
       <w:tr>
-        <w:tblPrEx>
-          <w:tblCellMar>
-            <w:top w:w="0" w:type="dxa"/>
-            <w:bottom w:w="0" w:type="dxa"/>
-          </w:tblCellMar>
-        </w:tblPrEx>
         <w:tc>
           <w:tcPr>
             <w:tcW w:w="0" w:type="auto"/>
@@ -18002,12 +16540,6 @@
         </w:tc>
       </w:tr>
       <w:tr>
-        <w:tblPrEx>
-          <w:tblCellMar>
-            <w:top w:w="0" w:type="dxa"/>
-            <w:bottom w:w="0" w:type="dxa"/>
-          </w:tblCellMar>
-        </w:tblPrEx>
         <w:tc>
           <w:tcPr>
             <w:tcW w:w="0" w:type="auto"/>
@@ -18052,12 +16584,6 @@
         </w:tc>
       </w:tr>
       <w:tr>
-        <w:tblPrEx>
-          <w:tblCellMar>
-            <w:top w:w="0" w:type="dxa"/>
-            <w:bottom w:w="0" w:type="dxa"/>
-          </w:tblCellMar>
-        </w:tblPrEx>
         <w:tc>
           <w:tcPr>
             <w:tcW w:w="0" w:type="auto"/>
@@ -18102,12 +16628,6 @@
         </w:tc>
       </w:tr>
       <w:tr>
-        <w:tblPrEx>
-          <w:tblCellMar>
-            <w:top w:w="0" w:type="dxa"/>
-            <w:bottom w:w="0" w:type="dxa"/>
-          </w:tblCellMar>
-        </w:tblPrEx>
         <w:tc>
           <w:tcPr>
             <w:tcW w:w="0" w:type="auto"/>
@@ -18184,12 +16704,6 @@
         </w:tc>
       </w:tr>
       <w:tr>
-        <w:tblPrEx>
-          <w:tblCellMar>
-            <w:top w:w="0" w:type="dxa"/>
-            <w:bottom w:w="0" w:type="dxa"/>
-          </w:tblCellMar>
-        </w:tblPrEx>
         <w:tc>
           <w:tcPr>
             <w:tcW w:w="0" w:type="auto"/>
@@ -18234,12 +16748,6 @@
         </w:tc>
       </w:tr>
       <w:tr>
-        <w:tblPrEx>
-          <w:tblCellMar>
-            <w:top w:w="0" w:type="dxa"/>
-            <w:bottom w:w="0" w:type="dxa"/>
-          </w:tblCellMar>
-        </w:tblPrEx>
         <w:tc>
           <w:tcPr>
             <w:tcW w:w="0" w:type="auto"/>
@@ -18284,12 +16792,6 @@
         </w:tc>
       </w:tr>
       <w:tr>
-        <w:tblPrEx>
-          <w:tblCellMar>
-            <w:top w:w="0" w:type="dxa"/>
-            <w:bottom w:w="0" w:type="dxa"/>
-          </w:tblCellMar>
-        </w:tblPrEx>
         <w:tc>
           <w:tcPr>
             <w:tcW w:w="0" w:type="auto"/>
@@ -18334,12 +16836,6 @@
         </w:tc>
       </w:tr>
       <w:tr>
-        <w:tblPrEx>
-          <w:tblCellMar>
-            <w:top w:w="0" w:type="dxa"/>
-            <w:bottom w:w="0" w:type="dxa"/>
-          </w:tblCellMar>
-        </w:tblPrEx>
         <w:tc>
           <w:tcPr>
             <w:tcW w:w="0" w:type="auto"/>
@@ -18384,12 +16880,6 @@
         </w:tc>
       </w:tr>
       <w:tr>
-        <w:tblPrEx>
-          <w:tblCellMar>
-            <w:top w:w="0" w:type="dxa"/>
-            <w:bottom w:w="0" w:type="dxa"/>
-          </w:tblCellMar>
-        </w:tblPrEx>
         <w:tc>
           <w:tcPr>
             <w:tcW w:w="0" w:type="auto"/>
@@ -18459,12 +16949,6 @@
         </w:tc>
       </w:tr>
       <w:tr>
-        <w:tblPrEx>
-          <w:tblCellMar>
-            <w:top w:w="0" w:type="dxa"/>
-            <w:bottom w:w="0" w:type="dxa"/>
-          </w:tblCellMar>
-        </w:tblPrEx>
         <w:tc>
           <w:tcPr>
             <w:tcW w:w="0" w:type="auto"/>
@@ -18518,12 +17002,6 @@
         </w:tc>
       </w:tr>
       <w:tr>
-        <w:tblPrEx>
-          <w:tblCellMar>
-            <w:top w:w="0" w:type="dxa"/>
-            <w:bottom w:w="0" w:type="dxa"/>
-          </w:tblCellMar>
-        </w:tblPrEx>
         <w:tc>
           <w:tcPr>
             <w:tcW w:w="0" w:type="auto"/>
@@ -18568,12 +17046,6 @@
         </w:tc>
       </w:tr>
       <w:tr>
-        <w:tblPrEx>
-          <w:tblCellMar>
-            <w:top w:w="0" w:type="dxa"/>
-            <w:bottom w:w="0" w:type="dxa"/>
-          </w:tblCellMar>
-        </w:tblPrEx>
         <w:tc>
           <w:tcPr>
             <w:tcW w:w="0" w:type="auto"/>
@@ -18618,12 +17090,6 @@
         </w:tc>
       </w:tr>
       <w:tr>
-        <w:tblPrEx>
-          <w:tblCellMar>
-            <w:top w:w="0" w:type="dxa"/>
-            <w:bottom w:w="0" w:type="dxa"/>
-          </w:tblCellMar>
-        </w:tblPrEx>
         <w:tc>
           <w:tcPr>
             <w:tcW w:w="0" w:type="auto"/>
@@ -18668,12 +17134,6 @@
         </w:tc>
       </w:tr>
       <w:tr>
-        <w:tblPrEx>
-          <w:tblCellMar>
-            <w:top w:w="0" w:type="dxa"/>
-            <w:bottom w:w="0" w:type="dxa"/>
-          </w:tblCellMar>
-        </w:tblPrEx>
         <w:tc>
           <w:tcPr>
             <w:tcW w:w="0" w:type="auto"/>
@@ -18727,12 +17187,6 @@
         </w:tc>
       </w:tr>
       <w:tr>
-        <w:tblPrEx>
-          <w:tblCellMar>
-            <w:top w:w="0" w:type="dxa"/>
-            <w:bottom w:w="0" w:type="dxa"/>
-          </w:tblCellMar>
-        </w:tblPrEx>
         <w:tc>
           <w:tcPr>
             <w:tcW w:w="0" w:type="auto"/>
@@ -18777,12 +17231,6 @@
         </w:tc>
       </w:tr>
       <w:tr>
-        <w:tblPrEx>
-          <w:tblCellMar>
-            <w:top w:w="0" w:type="dxa"/>
-            <w:bottom w:w="0" w:type="dxa"/>
-          </w:tblCellMar>
-        </w:tblPrEx>
         <w:tc>
           <w:tcPr>
             <w:tcW w:w="0" w:type="auto"/>
@@ -18827,12 +17275,6 @@
         </w:tc>
       </w:tr>
       <w:tr>
-        <w:tblPrEx>
-          <w:tblCellMar>
-            <w:top w:w="0" w:type="dxa"/>
-            <w:bottom w:w="0" w:type="dxa"/>
-          </w:tblCellMar>
-        </w:tblPrEx>
         <w:tc>
           <w:tcPr>
             <w:tcW w:w="0" w:type="auto"/>
@@ -18877,12 +17319,6 @@
         </w:tc>
       </w:tr>
       <w:tr>
-        <w:tblPrEx>
-          <w:tblCellMar>
-            <w:top w:w="0" w:type="dxa"/>
-            <w:bottom w:w="0" w:type="dxa"/>
-          </w:tblCellMar>
-        </w:tblPrEx>
         <w:tc>
           <w:tcPr>
             <w:tcW w:w="0" w:type="auto"/>
@@ -18927,12 +17363,6 @@
         </w:tc>
       </w:tr>
       <w:tr>
-        <w:tblPrEx>
-          <w:tblCellMar>
-            <w:top w:w="0" w:type="dxa"/>
-            <w:bottom w:w="0" w:type="dxa"/>
-          </w:tblCellMar>
-        </w:tblPrEx>
         <w:tc>
           <w:tcPr>
             <w:tcW w:w="0" w:type="auto"/>
@@ -18977,12 +17407,6 @@
         </w:tc>
       </w:tr>
       <w:tr>
-        <w:tblPrEx>
-          <w:tblCellMar>
-            <w:top w:w="0" w:type="dxa"/>
-            <w:bottom w:w="0" w:type="dxa"/>
-          </w:tblCellMar>
-        </w:tblPrEx>
         <w:tc>
           <w:tcPr>
             <w:tcW w:w="0" w:type="auto"/>
@@ -19027,12 +17451,6 @@
         </w:tc>
       </w:tr>
       <w:tr>
-        <w:tblPrEx>
-          <w:tblCellMar>
-            <w:top w:w="0" w:type="dxa"/>
-            <w:bottom w:w="0" w:type="dxa"/>
-          </w:tblCellMar>
-        </w:tblPrEx>
         <w:tc>
           <w:tcPr>
             <w:tcW w:w="0" w:type="auto"/>
@@ -19121,12 +17539,6 @@
         <w:gridCol w:w="762"/>
       </w:tblGrid>
       <w:tr>
-        <w:tblPrEx>
-          <w:tblCellMar>
-            <w:top w:w="0" w:type="dxa"/>
-            <w:bottom w:w="0" w:type="dxa"/>
-          </w:tblCellMar>
-        </w:tblPrEx>
         <w:tc>
           <w:tcPr>
             <w:tcW w:w="0" w:type="auto"/>
@@ -19180,12 +17592,6 @@
         </w:tc>
       </w:tr>
       <w:tr>
-        <w:tblPrEx>
-          <w:tblCellMar>
-            <w:top w:w="0" w:type="dxa"/>
-            <w:bottom w:w="0" w:type="dxa"/>
-          </w:tblCellMar>
-        </w:tblPrEx>
         <w:tc>
           <w:tcPr>
             <w:tcW w:w="0" w:type="auto"/>
@@ -19262,12 +17668,6 @@
         </w:tc>
       </w:tr>
       <w:tr>
-        <w:tblPrEx>
-          <w:tblCellMar>
-            <w:top w:w="0" w:type="dxa"/>
-            <w:bottom w:w="0" w:type="dxa"/>
-          </w:tblCellMar>
-        </w:tblPrEx>
         <w:tc>
           <w:tcPr>
             <w:tcW w:w="0" w:type="auto"/>
@@ -19321,12 +17721,6 @@
         </w:tc>
       </w:tr>
       <w:tr>
-        <w:tblPrEx>
-          <w:tblCellMar>
-            <w:top w:w="0" w:type="dxa"/>
-            <w:bottom w:w="0" w:type="dxa"/>
-          </w:tblCellMar>
-        </w:tblPrEx>
         <w:tc>
           <w:tcPr>
             <w:tcW w:w="0" w:type="auto"/>
@@ -19371,12 +17765,6 @@
         </w:tc>
       </w:tr>
       <w:tr>
-        <w:tblPrEx>
-          <w:tblCellMar>
-            <w:top w:w="0" w:type="dxa"/>
-            <w:bottom w:w="0" w:type="dxa"/>
-          </w:tblCellMar>
-        </w:tblPrEx>
         <w:tc>
           <w:tcPr>
             <w:tcW w:w="0" w:type="auto"/>
@@ -19421,12 +17809,6 @@
         </w:tc>
       </w:tr>
       <w:tr>
-        <w:tblPrEx>
-          <w:tblCellMar>
-            <w:top w:w="0" w:type="dxa"/>
-            <w:bottom w:w="0" w:type="dxa"/>
-          </w:tblCellMar>
-        </w:tblPrEx>
         <w:tc>
           <w:tcPr>
             <w:tcW w:w="0" w:type="auto"/>
@@ -19471,12 +17853,6 @@
         </w:tc>
       </w:tr>
       <w:tr>
-        <w:tblPrEx>
-          <w:tblCellMar>
-            <w:top w:w="0" w:type="dxa"/>
-            <w:bottom w:w="0" w:type="dxa"/>
-          </w:tblCellMar>
-        </w:tblPrEx>
         <w:tc>
           <w:tcPr>
             <w:tcW w:w="0" w:type="auto"/>
@@ -19521,12 +17897,6 @@
         </w:tc>
       </w:tr>
       <w:tr>
-        <w:tblPrEx>
-          <w:tblCellMar>
-            <w:top w:w="0" w:type="dxa"/>
-            <w:bottom w:w="0" w:type="dxa"/>
-          </w:tblCellMar>
-        </w:tblPrEx>
         <w:tc>
           <w:tcPr>
             <w:tcW w:w="0" w:type="auto"/>
@@ -19571,12 +17941,6 @@
         </w:tc>
       </w:tr>
       <w:tr>
-        <w:tblPrEx>
-          <w:tblCellMar>
-            <w:top w:w="0" w:type="dxa"/>
-            <w:bottom w:w="0" w:type="dxa"/>
-          </w:tblCellMar>
-        </w:tblPrEx>
         <w:tc>
           <w:tcPr>
             <w:tcW w:w="0" w:type="auto"/>
@@ -19621,12 +17985,6 @@
         </w:tc>
       </w:tr>
       <w:tr>
-        <w:tblPrEx>
-          <w:tblCellMar>
-            <w:top w:w="0" w:type="dxa"/>
-            <w:bottom w:w="0" w:type="dxa"/>
-          </w:tblCellMar>
-        </w:tblPrEx>
         <w:tc>
           <w:tcPr>
             <w:tcW w:w="0" w:type="auto"/>
@@ -19671,12 +18029,6 @@
         </w:tc>
       </w:tr>
       <w:tr>
-        <w:tblPrEx>
-          <w:tblCellMar>
-            <w:top w:w="0" w:type="dxa"/>
-            <w:bottom w:w="0" w:type="dxa"/>
-          </w:tblCellMar>
-        </w:tblPrEx>
         <w:tc>
           <w:tcPr>
             <w:tcW w:w="0" w:type="auto"/>
@@ -19721,12 +18073,6 @@
         </w:tc>
       </w:tr>
       <w:tr>
-        <w:tblPrEx>
-          <w:tblCellMar>
-            <w:top w:w="0" w:type="dxa"/>
-            <w:bottom w:w="0" w:type="dxa"/>
-          </w:tblCellMar>
-        </w:tblPrEx>
         <w:tc>
           <w:tcPr>
             <w:tcW w:w="0" w:type="auto"/>
@@ -19771,12 +18117,6 @@
         </w:tc>
       </w:tr>
       <w:tr>
-        <w:tblPrEx>
-          <w:tblCellMar>
-            <w:top w:w="0" w:type="dxa"/>
-            <w:bottom w:w="0" w:type="dxa"/>
-          </w:tblCellMar>
-        </w:tblPrEx>
         <w:tc>
           <w:tcPr>
             <w:tcW w:w="0" w:type="auto"/>
@@ -19821,12 +18161,6 @@
         </w:tc>
       </w:tr>
       <w:tr>
-        <w:tblPrEx>
-          <w:tblCellMar>
-            <w:top w:w="0" w:type="dxa"/>
-            <w:bottom w:w="0" w:type="dxa"/>
-          </w:tblCellMar>
-        </w:tblPrEx>
         <w:tc>
           <w:tcPr>
             <w:tcW w:w="0" w:type="auto"/>
@@ -19871,12 +18205,6 @@
         </w:tc>
       </w:tr>
       <w:tr>
-        <w:tblPrEx>
-          <w:tblCellMar>
-            <w:top w:w="0" w:type="dxa"/>
-            <w:bottom w:w="0" w:type="dxa"/>
-          </w:tblCellMar>
-        </w:tblPrEx>
         <w:tc>
           <w:tcPr>
             <w:tcW w:w="0" w:type="auto"/>
@@ -19921,12 +18249,6 @@
         </w:tc>
       </w:tr>
       <w:tr>
-        <w:tblPrEx>
-          <w:tblCellMar>
-            <w:top w:w="0" w:type="dxa"/>
-            <w:bottom w:w="0" w:type="dxa"/>
-          </w:tblCellMar>
-        </w:tblPrEx>
         <w:tc>
           <w:tcPr>
             <w:tcW w:w="0" w:type="auto"/>
@@ -20015,12 +18337,6 @@
         <w:gridCol w:w="897"/>
       </w:tblGrid>
       <w:tr>
-        <w:tblPrEx>
-          <w:tblCellMar>
-            <w:top w:w="0" w:type="dxa"/>
-            <w:bottom w:w="0" w:type="dxa"/>
-          </w:tblCellMar>
-        </w:tblPrEx>
         <w:tc>
           <w:tcPr>
             <w:tcW w:w="0" w:type="auto"/>
@@ -20075,12 +18391,6 @@
         </w:tc>
       </w:tr>
       <w:tr>
-        <w:tblPrEx>
-          <w:tblCellMar>
-            <w:top w:w="0" w:type="dxa"/>
-            <w:bottom w:w="0" w:type="dxa"/>
-          </w:tblCellMar>
-        </w:tblPrEx>
         <w:tc>
           <w:tcPr>
             <w:tcW w:w="0" w:type="auto"/>
@@ -20125,12 +18435,6 @@
         </w:tc>
       </w:tr>
       <w:tr>
-        <w:tblPrEx>
-          <w:tblCellMar>
-            <w:top w:w="0" w:type="dxa"/>
-            <w:bottom w:w="0" w:type="dxa"/>
-          </w:tblCellMar>
-        </w:tblPrEx>
         <w:tc>
           <w:tcPr>
             <w:tcW w:w="0" w:type="auto"/>
@@ -20175,12 +18479,6 @@
         </w:tc>
       </w:tr>
       <w:tr>
-        <w:tblPrEx>
-          <w:tblCellMar>
-            <w:top w:w="0" w:type="dxa"/>
-            <w:bottom w:w="0" w:type="dxa"/>
-          </w:tblCellMar>
-        </w:tblPrEx>
         <w:tc>
           <w:tcPr>
             <w:tcW w:w="0" w:type="auto"/>
@@ -20257,12 +18555,6 @@
         </w:tc>
       </w:tr>
       <w:tr>
-        <w:tblPrEx>
-          <w:tblCellMar>
-            <w:top w:w="0" w:type="dxa"/>
-            <w:bottom w:w="0" w:type="dxa"/>
-          </w:tblCellMar>
-        </w:tblPrEx>
         <w:tc>
           <w:tcPr>
             <w:tcW w:w="0" w:type="auto"/>
@@ -20332,12 +18624,6 @@
         </w:tc>
       </w:tr>
       <w:tr>
-        <w:tblPrEx>
-          <w:tblCellMar>
-            <w:top w:w="0" w:type="dxa"/>
-            <w:bottom w:w="0" w:type="dxa"/>
-          </w:tblCellMar>
-        </w:tblPrEx>
         <w:tc>
           <w:tcPr>
             <w:tcW w:w="0" w:type="auto"/>
@@ -20382,12 +18668,6 @@
         </w:tc>
       </w:tr>
       <w:tr>
-        <w:tblPrEx>
-          <w:tblCellMar>
-            <w:top w:w="0" w:type="dxa"/>
-            <w:bottom w:w="0" w:type="dxa"/>
-          </w:tblCellMar>
-        </w:tblPrEx>
         <w:tc>
           <w:tcPr>
             <w:tcW w:w="0" w:type="auto"/>
@@ -20432,12 +18712,6 @@
         </w:tc>
       </w:tr>
       <w:tr>
-        <w:tblPrEx>
-          <w:tblCellMar>
-            <w:top w:w="0" w:type="dxa"/>
-            <w:bottom w:w="0" w:type="dxa"/>
-          </w:tblCellMar>
-        </w:tblPrEx>
         <w:tc>
           <w:tcPr>
             <w:tcW w:w="0" w:type="auto"/>
@@ -20514,12 +18788,6 @@
         </w:tc>
       </w:tr>
       <w:tr>
-        <w:tblPrEx>
-          <w:tblCellMar>
-            <w:top w:w="0" w:type="dxa"/>
-            <w:bottom w:w="0" w:type="dxa"/>
-          </w:tblCellMar>
-        </w:tblPrEx>
         <w:tc>
           <w:tcPr>
             <w:tcW w:w="0" w:type="auto"/>
@@ -20564,12 +18832,6 @@
         </w:tc>
       </w:tr>
       <w:tr>
-        <w:tblPrEx>
-          <w:tblCellMar>
-            <w:top w:w="0" w:type="dxa"/>
-            <w:bottom w:w="0" w:type="dxa"/>
-          </w:tblCellMar>
-        </w:tblPrEx>
         <w:tc>
           <w:tcPr>
             <w:tcW w:w="0" w:type="auto"/>
@@ -20614,12 +18876,6 @@
         </w:tc>
       </w:tr>
       <w:tr>
-        <w:tblPrEx>
-          <w:tblCellMar>
-            <w:top w:w="0" w:type="dxa"/>
-            <w:bottom w:w="0" w:type="dxa"/>
-          </w:tblCellMar>
-        </w:tblPrEx>
         <w:tc>
           <w:tcPr>
             <w:tcW w:w="0" w:type="auto"/>
@@ -20664,12 +18920,6 @@
         </w:tc>
       </w:tr>
       <w:tr>
-        <w:tblPrEx>
-          <w:tblCellMar>
-            <w:top w:w="0" w:type="dxa"/>
-            <w:bottom w:w="0" w:type="dxa"/>
-          </w:tblCellMar>
-        </w:tblPrEx>
         <w:tc>
           <w:tcPr>
             <w:tcW w:w="0" w:type="auto"/>
@@ -20730,12 +18980,6 @@
         </w:tc>
       </w:tr>
       <w:tr>
-        <w:tblPrEx>
-          <w:tblCellMar>
-            <w:top w:w="0" w:type="dxa"/>
-            <w:bottom w:w="0" w:type="dxa"/>
-          </w:tblCellMar>
-        </w:tblPrEx>
         <w:tc>
           <w:tcPr>
             <w:tcW w:w="0" w:type="auto"/>
@@ -20780,12 +19024,6 @@
         </w:tc>
       </w:tr>
       <w:tr>
-        <w:tblPrEx>
-          <w:tblCellMar>
-            <w:top w:w="0" w:type="dxa"/>
-            <w:bottom w:w="0" w:type="dxa"/>
-          </w:tblCellMar>
-        </w:tblPrEx>
         <w:tc>
           <w:tcPr>
             <w:tcW w:w="0" w:type="auto"/>
@@ -20830,12 +19068,6 @@
         </w:tc>
       </w:tr>
       <w:tr>
-        <w:tblPrEx>
-          <w:tblCellMar>
-            <w:top w:w="0" w:type="dxa"/>
-            <w:bottom w:w="0" w:type="dxa"/>
-          </w:tblCellMar>
-        </w:tblPrEx>
         <w:tc>
           <w:tcPr>
             <w:tcW w:w="0" w:type="auto"/>
@@ -20880,12 +19112,6 @@
         </w:tc>
       </w:tr>
       <w:tr>
-        <w:tblPrEx>
-          <w:tblCellMar>
-            <w:top w:w="0" w:type="dxa"/>
-            <w:bottom w:w="0" w:type="dxa"/>
-          </w:tblCellMar>
-        </w:tblPrEx>
         <w:tc>
           <w:tcPr>
             <w:tcW w:w="0" w:type="auto"/>
@@ -20930,12 +19156,6 @@
         </w:tc>
       </w:tr>
       <w:tr>
-        <w:tblPrEx>
-          <w:tblCellMar>
-            <w:top w:w="0" w:type="dxa"/>
-            <w:bottom w:w="0" w:type="dxa"/>
-          </w:tblCellMar>
-        </w:tblPrEx>
         <w:tc>
           <w:tcPr>
             <w:tcW w:w="0" w:type="auto"/>
@@ -20980,12 +19200,6 @@
         </w:tc>
       </w:tr>
       <w:tr>
-        <w:tblPrEx>
-          <w:tblCellMar>
-            <w:top w:w="0" w:type="dxa"/>
-            <w:bottom w:w="0" w:type="dxa"/>
-          </w:tblCellMar>
-        </w:tblPrEx>
         <w:tc>
           <w:tcPr>
             <w:tcW w:w="0" w:type="auto"/>
@@ -21030,12 +19244,6 @@
         </w:tc>
       </w:tr>
       <w:tr>
-        <w:tblPrEx>
-          <w:tblCellMar>
-            <w:top w:w="0" w:type="dxa"/>
-            <w:bottom w:w="0" w:type="dxa"/>
-          </w:tblCellMar>
-        </w:tblPrEx>
         <w:tc>
           <w:tcPr>
             <w:tcW w:w="0" w:type="auto"/>
@@ -21080,12 +19288,6 @@
         </w:tc>
       </w:tr>
       <w:tr>
-        <w:tblPrEx>
-          <w:tblCellMar>
-            <w:top w:w="0" w:type="dxa"/>
-            <w:bottom w:w="0" w:type="dxa"/>
-          </w:tblCellMar>
-        </w:tblPrEx>
         <w:tc>
           <w:tcPr>
             <w:tcW w:w="0" w:type="auto"/>
@@ -21130,12 +19332,6 @@
         </w:tc>
       </w:tr>
       <w:tr>
-        <w:tblPrEx>
-          <w:tblCellMar>
-            <w:top w:w="0" w:type="dxa"/>
-            <w:bottom w:w="0" w:type="dxa"/>
-          </w:tblCellMar>
-        </w:tblPrEx>
         <w:tc>
           <w:tcPr>
             <w:tcW w:w="0" w:type="auto"/>
@@ -21180,12 +19376,6 @@
         </w:tc>
       </w:tr>
       <w:tr>
-        <w:tblPrEx>
-          <w:tblCellMar>
-            <w:top w:w="0" w:type="dxa"/>
-            <w:bottom w:w="0" w:type="dxa"/>
-          </w:tblCellMar>
-        </w:tblPrEx>
         <w:tc>
           <w:tcPr>
             <w:tcW w:w="0" w:type="auto"/>
@@ -21239,12 +19429,6 @@
         </w:tc>
       </w:tr>
       <w:tr>
-        <w:tblPrEx>
-          <w:tblCellMar>
-            <w:top w:w="0" w:type="dxa"/>
-            <w:bottom w:w="0" w:type="dxa"/>
-          </w:tblCellMar>
-        </w:tblPrEx>
         <w:tc>
           <w:tcPr>
             <w:tcW w:w="0" w:type="auto"/>
@@ -21289,12 +19473,6 @@
         </w:tc>
       </w:tr>
       <w:tr>
-        <w:tblPrEx>
-          <w:tblCellMar>
-            <w:top w:w="0" w:type="dxa"/>
-            <w:bottom w:w="0" w:type="dxa"/>
-          </w:tblCellMar>
-        </w:tblPrEx>
         <w:tc>
           <w:tcPr>
             <w:tcW w:w="0" w:type="auto"/>
@@ -21355,12 +19533,6 @@
         </w:tc>
       </w:tr>
       <w:tr>
-        <w:tblPrEx>
-          <w:tblCellMar>
-            <w:top w:w="0" w:type="dxa"/>
-            <w:bottom w:w="0" w:type="dxa"/>
-          </w:tblCellMar>
-        </w:tblPrEx>
         <w:tc>
           <w:tcPr>
             <w:tcW w:w="0" w:type="auto"/>
@@ -21449,12 +19621,6 @@
         <w:gridCol w:w="3213"/>
       </w:tblGrid>
       <w:tr>
-        <w:tblPrEx>
-          <w:tblCellMar>
-            <w:top w:w="0" w:type="dxa"/>
-            <w:bottom w:w="0" w:type="dxa"/>
-          </w:tblCellMar>
-        </w:tblPrEx>
         <w:tc>
           <w:tcPr>
             <w:tcW w:w="0" w:type="auto"/>
@@ -21508,12 +19674,6 @@
         </w:tc>
       </w:tr>
       <w:tr>
-        <w:tblPrEx>
-          <w:tblCellMar>
-            <w:top w:w="0" w:type="dxa"/>
-            <w:bottom w:w="0" w:type="dxa"/>
-          </w:tblCellMar>
-        </w:tblPrEx>
         <w:tc>
           <w:tcPr>
             <w:tcW w:w="0" w:type="auto"/>
@@ -21574,12 +19734,6 @@
         </w:tc>
       </w:tr>
       <w:tr>
-        <w:tblPrEx>
-          <w:tblCellMar>
-            <w:top w:w="0" w:type="dxa"/>
-            <w:bottom w:w="0" w:type="dxa"/>
-          </w:tblCellMar>
-        </w:tblPrEx>
         <w:tc>
           <w:tcPr>
             <w:tcW w:w="0" w:type="auto"/>
@@ -21624,12 +19778,6 @@
         </w:tc>
       </w:tr>
       <w:tr>
-        <w:tblPrEx>
-          <w:tblCellMar>
-            <w:top w:w="0" w:type="dxa"/>
-            <w:bottom w:w="0" w:type="dxa"/>
-          </w:tblCellMar>
-        </w:tblPrEx>
         <w:tc>
           <w:tcPr>
             <w:tcW w:w="0" w:type="auto"/>
@@ -21674,12 +19822,6 @@
         </w:tc>
       </w:tr>
       <w:tr>
-        <w:tblPrEx>
-          <w:tblCellMar>
-            <w:top w:w="0" w:type="dxa"/>
-            <w:bottom w:w="0" w:type="dxa"/>
-          </w:tblCellMar>
-        </w:tblPrEx>
         <w:tc>
           <w:tcPr>
             <w:tcW w:w="0" w:type="auto"/>
@@ -21724,12 +19866,6 @@
         </w:tc>
       </w:tr>
       <w:tr>
-        <w:tblPrEx>
-          <w:tblCellMar>
-            <w:top w:w="0" w:type="dxa"/>
-            <w:bottom w:w="0" w:type="dxa"/>
-          </w:tblCellMar>
-        </w:tblPrEx>
         <w:tc>
           <w:tcPr>
             <w:tcW w:w="0" w:type="auto"/>
@@ -21774,12 +19910,6 @@
         </w:tc>
       </w:tr>
       <w:tr>
-        <w:tblPrEx>
-          <w:tblCellMar>
-            <w:top w:w="0" w:type="dxa"/>
-            <w:bottom w:w="0" w:type="dxa"/>
-          </w:tblCellMar>
-        </w:tblPrEx>
         <w:tc>
           <w:tcPr>
             <w:tcW w:w="0" w:type="auto"/>
@@ -21833,12 +19963,6 @@
         </w:tc>
       </w:tr>
       <w:tr>
-        <w:tblPrEx>
-          <w:tblCellMar>
-            <w:top w:w="0" w:type="dxa"/>
-            <w:bottom w:w="0" w:type="dxa"/>
-          </w:tblCellMar>
-        </w:tblPrEx>
         <w:tc>
           <w:tcPr>
             <w:tcW w:w="0" w:type="auto"/>
@@ -21883,12 +20007,6 @@
         </w:tc>
       </w:tr>
       <w:tr>
-        <w:tblPrEx>
-          <w:tblCellMar>
-            <w:top w:w="0" w:type="dxa"/>
-            <w:bottom w:w="0" w:type="dxa"/>
-          </w:tblCellMar>
-        </w:tblPrEx>
         <w:tc>
           <w:tcPr>
             <w:tcW w:w="0" w:type="auto"/>
@@ -21933,12 +20051,6 @@
         </w:tc>
       </w:tr>
       <w:tr>
-        <w:tblPrEx>
-          <w:tblCellMar>
-            <w:top w:w="0" w:type="dxa"/>
-            <w:bottom w:w="0" w:type="dxa"/>
-          </w:tblCellMar>
-        </w:tblPrEx>
         <w:tc>
           <w:tcPr>
             <w:tcW w:w="0" w:type="auto"/>
@@ -21983,12 +20095,6 @@
         </w:tc>
       </w:tr>
       <w:tr>
-        <w:tblPrEx>
-          <w:tblCellMar>
-            <w:top w:w="0" w:type="dxa"/>
-            <w:bottom w:w="0" w:type="dxa"/>
-          </w:tblCellMar>
-        </w:tblPrEx>
         <w:tc>
           <w:tcPr>
             <w:tcW w:w="0" w:type="auto"/>
@@ -22033,12 +20139,6 @@
         </w:tc>
       </w:tr>
       <w:tr>
-        <w:tblPrEx>
-          <w:tblCellMar>
-            <w:top w:w="0" w:type="dxa"/>
-            <w:bottom w:w="0" w:type="dxa"/>
-          </w:tblCellMar>
-        </w:tblPrEx>
         <w:tc>
           <w:tcPr>
             <w:tcW w:w="0" w:type="auto"/>
@@ -22083,12 +20183,6 @@
         </w:tc>
       </w:tr>
       <w:tr>
-        <w:tblPrEx>
-          <w:tblCellMar>
-            <w:top w:w="0" w:type="dxa"/>
-            <w:bottom w:w="0" w:type="dxa"/>
-          </w:tblCellMar>
-        </w:tblPrEx>
         <w:tc>
           <w:tcPr>
             <w:tcW w:w="0" w:type="auto"/>
@@ -22177,12 +20271,6 @@
         <w:gridCol w:w="2811"/>
       </w:tblGrid>
       <w:tr>
-        <w:tblPrEx>
-          <w:tblCellMar>
-            <w:top w:w="0" w:type="dxa"/>
-            <w:bottom w:w="0" w:type="dxa"/>
-          </w:tblCellMar>
-        </w:tblPrEx>
         <w:tc>
           <w:tcPr>
             <w:tcW w:w="0" w:type="auto"/>
@@ -22236,12 +20324,6 @@
         </w:tc>
       </w:tr>
       <w:tr>
-        <w:tblPrEx>
-          <w:tblCellMar>
-            <w:top w:w="0" w:type="dxa"/>
-            <w:bottom w:w="0" w:type="dxa"/>
-          </w:tblCellMar>
-        </w:tblPrEx>
         <w:tc>
           <w:tcPr>
             <w:tcW w:w="0" w:type="auto"/>
@@ -22286,12 +20368,6 @@
         </w:tc>
       </w:tr>
       <w:tr>
-        <w:tblPrEx>
-          <w:tblCellMar>
-            <w:top w:w="0" w:type="dxa"/>
-            <w:bottom w:w="0" w:type="dxa"/>
-          </w:tblCellMar>
-        </w:tblPrEx>
         <w:tc>
           <w:tcPr>
             <w:tcW w:w="0" w:type="auto"/>
@@ -22336,12 +20412,6 @@
         </w:tc>
       </w:tr>
       <w:tr>
-        <w:tblPrEx>
-          <w:tblCellMar>
-            <w:top w:w="0" w:type="dxa"/>
-            <w:bottom w:w="0" w:type="dxa"/>
-          </w:tblCellMar>
-        </w:tblPrEx>
         <w:tc>
           <w:tcPr>
             <w:tcW w:w="0" w:type="auto"/>
@@ -22386,12 +20456,6 @@
         </w:tc>
       </w:tr>
       <w:tr>
-        <w:tblPrEx>
-          <w:tblCellMar>
-            <w:top w:w="0" w:type="dxa"/>
-            <w:bottom w:w="0" w:type="dxa"/>
-          </w:tblCellMar>
-        </w:tblPrEx>
         <w:tc>
           <w:tcPr>
             <w:tcW w:w="0" w:type="auto"/>
@@ -22436,12 +20500,6 @@
         </w:tc>
       </w:tr>
       <w:tr>
-        <w:tblPrEx>
-          <w:tblCellMar>
-            <w:top w:w="0" w:type="dxa"/>
-            <w:bottom w:w="0" w:type="dxa"/>
-          </w:tblCellMar>
-        </w:tblPrEx>
         <w:tc>
           <w:tcPr>
             <w:tcW w:w="0" w:type="auto"/>
@@ -22511,12 +20569,6 @@
         </w:tc>
       </w:tr>
       <w:tr>
-        <w:tblPrEx>
-          <w:tblCellMar>
-            <w:top w:w="0" w:type="dxa"/>
-            <w:bottom w:w="0" w:type="dxa"/>
-          </w:tblCellMar>
-        </w:tblPrEx>
         <w:tc>
           <w:tcPr>
             <w:tcW w:w="0" w:type="auto"/>
@@ -22561,12 +20613,6 @@
         </w:tc>
       </w:tr>
       <w:tr>
-        <w:tblPrEx>
-          <w:tblCellMar>
-            <w:top w:w="0" w:type="dxa"/>
-            <w:bottom w:w="0" w:type="dxa"/>
-          </w:tblCellMar>
-        </w:tblPrEx>
         <w:tc>
           <w:tcPr>
             <w:tcW w:w="0" w:type="auto"/>
@@ -22611,12 +20657,6 @@
         </w:tc>
       </w:tr>
       <w:tr>
-        <w:tblPrEx>
-          <w:tblCellMar>
-            <w:top w:w="0" w:type="dxa"/>
-            <w:bottom w:w="0" w:type="dxa"/>
-          </w:tblCellMar>
-        </w:tblPrEx>
         <w:tc>
           <w:tcPr>
             <w:tcW w:w="0" w:type="auto"/>
@@ -22662,12 +20702,6 @@
         </w:tc>
       </w:tr>
       <w:tr>
-        <w:tblPrEx>
-          <w:tblCellMar>
-            <w:top w:w="0" w:type="dxa"/>
-            <w:bottom w:w="0" w:type="dxa"/>
-          </w:tblCellMar>
-        </w:tblPrEx>
         <w:tc>
           <w:tcPr>
             <w:tcW w:w="0" w:type="auto"/>
@@ -22712,12 +20746,6 @@
         </w:tc>
       </w:tr>
       <w:tr>
-        <w:tblPrEx>
-          <w:tblCellMar>
-            <w:top w:w="0" w:type="dxa"/>
-            <w:bottom w:w="0" w:type="dxa"/>
-          </w:tblCellMar>
-        </w:tblPrEx>
         <w:tc>
           <w:tcPr>
             <w:tcW w:w="0" w:type="auto"/>
@@ -22762,12 +20790,6 @@
         </w:tc>
       </w:tr>
       <w:tr>
-        <w:tblPrEx>
-          <w:tblCellMar>
-            <w:top w:w="0" w:type="dxa"/>
-            <w:bottom w:w="0" w:type="dxa"/>
-          </w:tblCellMar>
-        </w:tblPrEx>
         <w:tc>
           <w:tcPr>
             <w:tcW w:w="0" w:type="auto"/>
@@ -22812,12 +20834,6 @@
         </w:tc>
       </w:tr>
       <w:tr>
-        <w:tblPrEx>
-          <w:tblCellMar>
-            <w:top w:w="0" w:type="dxa"/>
-            <w:bottom w:w="0" w:type="dxa"/>
-          </w:tblCellMar>
-        </w:tblPrEx>
         <w:tc>
           <w:tcPr>
             <w:tcW w:w="0" w:type="auto"/>
@@ -22906,12 +20922,6 @@
         <w:gridCol w:w="2457"/>
       </w:tblGrid>
       <w:tr>
-        <w:tblPrEx>
-          <w:tblCellMar>
-            <w:top w:w="0" w:type="dxa"/>
-            <w:bottom w:w="0" w:type="dxa"/>
-          </w:tblCellMar>
-        </w:tblPrEx>
         <w:tc>
           <w:tcPr>
             <w:tcW w:w="0" w:type="auto"/>
@@ -22965,12 +20975,6 @@
         </w:tc>
       </w:tr>
       <w:tr>
-        <w:tblPrEx>
-          <w:tblCellMar>
-            <w:top w:w="0" w:type="dxa"/>
-            <w:bottom w:w="0" w:type="dxa"/>
-          </w:tblCellMar>
-        </w:tblPrEx>
         <w:tc>
           <w:tcPr>
             <w:tcW w:w="0" w:type="auto"/>
@@ -23015,12 +21019,6 @@
         </w:tc>
       </w:tr>
       <w:tr>
-        <w:tblPrEx>
-          <w:tblCellMar>
-            <w:top w:w="0" w:type="dxa"/>
-            <w:bottom w:w="0" w:type="dxa"/>
-          </w:tblCellMar>
-        </w:tblPrEx>
         <w:tc>
           <w:tcPr>
             <w:tcW w:w="0" w:type="auto"/>
@@ -23065,12 +21063,6 @@
         </w:tc>
       </w:tr>
       <w:tr>
-        <w:tblPrEx>
-          <w:tblCellMar>
-            <w:top w:w="0" w:type="dxa"/>
-            <w:bottom w:w="0" w:type="dxa"/>
-          </w:tblCellMar>
-        </w:tblPrEx>
         <w:tc>
           <w:tcPr>
             <w:tcW w:w="0" w:type="auto"/>
@@ -23115,12 +21107,6 @@
         </w:tc>
       </w:tr>
       <w:tr>
-        <w:tblPrEx>
-          <w:tblCellMar>
-            <w:top w:w="0" w:type="dxa"/>
-            <w:bottom w:w="0" w:type="dxa"/>
-          </w:tblCellMar>
-        </w:tblPrEx>
         <w:tc>
           <w:tcPr>
             <w:tcW w:w="0" w:type="auto"/>
@@ -23165,12 +21151,6 @@
         </w:tc>
       </w:tr>
       <w:tr>
-        <w:tblPrEx>
-          <w:tblCellMar>
-            <w:top w:w="0" w:type="dxa"/>
-            <w:bottom w:w="0" w:type="dxa"/>
-          </w:tblCellMar>
-        </w:tblPrEx>
         <w:tc>
           <w:tcPr>
             <w:tcW w:w="0" w:type="auto"/>
@@ -23215,12 +21195,6 @@
         </w:tc>
       </w:tr>
       <w:tr>
-        <w:tblPrEx>
-          <w:tblCellMar>
-            <w:top w:w="0" w:type="dxa"/>
-            <w:bottom w:w="0" w:type="dxa"/>
-          </w:tblCellMar>
-        </w:tblPrEx>
         <w:tc>
           <w:tcPr>
             <w:tcW w:w="0" w:type="auto"/>
@@ -23265,12 +21239,6 @@
         </w:tc>
       </w:tr>
       <w:tr>
-        <w:tblPrEx>
-          <w:tblCellMar>
-            <w:top w:w="0" w:type="dxa"/>
-            <w:bottom w:w="0" w:type="dxa"/>
-          </w:tblCellMar>
-        </w:tblPrEx>
         <w:tc>
           <w:tcPr>
             <w:tcW w:w="0" w:type="auto"/>
@@ -23315,12 +21283,6 @@
         </w:tc>
       </w:tr>
       <w:tr>
-        <w:tblPrEx>
-          <w:tblCellMar>
-            <w:top w:w="0" w:type="dxa"/>
-            <w:bottom w:w="0" w:type="dxa"/>
-          </w:tblCellMar>
-        </w:tblPrEx>
         <w:tc>
           <w:tcPr>
             <w:tcW w:w="0" w:type="auto"/>
@@ -23365,12 +21327,6 @@
         </w:tc>
       </w:tr>
       <w:tr>
-        <w:tblPrEx>
-          <w:tblCellMar>
-            <w:top w:w="0" w:type="dxa"/>
-            <w:bottom w:w="0" w:type="dxa"/>
-          </w:tblCellMar>
-        </w:tblPrEx>
         <w:tc>
           <w:tcPr>
             <w:tcW w:w="0" w:type="auto"/>
@@ -23415,12 +21371,6 @@
         </w:tc>
       </w:tr>
       <w:tr>
-        <w:tblPrEx>
-          <w:tblCellMar>
-            <w:top w:w="0" w:type="dxa"/>
-            <w:bottom w:w="0" w:type="dxa"/>
-          </w:tblCellMar>
-        </w:tblPrEx>
         <w:tc>
           <w:tcPr>
             <w:tcW w:w="0" w:type="auto"/>
@@ -23465,12 +21415,6 @@
         </w:tc>
       </w:tr>
       <w:tr>
-        <w:tblPrEx>
-          <w:tblCellMar>
-            <w:top w:w="0" w:type="dxa"/>
-            <w:bottom w:w="0" w:type="dxa"/>
-          </w:tblCellMar>
-        </w:tblPrEx>
         <w:tc>
           <w:tcPr>
             <w:tcW w:w="0" w:type="auto"/>
@@ -23515,12 +21459,6 @@
         </w:tc>
       </w:tr>
       <w:tr>
-        <w:tblPrEx>
-          <w:tblCellMar>
-            <w:top w:w="0" w:type="dxa"/>
-            <w:bottom w:w="0" w:type="dxa"/>
-          </w:tblCellMar>
-        </w:tblPrEx>
         <w:tc>
           <w:tcPr>
             <w:tcW w:w="0" w:type="auto"/>
@@ -23632,12 +21570,6 @@
         <w:gridCol w:w="789"/>
       </w:tblGrid>
       <w:tr>
-        <w:tblPrEx>
-          <w:tblCellMar>
-            <w:top w:w="0" w:type="dxa"/>
-            <w:bottom w:w="0" w:type="dxa"/>
-          </w:tblCellMar>
-        </w:tblPrEx>
         <w:tc>
           <w:tcPr>
             <w:tcW w:w="0" w:type="auto"/>
@@ -23691,12 +21623,6 @@
         </w:tc>
       </w:tr>
       <w:tr>
-        <w:tblPrEx>
-          <w:tblCellMar>
-            <w:top w:w="0" w:type="dxa"/>
-            <w:bottom w:w="0" w:type="dxa"/>
-          </w:tblCellMar>
-        </w:tblPrEx>
         <w:tc>
           <w:tcPr>
             <w:tcW w:w="0" w:type="auto"/>
@@ -23750,12 +21676,6 @@
         </w:tc>
       </w:tr>
       <w:tr>
-        <w:tblPrEx>
-          <w:tblCellMar>
-            <w:top w:w="0" w:type="dxa"/>
-            <w:bottom w:w="0" w:type="dxa"/>
-          </w:tblCellMar>
-        </w:tblPrEx>
         <w:tc>
           <w:tcPr>
             <w:tcW w:w="0" w:type="auto"/>
@@ -23800,12 +21720,6 @@
         </w:tc>
       </w:tr>
       <w:tr>
-        <w:tblPrEx>
-          <w:tblCellMar>
-            <w:top w:w="0" w:type="dxa"/>
-            <w:bottom w:w="0" w:type="dxa"/>
-          </w:tblCellMar>
-        </w:tblPrEx>
         <w:tc>
           <w:tcPr>
             <w:tcW w:w="0" w:type="auto"/>
@@ -23859,12 +21773,6 @@
         </w:tc>
       </w:tr>
       <w:tr>
-        <w:tblPrEx>
-          <w:tblCellMar>
-            <w:top w:w="0" w:type="dxa"/>
-            <w:bottom w:w="0" w:type="dxa"/>
-          </w:tblCellMar>
-        </w:tblPrEx>
         <w:tc>
           <w:tcPr>
             <w:tcW w:w="0" w:type="auto"/>
@@ -23918,12 +21826,6 @@
         </w:tc>
       </w:tr>
       <w:tr>
-        <w:tblPrEx>
-          <w:tblCellMar>
-            <w:top w:w="0" w:type="dxa"/>
-            <w:bottom w:w="0" w:type="dxa"/>
-          </w:tblCellMar>
-        </w:tblPrEx>
         <w:tc>
           <w:tcPr>
             <w:tcW w:w="0" w:type="auto"/>
@@ -23984,12 +21886,6 @@
         </w:tc>
       </w:tr>
       <w:tr>
-        <w:tblPrEx>
-          <w:tblCellMar>
-            <w:top w:w="0" w:type="dxa"/>
-            <w:bottom w:w="0" w:type="dxa"/>
-          </w:tblCellMar>
-        </w:tblPrEx>
         <w:tc>
           <w:tcPr>
             <w:tcW w:w="0" w:type="auto"/>
@@ -24034,12 +21930,6 @@
         </w:tc>
       </w:tr>
       <w:tr>
-        <w:tblPrEx>
-          <w:tblCellMar>
-            <w:top w:w="0" w:type="dxa"/>
-            <w:bottom w:w="0" w:type="dxa"/>
-          </w:tblCellMar>
-        </w:tblPrEx>
         <w:tc>
           <w:tcPr>
             <w:tcW w:w="0" w:type="auto"/>
@@ -24086,12 +21976,6 @@
         </w:tc>
       </w:tr>
       <w:tr>
-        <w:tblPrEx>
-          <w:tblCellMar>
-            <w:top w:w="0" w:type="dxa"/>
-            <w:bottom w:w="0" w:type="dxa"/>
-          </w:tblCellMar>
-        </w:tblPrEx>
         <w:tc>
           <w:tcPr>
             <w:tcW w:w="0" w:type="auto"/>
@@ -24145,12 +22029,6 @@
         </w:tc>
       </w:tr>
       <w:tr>
-        <w:tblPrEx>
-          <w:tblCellMar>
-            <w:top w:w="0" w:type="dxa"/>
-            <w:bottom w:w="0" w:type="dxa"/>
-          </w:tblCellMar>
-        </w:tblPrEx>
         <w:tc>
           <w:tcPr>
             <w:tcW w:w="0" w:type="auto"/>
@@ -24197,12 +22075,6 @@
         </w:tc>
       </w:tr>
       <w:tr>
-        <w:tblPrEx>
-          <w:tblCellMar>
-            <w:top w:w="0" w:type="dxa"/>
-            <w:bottom w:w="0" w:type="dxa"/>
-          </w:tblCellMar>
-        </w:tblPrEx>
         <w:tc>
           <w:tcPr>
             <w:tcW w:w="0" w:type="auto"/>
@@ -24256,12 +22128,6 @@
         </w:tc>
       </w:tr>
       <w:tr>
-        <w:tblPrEx>
-          <w:tblCellMar>
-            <w:top w:w="0" w:type="dxa"/>
-            <w:bottom w:w="0" w:type="dxa"/>
-          </w:tblCellMar>
-        </w:tblPrEx>
         <w:tc>
           <w:tcPr>
             <w:tcW w:w="0" w:type="auto"/>
@@ -24324,12 +22190,6 @@
         </w:tc>
       </w:tr>
       <w:tr>
-        <w:tblPrEx>
-          <w:tblCellMar>
-            <w:top w:w="0" w:type="dxa"/>
-            <w:bottom w:w="0" w:type="dxa"/>
-          </w:tblCellMar>
-        </w:tblPrEx>
         <w:tc>
           <w:tcPr>
             <w:tcW w:w="0" w:type="auto"/>
@@ -24376,12 +22236,6 @@
         </w:tc>
       </w:tr>
       <w:tr>
-        <w:tblPrEx>
-          <w:tblCellMar>
-            <w:top w:w="0" w:type="dxa"/>
-            <w:bottom w:w="0" w:type="dxa"/>
-          </w:tblCellMar>
-        </w:tblPrEx>
         <w:tc>
           <w:tcPr>
             <w:tcW w:w="0" w:type="auto"/>
@@ -24426,12 +22280,6 @@
         </w:tc>
       </w:tr>
       <w:tr>
-        <w:tblPrEx>
-          <w:tblCellMar>
-            <w:top w:w="0" w:type="dxa"/>
-            <w:bottom w:w="0" w:type="dxa"/>
-          </w:tblCellMar>
-        </w:tblPrEx>
         <w:tc>
           <w:tcPr>
             <w:tcW w:w="0" w:type="auto"/>
@@ -24476,12 +22324,6 @@
         </w:tc>
       </w:tr>
       <w:tr>
-        <w:tblPrEx>
-          <w:tblCellMar>
-            <w:top w:w="0" w:type="dxa"/>
-            <w:bottom w:w="0" w:type="dxa"/>
-          </w:tblCellMar>
-        </w:tblPrEx>
         <w:tc>
           <w:tcPr>
             <w:tcW w:w="0" w:type="auto"/>
@@ -24526,12 +22368,6 @@
         </w:tc>
       </w:tr>
       <w:tr>
-        <w:tblPrEx>
-          <w:tblCellMar>
-            <w:top w:w="0" w:type="dxa"/>
-            <w:bottom w:w="0" w:type="dxa"/>
-          </w:tblCellMar>
-        </w:tblPrEx>
         <w:tc>
           <w:tcPr>
             <w:tcW w:w="0" w:type="auto"/>
@@ -24576,12 +22412,6 @@
         </w:tc>
       </w:tr>
       <w:tr>
-        <w:tblPrEx>
-          <w:tblCellMar>
-            <w:top w:w="0" w:type="dxa"/>
-            <w:bottom w:w="0" w:type="dxa"/>
-          </w:tblCellMar>
-        </w:tblPrEx>
         <w:tc>
           <w:tcPr>
             <w:tcW w:w="0" w:type="auto"/>
@@ -24626,12 +22456,6 @@
         </w:tc>
       </w:tr>
       <w:tr>
-        <w:tblPrEx>
-          <w:tblCellMar>
-            <w:top w:w="0" w:type="dxa"/>
-            <w:bottom w:w="0" w:type="dxa"/>
-          </w:tblCellMar>
-        </w:tblPrEx>
         <w:tc>
           <w:tcPr>
             <w:tcW w:w="0" w:type="auto"/>
@@ -24676,12 +22500,6 @@
         </w:tc>
       </w:tr>
       <w:tr>
-        <w:tblPrEx>
-          <w:tblCellMar>
-            <w:top w:w="0" w:type="dxa"/>
-            <w:bottom w:w="0" w:type="dxa"/>
-          </w:tblCellMar>
-        </w:tblPrEx>
         <w:tc>
           <w:tcPr>
             <w:tcW w:w="0" w:type="auto"/>
@@ -24742,12 +22560,6 @@
         </w:tc>
       </w:tr>
       <w:tr>
-        <w:tblPrEx>
-          <w:tblCellMar>
-            <w:top w:w="0" w:type="dxa"/>
-            <w:bottom w:w="0" w:type="dxa"/>
-          </w:tblCellMar>
-        </w:tblPrEx>
         <w:tc>
           <w:tcPr>
             <w:tcW w:w="0" w:type="auto"/>
@@ -24792,12 +22604,6 @@
         </w:tc>
       </w:tr>
       <w:tr>
-        <w:tblPrEx>
-          <w:tblCellMar>
-            <w:top w:w="0" w:type="dxa"/>
-            <w:bottom w:w="0" w:type="dxa"/>
-          </w:tblCellMar>
-        </w:tblPrEx>
         <w:tc>
           <w:tcPr>
             <w:tcW w:w="0" w:type="auto"/>
@@ -24842,12 +22648,6 @@
         </w:tc>
       </w:tr>
       <w:tr>
-        <w:tblPrEx>
-          <w:tblCellMar>
-            <w:top w:w="0" w:type="dxa"/>
-            <w:bottom w:w="0" w:type="dxa"/>
-          </w:tblCellMar>
-        </w:tblPrEx>
         <w:tc>
           <w:tcPr>
             <w:tcW w:w="0" w:type="auto"/>
@@ -24892,12 +22692,6 @@
         </w:tc>
       </w:tr>
       <w:tr>
-        <w:tblPrEx>
-          <w:tblCellMar>
-            <w:top w:w="0" w:type="dxa"/>
-            <w:bottom w:w="0" w:type="dxa"/>
-          </w:tblCellMar>
-        </w:tblPrEx>
         <w:tc>
           <w:tcPr>
             <w:tcW w:w="0" w:type="auto"/>
@@ -24958,12 +22752,6 @@
         </w:tc>
       </w:tr>
       <w:tr>
-        <w:tblPrEx>
-          <w:tblCellMar>
-            <w:top w:w="0" w:type="dxa"/>
-            <w:bottom w:w="0" w:type="dxa"/>
-          </w:tblCellMar>
-        </w:tblPrEx>
         <w:tc>
           <w:tcPr>
             <w:tcW w:w="0" w:type="auto"/>
@@ -25286,12 +23074,6 @@
         <w:gridCol w:w="1489"/>
       </w:tblGrid>
       <w:tr>
-        <w:tblPrEx>
-          <w:tblCellMar>
-            <w:top w:w="0" w:type="dxa"/>
-            <w:bottom w:w="0" w:type="dxa"/>
-          </w:tblCellMar>
-        </w:tblPrEx>
         <w:tc>
           <w:tcPr>
             <w:tcW w:w="0" w:type="auto"/>
@@ -25432,12 +23214,6 @@
         </w:tc>
       </w:tr>
       <w:tr>
-        <w:tblPrEx>
-          <w:tblCellMar>
-            <w:top w:w="0" w:type="dxa"/>
-            <w:bottom w:w="0" w:type="dxa"/>
-          </w:tblCellMar>
-        </w:tblPrEx>
         <w:tc>
           <w:tcPr>
             <w:tcW w:w="0" w:type="auto"/>
@@ -25518,21 +23294,21 @@
                 <w:sz w:val="20"/>
                 <w:szCs w:val="20"/>
               </w:rPr>
-              <w:t>No</w:t>
-            </w:r>
-          </w:p>
-        </w:tc>
-        <w:tc>
-          <w:tcPr>
-            <w:tcW w:w="0" w:type="auto"/>
-          </w:tcPr>
-          <w:p>
-            <w:r>
-              <w:rPr>
-                <w:sz w:val="20"/>
-                <w:szCs w:val="20"/>
-              </w:rPr>
-              <w:t>No</w:t>
+              <w:t>Sí</w:t>
+            </w:r>
+          </w:p>
+        </w:tc>
+        <w:tc>
+          <w:tcPr>
+            <w:tcW w:w="0" w:type="auto"/>
+          </w:tcPr>
+          <w:p>
+            <w:r>
+              <w:rPr>
+                <w:sz w:val="20"/>
+                <w:szCs w:val="20"/>
+              </w:rPr>
+              <w:t>Sí</w:t>
             </w:r>
           </w:p>
         </w:tc>
@@ -25552,12 +23328,6 @@
         </w:tc>
       </w:tr>
       <w:tr>
-        <w:tblPrEx>
-          <w:tblCellMar>
-            <w:top w:w="0" w:type="dxa"/>
-            <w:bottom w:w="0" w:type="dxa"/>
-          </w:tblCellMar>
-        </w:tblPrEx>
         <w:tc>
           <w:tcPr>
             <w:tcW w:w="0" w:type="auto"/>
@@ -25672,12 +23442,6 @@
         </w:tc>
       </w:tr>
       <w:tr>
-        <w:tblPrEx>
-          <w:tblCellMar>
-            <w:top w:w="0" w:type="dxa"/>
-            <w:bottom w:w="0" w:type="dxa"/>
-          </w:tblCellMar>
-        </w:tblPrEx>
         <w:tc>
           <w:tcPr>
             <w:tcW w:w="0" w:type="auto"/>
@@ -25792,12 +23556,6 @@
         </w:tc>
       </w:tr>
       <w:tr>
-        <w:tblPrEx>
-          <w:tblCellMar>
-            <w:top w:w="0" w:type="dxa"/>
-            <w:bottom w:w="0" w:type="dxa"/>
-          </w:tblCellMar>
-        </w:tblPrEx>
         <w:tc>
           <w:tcPr>
             <w:tcW w:w="0" w:type="auto"/>
@@ -26029,12 +23787,6 @@
         <w:gridCol w:w="2120"/>
       </w:tblGrid>
       <w:tr>
-        <w:tblPrEx>
-          <w:tblCellMar>
-            <w:top w:w="0" w:type="dxa"/>
-            <w:bottom w:w="0" w:type="dxa"/>
-          </w:tblCellMar>
-        </w:tblPrEx>
         <w:tc>
           <w:tcPr>
             <w:tcW w:w="0" w:type="auto"/>
@@ -26071,12 +23823,6 @@
         </w:tc>
       </w:tr>
       <w:tr>
-        <w:tblPrEx>
-          <w:tblCellMar>
-            <w:top w:w="0" w:type="dxa"/>
-            <w:bottom w:w="0" w:type="dxa"/>
-          </w:tblCellMar>
-        </w:tblPrEx>
         <w:tc>
           <w:tcPr>
             <w:tcW w:w="0" w:type="auto"/>
@@ -26107,12 +23853,6 @@
         </w:tc>
       </w:tr>
       <w:tr>
-        <w:tblPrEx>
-          <w:tblCellMar>
-            <w:top w:w="0" w:type="dxa"/>
-            <w:bottom w:w="0" w:type="dxa"/>
-          </w:tblCellMar>
-        </w:tblPrEx>
         <w:tc>
           <w:tcPr>
             <w:tcW w:w="0" w:type="auto"/>
@@ -26143,12 +23883,6 @@
         </w:tc>
       </w:tr>
       <w:tr>
-        <w:tblPrEx>
-          <w:tblCellMar>
-            <w:top w:w="0" w:type="dxa"/>
-            <w:bottom w:w="0" w:type="dxa"/>
-          </w:tblCellMar>
-        </w:tblPrEx>
         <w:tc>
           <w:tcPr>
             <w:tcW w:w="0" w:type="auto"/>
@@ -26179,12 +23913,6 @@
         </w:tc>
       </w:tr>
       <w:tr>
-        <w:tblPrEx>
-          <w:tblCellMar>
-            <w:top w:w="0" w:type="dxa"/>
-            <w:bottom w:w="0" w:type="dxa"/>
-          </w:tblCellMar>
-        </w:tblPrEx>
         <w:tc>
           <w:tcPr>
             <w:tcW w:w="0" w:type="auto"/>
@@ -26215,12 +23943,6 @@
         </w:tc>
       </w:tr>
       <w:tr>
-        <w:tblPrEx>
-          <w:tblCellMar>
-            <w:top w:w="0" w:type="dxa"/>
-            <w:bottom w:w="0" w:type="dxa"/>
-          </w:tblCellMar>
-        </w:tblPrEx>
         <w:tc>
           <w:tcPr>
             <w:tcW w:w="0" w:type="auto"/>
@@ -26251,12 +23973,6 @@
         </w:tc>
       </w:tr>
       <w:tr>
-        <w:tblPrEx>
-          <w:tblCellMar>
-            <w:top w:w="0" w:type="dxa"/>
-            <w:bottom w:w="0" w:type="dxa"/>
-          </w:tblCellMar>
-        </w:tblPrEx>
         <w:tc>
           <w:tcPr>
             <w:tcW w:w="0" w:type="auto"/>
@@ -26287,12 +24003,6 @@
         </w:tc>
       </w:tr>
       <w:tr>
-        <w:tblPrEx>
-          <w:tblCellMar>
-            <w:top w:w="0" w:type="dxa"/>
-            <w:bottom w:w="0" w:type="dxa"/>
-          </w:tblCellMar>
-        </w:tblPrEx>
         <w:tc>
           <w:tcPr>
             <w:tcW w:w="0" w:type="auto"/>
@@ -26323,12 +24033,6 @@
         </w:tc>
       </w:tr>
       <w:tr>
-        <w:tblPrEx>
-          <w:tblCellMar>
-            <w:top w:w="0" w:type="dxa"/>
-            <w:bottom w:w="0" w:type="dxa"/>
-          </w:tblCellMar>
-        </w:tblPrEx>
         <w:tc>
           <w:tcPr>
             <w:tcW w:w="0" w:type="auto"/>
@@ -26444,12 +24148,6 @@
         <w:gridCol w:w="3511"/>
       </w:tblGrid>
       <w:tr>
-        <w:tblPrEx>
-          <w:tblCellMar>
-            <w:top w:w="0" w:type="dxa"/>
-            <w:bottom w:w="0" w:type="dxa"/>
-          </w:tblCellMar>
-        </w:tblPrEx>
         <w:tc>
           <w:tcPr>
             <w:tcW w:w="0" w:type="auto"/>
@@ -26486,12 +24184,6 @@
         </w:tc>
       </w:tr>
       <w:tr>
-        <w:tblPrEx>
-          <w:tblCellMar>
-            <w:top w:w="0" w:type="dxa"/>
-            <w:bottom w:w="0" w:type="dxa"/>
-          </w:tblCellMar>
-        </w:tblPrEx>
         <w:tc>
           <w:tcPr>
             <w:tcW w:w="0" w:type="auto"/>
@@ -26522,12 +24214,6 @@
         </w:tc>
       </w:tr>
       <w:tr>
-        <w:tblPrEx>
-          <w:tblCellMar>
-            <w:top w:w="0" w:type="dxa"/>
-            <w:bottom w:w="0" w:type="dxa"/>
-          </w:tblCellMar>
-        </w:tblPrEx>
         <w:tc>
           <w:tcPr>
             <w:tcW w:w="0" w:type="auto"/>
@@ -26558,12 +24244,6 @@
         </w:tc>
       </w:tr>
       <w:tr>
-        <w:tblPrEx>
-          <w:tblCellMar>
-            <w:top w:w="0" w:type="dxa"/>
-            <w:bottom w:w="0" w:type="dxa"/>
-          </w:tblCellMar>
-        </w:tblPrEx>
         <w:tc>
           <w:tcPr>
             <w:tcW w:w="0" w:type="auto"/>
@@ -26594,12 +24274,6 @@
         </w:tc>
       </w:tr>
       <w:tr>
-        <w:tblPrEx>
-          <w:tblCellMar>
-            <w:top w:w="0" w:type="dxa"/>
-            <w:bottom w:w="0" w:type="dxa"/>
-          </w:tblCellMar>
-        </w:tblPrEx>
         <w:tc>
           <w:tcPr>
             <w:tcW w:w="0" w:type="auto"/>
@@ -26630,12 +24304,6 @@
         </w:tc>
       </w:tr>
       <w:tr>
-        <w:tblPrEx>
-          <w:tblCellMar>
-            <w:top w:w="0" w:type="dxa"/>
-            <w:bottom w:w="0" w:type="dxa"/>
-          </w:tblCellMar>
-        </w:tblPrEx>
         <w:tc>
           <w:tcPr>
             <w:tcW w:w="0" w:type="auto"/>
@@ -26801,12 +24469,6 @@
         <w:gridCol w:w="2786"/>
       </w:tblGrid>
       <w:tr>
-        <w:tblPrEx>
-          <w:tblCellMar>
-            <w:top w:w="0" w:type="dxa"/>
-            <w:bottom w:w="0" w:type="dxa"/>
-          </w:tblCellMar>
-        </w:tblPrEx>
         <w:tc>
           <w:tcPr>
             <w:tcW w:w="0" w:type="auto"/>
@@ -26877,12 +24539,6 @@
         </w:tc>
       </w:tr>
       <w:tr>
-        <w:tblPrEx>
-          <w:tblCellMar>
-            <w:top w:w="0" w:type="dxa"/>
-            <w:bottom w:w="0" w:type="dxa"/>
-          </w:tblCellMar>
-        </w:tblPrEx>
         <w:tc>
           <w:tcPr>
             <w:tcW w:w="0" w:type="auto"/>
@@ -26941,12 +24597,6 @@
         </w:tc>
       </w:tr>
       <w:tr>
-        <w:tblPrEx>
-          <w:tblCellMar>
-            <w:top w:w="0" w:type="dxa"/>
-            <w:bottom w:w="0" w:type="dxa"/>
-          </w:tblCellMar>
-        </w:tblPrEx>
         <w:tc>
           <w:tcPr>
             <w:tcW w:w="0" w:type="auto"/>
@@ -27005,12 +24655,6 @@
         </w:tc>
       </w:tr>
       <w:tr>
-        <w:tblPrEx>
-          <w:tblCellMar>
-            <w:top w:w="0" w:type="dxa"/>
-            <w:bottom w:w="0" w:type="dxa"/>
-          </w:tblCellMar>
-        </w:tblPrEx>
         <w:tc>
           <w:tcPr>
             <w:tcW w:w="0" w:type="auto"/>
@@ -27164,12 +24808,6 @@
         <w:gridCol w:w="2484"/>
       </w:tblGrid>
       <w:tr>
-        <w:tblPrEx>
-          <w:tblCellMar>
-            <w:top w:w="0" w:type="dxa"/>
-            <w:bottom w:w="0" w:type="dxa"/>
-          </w:tblCellMar>
-        </w:tblPrEx>
         <w:tc>
           <w:tcPr>
             <w:tcW w:w="0" w:type="auto"/>
@@ -27240,12 +24878,6 @@
         </w:tc>
       </w:tr>
       <w:tr>
-        <w:tblPrEx>
-          <w:tblCellMar>
-            <w:top w:w="0" w:type="dxa"/>
-            <w:bottom w:w="0" w:type="dxa"/>
-          </w:tblCellMar>
-        </w:tblPrEx>
         <w:tc>
           <w:tcPr>
             <w:tcW w:w="0" w:type="auto"/>
@@ -27304,12 +24936,6 @@
         </w:tc>
       </w:tr>
       <w:tr>
-        <w:tblPrEx>
-          <w:tblCellMar>
-            <w:top w:w="0" w:type="dxa"/>
-            <w:bottom w:w="0" w:type="dxa"/>
-          </w:tblCellMar>
-        </w:tblPrEx>
         <w:tc>
           <w:tcPr>
             <w:tcW w:w="0" w:type="auto"/>
@@ -27368,12 +24994,6 @@
         </w:tc>
       </w:tr>
       <w:tr>
-        <w:tblPrEx>
-          <w:tblCellMar>
-            <w:top w:w="0" w:type="dxa"/>
-            <w:bottom w:w="0" w:type="dxa"/>
-          </w:tblCellMar>
-        </w:tblPrEx>
         <w:tc>
           <w:tcPr>
             <w:tcW w:w="0" w:type="auto"/>
@@ -27432,12 +25052,6 @@
         </w:tc>
       </w:tr>
       <w:tr>
-        <w:tblPrEx>
-          <w:tblCellMar>
-            <w:top w:w="0" w:type="dxa"/>
-            <w:bottom w:w="0" w:type="dxa"/>
-          </w:tblCellMar>
-        </w:tblPrEx>
         <w:tc>
           <w:tcPr>
             <w:tcW w:w="0" w:type="auto"/>
@@ -27496,12 +25110,6 @@
         </w:tc>
       </w:tr>
       <w:tr>
-        <w:tblPrEx>
-          <w:tblCellMar>
-            <w:top w:w="0" w:type="dxa"/>
-            <w:bottom w:w="0" w:type="dxa"/>
-          </w:tblCellMar>
-        </w:tblPrEx>
         <w:tc>
           <w:tcPr>
             <w:tcW w:w="0" w:type="auto"/>
@@ -27560,12 +25168,6 @@
         </w:tc>
       </w:tr>
       <w:tr>
-        <w:tblPrEx>
-          <w:tblCellMar>
-            <w:top w:w="0" w:type="dxa"/>
-            <w:bottom w:w="0" w:type="dxa"/>
-          </w:tblCellMar>
-        </w:tblPrEx>
         <w:tc>
           <w:tcPr>
             <w:tcW w:w="0" w:type="auto"/>
@@ -27627,12 +25229,6 @@
         </w:tc>
       </w:tr>
       <w:tr>
-        <w:tblPrEx>
-          <w:tblCellMar>
-            <w:top w:w="0" w:type="dxa"/>
-            <w:bottom w:w="0" w:type="dxa"/>
-          </w:tblCellMar>
-        </w:tblPrEx>
         <w:tc>
           <w:tcPr>
             <w:tcW w:w="0" w:type="auto"/>
@@ -27691,12 +25287,6 @@
         </w:tc>
       </w:tr>
       <w:tr>
-        <w:tblPrEx>
-          <w:tblCellMar>
-            <w:top w:w="0" w:type="dxa"/>
-            <w:bottom w:w="0" w:type="dxa"/>
-          </w:tblCellMar>
-        </w:tblPrEx>
         <w:tc>
           <w:tcPr>
             <w:tcW w:w="0" w:type="auto"/>
@@ -27764,12 +25354,6 @@
         </w:tc>
       </w:tr>
       <w:tr>
-        <w:tblPrEx>
-          <w:tblCellMar>
-            <w:top w:w="0" w:type="dxa"/>
-            <w:bottom w:w="0" w:type="dxa"/>
-          </w:tblCellMar>
-        </w:tblPrEx>
         <w:tc>
           <w:tcPr>
             <w:tcW w:w="0" w:type="auto"/>
@@ -27828,12 +25412,6 @@
         </w:tc>
       </w:tr>
       <w:tr>
-        <w:tblPrEx>
-          <w:tblCellMar>
-            <w:top w:w="0" w:type="dxa"/>
-            <w:bottom w:w="0" w:type="dxa"/>
-          </w:tblCellMar>
-        </w:tblPrEx>
         <w:tc>
           <w:tcPr>
             <w:tcW w:w="0" w:type="auto"/>
@@ -27892,12 +25470,6 @@
         </w:tc>
       </w:tr>
       <w:tr>
-        <w:tblPrEx>
-          <w:tblCellMar>
-            <w:top w:w="0" w:type="dxa"/>
-            <w:bottom w:w="0" w:type="dxa"/>
-          </w:tblCellMar>
-        </w:tblPrEx>
         <w:tc>
           <w:tcPr>
             <w:tcW w:w="0" w:type="auto"/>
